--- a/Milestone/Module 8/Module-8.docx
+++ b/Milestone/Module 8/Module-8.docx
@@ -253,19 +253,7 @@
                                 <w:szCs w:val="21"/>
                                 <w14:ligatures w14:val="none"/>
                               </w:rPr>
-                              <w:t>_</w:t>
-                            </w:r>
-                            <w:proofErr w:type="gramStart"/>
-                            <w:r>
-                              <w:rPr>
-                                <w:rFonts w:ascii="Consolas" w:eastAsia="Times New Roman" w:hAnsi="Consolas" w:cs="Times New Roman"/>
-                                <w:color w:val="56B6C2"/>
-                                <w:kern w:val="0"/>
-                                <w:sz w:val="21"/>
-                                <w:szCs w:val="21"/>
-                                <w14:ligatures w14:val="none"/>
-                              </w:rPr>
-                              <w:t>_</w:t>
+                              <w:t>__</w:t>
                             </w:r>
                             <w:r>
                               <w:rPr>
@@ -278,7 +266,6 @@
                               </w:rPr>
                               <w:t>(</w:t>
                             </w:r>
-                            <w:proofErr w:type="gramEnd"/>
                             <w:r>
                               <w:rPr>
                                 <w:rFonts w:ascii="Consolas" w:eastAsia="Times New Roman" w:hAnsi="Consolas" w:cs="Times New Roman"/>
@@ -521,7 +508,6 @@
                               <w:t xml:space="preserve">        </w:t>
                             </w:r>
                             <w:proofErr w:type="spellStart"/>
-                            <w:proofErr w:type="gramStart"/>
                             <w:r>
                               <w:rPr>
                                 <w:rFonts w:ascii="Consolas" w:eastAsia="Times New Roman" w:hAnsi="Consolas" w:cs="Times New Roman"/>
@@ -542,19 +528,7 @@
                                 <w:szCs w:val="21"/>
                                 <w14:ligatures w14:val="none"/>
                               </w:rPr>
-                              <w:t>.item</w:t>
-                            </w:r>
-                            <w:proofErr w:type="gramEnd"/>
-                            <w:r>
-                              <w:rPr>
-                                <w:rFonts w:ascii="Consolas" w:eastAsia="Times New Roman" w:hAnsi="Consolas" w:cs="Times New Roman"/>
-                                <w:color w:val="ABB2BF"/>
-                                <w:kern w:val="0"/>
-                                <w:sz w:val="21"/>
-                                <w:szCs w:val="21"/>
-                                <w14:ligatures w14:val="none"/>
-                              </w:rPr>
-                              <w:t>_name</w:t>
+                              <w:t>.item_name</w:t>
                             </w:r>
                             <w:proofErr w:type="spellEnd"/>
                             <w:r>
@@ -607,7 +581,6 @@
                               <w:t xml:space="preserve">        </w:t>
                             </w:r>
                             <w:proofErr w:type="spellStart"/>
-                            <w:proofErr w:type="gramStart"/>
                             <w:r>
                               <w:rPr>
                                 <w:rFonts w:ascii="Consolas" w:eastAsia="Times New Roman" w:hAnsi="Consolas" w:cs="Times New Roman"/>
@@ -628,19 +601,7 @@
                                 <w:szCs w:val="21"/>
                                 <w14:ligatures w14:val="none"/>
                               </w:rPr>
-                              <w:t>.item</w:t>
-                            </w:r>
-                            <w:proofErr w:type="gramEnd"/>
-                            <w:r>
-                              <w:rPr>
-                                <w:rFonts w:ascii="Consolas" w:eastAsia="Times New Roman" w:hAnsi="Consolas" w:cs="Times New Roman"/>
-                                <w:color w:val="ABB2BF"/>
-                                <w:kern w:val="0"/>
-                                <w:sz w:val="21"/>
-                                <w:szCs w:val="21"/>
-                                <w14:ligatures w14:val="none"/>
-                              </w:rPr>
-                              <w:t>_price</w:t>
+                              <w:t>.item_price</w:t>
                             </w:r>
                             <w:proofErr w:type="spellEnd"/>
                             <w:r>
@@ -693,7 +654,6 @@
                               <w:t xml:space="preserve">        </w:t>
                             </w:r>
                             <w:proofErr w:type="spellStart"/>
-                            <w:proofErr w:type="gramStart"/>
                             <w:r>
                               <w:rPr>
                                 <w:rFonts w:ascii="Consolas" w:eastAsia="Times New Roman" w:hAnsi="Consolas" w:cs="Times New Roman"/>
@@ -714,19 +674,7 @@
                                 <w:szCs w:val="21"/>
                                 <w14:ligatures w14:val="none"/>
                               </w:rPr>
-                              <w:t>.item</w:t>
-                            </w:r>
-                            <w:proofErr w:type="gramEnd"/>
-                            <w:r>
-                              <w:rPr>
-                                <w:rFonts w:ascii="Consolas" w:eastAsia="Times New Roman" w:hAnsi="Consolas" w:cs="Times New Roman"/>
-                                <w:color w:val="ABB2BF"/>
-                                <w:kern w:val="0"/>
-                                <w:sz w:val="21"/>
-                                <w:szCs w:val="21"/>
-                                <w14:ligatures w14:val="none"/>
-                              </w:rPr>
-                              <w:t>_quantity</w:t>
+                              <w:t>.item_quantity</w:t>
                             </w:r>
                             <w:proofErr w:type="spellEnd"/>
                             <w:r>
@@ -779,7 +727,6 @@
                               <w:t xml:space="preserve">        </w:t>
                             </w:r>
                             <w:proofErr w:type="spellStart"/>
-                            <w:proofErr w:type="gramStart"/>
                             <w:r>
                               <w:rPr>
                                 <w:rFonts w:ascii="Consolas" w:eastAsia="Times New Roman" w:hAnsi="Consolas" w:cs="Times New Roman"/>
@@ -800,19 +747,7 @@
                                 <w:szCs w:val="21"/>
                                 <w14:ligatures w14:val="none"/>
                               </w:rPr>
-                              <w:t>.item</w:t>
-                            </w:r>
-                            <w:proofErr w:type="gramEnd"/>
-                            <w:r>
-                              <w:rPr>
-                                <w:rFonts w:ascii="Consolas" w:eastAsia="Times New Roman" w:hAnsi="Consolas" w:cs="Times New Roman"/>
-                                <w:color w:val="ABB2BF"/>
-                                <w:kern w:val="0"/>
-                                <w:sz w:val="21"/>
-                                <w:szCs w:val="21"/>
-                                <w14:ligatures w14:val="none"/>
-                              </w:rPr>
-                              <w:t>_description</w:t>
+                              <w:t>.item_description</w:t>
                             </w:r>
                             <w:proofErr w:type="spellEnd"/>
                             <w:r>
@@ -1034,7 +969,6 @@
                               <w:t xml:space="preserve"> = </w:t>
                             </w:r>
                             <w:proofErr w:type="spellStart"/>
-                            <w:proofErr w:type="gramStart"/>
                             <w:r>
                               <w:rPr>
                                 <w:rFonts w:ascii="Consolas" w:eastAsia="Times New Roman" w:hAnsi="Consolas" w:cs="Times New Roman"/>
@@ -1055,19 +989,7 @@
                                 <w:szCs w:val="21"/>
                                 <w14:ligatures w14:val="none"/>
                               </w:rPr>
-                              <w:t>.item</w:t>
-                            </w:r>
-                            <w:proofErr w:type="gramEnd"/>
-                            <w:r>
-                              <w:rPr>
-                                <w:rFonts w:ascii="Consolas" w:eastAsia="Times New Roman" w:hAnsi="Consolas" w:cs="Times New Roman"/>
-                                <w:color w:val="ABB2BF"/>
-                                <w:kern w:val="0"/>
-                                <w:sz w:val="21"/>
-                                <w:szCs w:val="21"/>
-                                <w14:ligatures w14:val="none"/>
-                              </w:rPr>
-                              <w:t>_price</w:t>
+                              <w:t>.item_price</w:t>
                             </w:r>
                             <w:proofErr w:type="spellEnd"/>
                             <w:r>
@@ -1104,7 +1026,6 @@
                               <w:t xml:space="preserve"> </w:t>
                             </w:r>
                             <w:proofErr w:type="spellStart"/>
-                            <w:proofErr w:type="gramStart"/>
                             <w:r>
                               <w:rPr>
                                 <w:rFonts w:ascii="Consolas" w:eastAsia="Times New Roman" w:hAnsi="Consolas" w:cs="Times New Roman"/>
@@ -1125,19 +1046,7 @@
                                 <w:szCs w:val="21"/>
                                 <w14:ligatures w14:val="none"/>
                               </w:rPr>
-                              <w:t>.item</w:t>
-                            </w:r>
-                            <w:proofErr w:type="gramEnd"/>
-                            <w:r>
-                              <w:rPr>
-                                <w:rFonts w:ascii="Consolas" w:eastAsia="Times New Roman" w:hAnsi="Consolas" w:cs="Times New Roman"/>
-                                <w:color w:val="ABB2BF"/>
-                                <w:kern w:val="0"/>
-                                <w:sz w:val="21"/>
-                                <w:szCs w:val="21"/>
-                                <w14:ligatures w14:val="none"/>
-                              </w:rPr>
-                              <w:t>_quantity</w:t>
+                              <w:t>.item_quantity</w:t>
                             </w:r>
                             <w:proofErr w:type="spellEnd"/>
                           </w:p>
@@ -1210,7 +1119,6 @@
                               <w:t>"{</w:t>
                             </w:r>
                             <w:proofErr w:type="spellStart"/>
-                            <w:proofErr w:type="gramStart"/>
                             <w:r>
                               <w:rPr>
                                 <w:rFonts w:ascii="Consolas" w:eastAsia="Times New Roman" w:hAnsi="Consolas" w:cs="Times New Roman"/>
@@ -1231,19 +1139,7 @@
                                 <w:szCs w:val="21"/>
                                 <w14:ligatures w14:val="none"/>
                               </w:rPr>
-                              <w:t>.item</w:t>
-                            </w:r>
-                            <w:proofErr w:type="gramEnd"/>
-                            <w:r>
-                              <w:rPr>
-                                <w:rFonts w:ascii="Consolas" w:eastAsia="Times New Roman" w:hAnsi="Consolas" w:cs="Times New Roman"/>
-                                <w:color w:val="ABB2BF"/>
-                                <w:kern w:val="0"/>
-                                <w:sz w:val="21"/>
-                                <w:szCs w:val="21"/>
-                                <w14:ligatures w14:val="none"/>
-                              </w:rPr>
-                              <w:t>_name</w:t>
+                              <w:t>.item_name</w:t>
                             </w:r>
                             <w:proofErr w:type="spellEnd"/>
                             <w:r>
@@ -1258,7 +1154,6 @@
                               <w:t>} {</w:t>
                             </w:r>
                             <w:proofErr w:type="spellStart"/>
-                            <w:proofErr w:type="gramStart"/>
                             <w:r>
                               <w:rPr>
                                 <w:rFonts w:ascii="Consolas" w:eastAsia="Times New Roman" w:hAnsi="Consolas" w:cs="Times New Roman"/>
@@ -1279,19 +1174,7 @@
                                 <w:szCs w:val="21"/>
                                 <w14:ligatures w14:val="none"/>
                               </w:rPr>
-                              <w:t>.item</w:t>
-                            </w:r>
-                            <w:proofErr w:type="gramEnd"/>
-                            <w:r>
-                              <w:rPr>
-                                <w:rFonts w:ascii="Consolas" w:eastAsia="Times New Roman" w:hAnsi="Consolas" w:cs="Times New Roman"/>
-                                <w:color w:val="ABB2BF"/>
-                                <w:kern w:val="0"/>
-                                <w:sz w:val="21"/>
-                                <w:szCs w:val="21"/>
-                                <w14:ligatures w14:val="none"/>
-                              </w:rPr>
-                              <w:t>_quantity</w:t>
+                              <w:t>.item_quantity</w:t>
                             </w:r>
                             <w:proofErr w:type="spellEnd"/>
                             <w:r>
@@ -1306,7 +1189,6 @@
                               <w:t>} @ ${</w:t>
                             </w:r>
                             <w:proofErr w:type="spellStart"/>
-                            <w:proofErr w:type="gramStart"/>
                             <w:r>
                               <w:rPr>
                                 <w:rFonts w:ascii="Consolas" w:eastAsia="Times New Roman" w:hAnsi="Consolas" w:cs="Times New Roman"/>
@@ -1327,31 +1209,7 @@
                                 <w:szCs w:val="21"/>
                                 <w14:ligatures w14:val="none"/>
                               </w:rPr>
-                              <w:t>.item</w:t>
-                            </w:r>
-                            <w:proofErr w:type="gramEnd"/>
-                            <w:r>
-                              <w:rPr>
-                                <w:rFonts w:ascii="Consolas" w:eastAsia="Times New Roman" w:hAnsi="Consolas" w:cs="Times New Roman"/>
-                                <w:color w:val="ABB2BF"/>
-                                <w:kern w:val="0"/>
-                                <w:sz w:val="21"/>
-                                <w:szCs w:val="21"/>
-                                <w14:ligatures w14:val="none"/>
-                              </w:rPr>
-                              <w:t>_</w:t>
-                            </w:r>
-                            <w:proofErr w:type="gramStart"/>
-                            <w:r>
-                              <w:rPr>
-                                <w:rFonts w:ascii="Consolas" w:eastAsia="Times New Roman" w:hAnsi="Consolas" w:cs="Times New Roman"/>
-                                <w:color w:val="ABB2BF"/>
-                                <w:kern w:val="0"/>
-                                <w:sz w:val="21"/>
-                                <w:szCs w:val="21"/>
-                                <w14:ligatures w14:val="none"/>
-                              </w:rPr>
-                              <w:t>price</w:t>
+                              <w:t>.item_price</w:t>
                             </w:r>
                             <w:r>
                               <w:rPr>
@@ -1365,7 +1223,6 @@
                               <w:t>:g</w:t>
                             </w:r>
                             <w:proofErr w:type="spellEnd"/>
-                            <w:proofErr w:type="gramEnd"/>
                             <w:r>
                               <w:rPr>
                                 <w:rFonts w:ascii="Consolas" w:eastAsia="Times New Roman" w:hAnsi="Consolas" w:cs="Times New Roman"/>
@@ -1387,19 +1244,7 @@
                                 <w:szCs w:val="21"/>
                                 <w14:ligatures w14:val="none"/>
                               </w:rPr>
-                              <w:t>total_</w:t>
-                            </w:r>
-                            <w:proofErr w:type="gramStart"/>
-                            <w:r>
-                              <w:rPr>
-                                <w:rFonts w:ascii="Consolas" w:eastAsia="Times New Roman" w:hAnsi="Consolas" w:cs="Times New Roman"/>
-                                <w:color w:val="ABB2BF"/>
-                                <w:kern w:val="0"/>
-                                <w:sz w:val="21"/>
-                                <w:szCs w:val="21"/>
-                                <w14:ligatures w14:val="none"/>
-                              </w:rPr>
-                              <w:t>cost</w:t>
+                              <w:t>total_cost</w:t>
                             </w:r>
                             <w:r>
                               <w:rPr>
@@ -1413,7 +1258,6 @@
                               <w:t>:g</w:t>
                             </w:r>
                             <w:proofErr w:type="spellEnd"/>
-                            <w:proofErr w:type="gramEnd"/>
                             <w:r>
                               <w:rPr>
                                 <w:rFonts w:ascii="Consolas" w:eastAsia="Times New Roman" w:hAnsi="Consolas" w:cs="Times New Roman"/>
@@ -1651,7 +1495,6 @@
                               <w:t>"{</w:t>
                             </w:r>
                             <w:proofErr w:type="spellStart"/>
-                            <w:proofErr w:type="gramStart"/>
                             <w:r>
                               <w:rPr>
                                 <w:rFonts w:ascii="Consolas" w:eastAsia="Times New Roman" w:hAnsi="Consolas" w:cs="Times New Roman"/>
@@ -1672,19 +1515,7 @@
                                 <w:szCs w:val="21"/>
                                 <w14:ligatures w14:val="none"/>
                               </w:rPr>
-                              <w:t>.item</w:t>
-                            </w:r>
-                            <w:proofErr w:type="gramEnd"/>
-                            <w:r>
-                              <w:rPr>
-                                <w:rFonts w:ascii="Consolas" w:eastAsia="Times New Roman" w:hAnsi="Consolas" w:cs="Times New Roman"/>
-                                <w:color w:val="ABB2BF"/>
-                                <w:kern w:val="0"/>
-                                <w:sz w:val="21"/>
-                                <w:szCs w:val="21"/>
-                                <w14:ligatures w14:val="none"/>
-                              </w:rPr>
-                              <w:t>_name</w:t>
+                              <w:t>.item_name</w:t>
                             </w:r>
                             <w:proofErr w:type="spellEnd"/>
                             <w:r>
@@ -1699,7 +1530,6 @@
                               <w:t>}: {</w:t>
                             </w:r>
                             <w:proofErr w:type="spellStart"/>
-                            <w:proofErr w:type="gramStart"/>
                             <w:r>
                               <w:rPr>
                                 <w:rFonts w:ascii="Consolas" w:eastAsia="Times New Roman" w:hAnsi="Consolas" w:cs="Times New Roman"/>
@@ -1720,19 +1550,7 @@
                                 <w:szCs w:val="21"/>
                                 <w14:ligatures w14:val="none"/>
                               </w:rPr>
-                              <w:t>.item</w:t>
-                            </w:r>
-                            <w:proofErr w:type="gramEnd"/>
-                            <w:r>
-                              <w:rPr>
-                                <w:rFonts w:ascii="Consolas" w:eastAsia="Times New Roman" w:hAnsi="Consolas" w:cs="Times New Roman"/>
-                                <w:color w:val="ABB2BF"/>
-                                <w:kern w:val="0"/>
-                                <w:sz w:val="21"/>
-                                <w:szCs w:val="21"/>
-                                <w14:ligatures w14:val="none"/>
-                              </w:rPr>
-                              <w:t>_description</w:t>
+                              <w:t>.item_description</w:t>
                             </w:r>
                             <w:proofErr w:type="spellEnd"/>
                             <w:r>
@@ -1913,7 +1731,6 @@
                               <w:t xml:space="preserve">    item1 = </w:t>
                             </w:r>
                             <w:proofErr w:type="spellStart"/>
-                            <w:proofErr w:type="gramStart"/>
                             <w:r>
                               <w:rPr>
                                 <w:rFonts w:ascii="Consolas" w:eastAsia="Times New Roman" w:hAnsi="Consolas" w:cs="Times New Roman"/>
@@ -1935,19 +1752,7 @@
                                 <w:szCs w:val="21"/>
                                 <w14:ligatures w14:val="none"/>
                               </w:rPr>
-                              <w:t>(</w:t>
-                            </w:r>
-                            <w:proofErr w:type="gramEnd"/>
-                            <w:r>
-                              <w:rPr>
-                                <w:rFonts w:ascii="Consolas" w:eastAsia="Times New Roman" w:hAnsi="Consolas" w:cs="Times New Roman"/>
-                                <w:color w:val="ABB2BF"/>
-                                <w:kern w:val="0"/>
-                                <w:sz w:val="21"/>
-                                <w:szCs w:val="21"/>
-                                <w14:ligatures w14:val="none"/>
-                              </w:rPr>
-                              <w:t>)</w:t>
+                              <w:t>()</w:t>
                             </w:r>
                           </w:p>
                           <w:p>
@@ -1975,7 +1780,6 @@
                               <w:t xml:space="preserve">    item2 = </w:t>
                             </w:r>
                             <w:proofErr w:type="spellStart"/>
-                            <w:proofErr w:type="gramStart"/>
                             <w:r>
                               <w:rPr>
                                 <w:rFonts w:ascii="Consolas" w:eastAsia="Times New Roman" w:hAnsi="Consolas" w:cs="Times New Roman"/>
@@ -1997,19 +1801,7 @@
                                 <w:szCs w:val="21"/>
                                 <w14:ligatures w14:val="none"/>
                               </w:rPr>
-                              <w:t>(</w:t>
-                            </w:r>
-                            <w:proofErr w:type="gramEnd"/>
-                            <w:r>
-                              <w:rPr>
-                                <w:rFonts w:ascii="Consolas" w:eastAsia="Times New Roman" w:hAnsi="Consolas" w:cs="Times New Roman"/>
-                                <w:color w:val="ABB2BF"/>
-                                <w:kern w:val="0"/>
-                                <w:sz w:val="21"/>
-                                <w:szCs w:val="21"/>
-                                <w14:ligatures w14:val="none"/>
-                              </w:rPr>
-                              <w:t>)</w:t>
+                              <w:t>()</w:t>
                             </w:r>
                           </w:p>
                           <w:p>
@@ -2050,7 +1842,6 @@
                               </w:rPr>
                               <w:t xml:space="preserve">    </w:t>
                             </w:r>
-                            <w:proofErr w:type="gramStart"/>
                             <w:r>
                               <w:rPr>
                                 <w:rFonts w:ascii="Consolas" w:eastAsia="Times New Roman" w:hAnsi="Consolas" w:cs="Times New Roman"/>
@@ -2073,7 +1864,6 @@
                               </w:rPr>
                               <w:t>(</w:t>
                             </w:r>
-                            <w:proofErr w:type="gramEnd"/>
                             <w:r>
                               <w:rPr>
                                 <w:rFonts w:ascii="Consolas" w:eastAsia="Times New Roman" w:hAnsi="Consolas" w:cs="Times New Roman"/>
@@ -2121,7 +1911,6 @@
                               </w:rPr>
                               <w:t xml:space="preserve">    item1.item_name = </w:t>
                             </w:r>
-                            <w:proofErr w:type="gramStart"/>
                             <w:r>
                               <w:rPr>
                                 <w:rFonts w:ascii="Consolas" w:eastAsia="Times New Roman" w:hAnsi="Consolas" w:cs="Times New Roman"/>
@@ -2144,7 +1933,6 @@
                               </w:rPr>
                               <w:t>(</w:t>
                             </w:r>
-                            <w:proofErr w:type="gramEnd"/>
                             <w:r>
                               <w:rPr>
                                 <w:rFonts w:ascii="Consolas" w:eastAsia="Times New Roman" w:hAnsi="Consolas" w:cs="Times New Roman"/>
@@ -2192,7 +1980,6 @@
                               </w:rPr>
                               <w:t xml:space="preserve">    item1.item_price = </w:t>
                             </w:r>
-                            <w:proofErr w:type="gramStart"/>
                             <w:r>
                               <w:rPr>
                                 <w:rFonts w:ascii="Consolas" w:eastAsia="Times New Roman" w:hAnsi="Consolas" w:cs="Times New Roman"/>
@@ -2237,7 +2024,6 @@
                               </w:rPr>
                               <w:t>(</w:t>
                             </w:r>
-                            <w:proofErr w:type="gramEnd"/>
                             <w:r>
                               <w:rPr>
                                 <w:rFonts w:ascii="Consolas" w:eastAsia="Times New Roman" w:hAnsi="Consolas" w:cs="Times New Roman"/>
@@ -2285,7 +2071,6 @@
                               </w:rPr>
                               <w:t xml:space="preserve">    item1.item_quantity = </w:t>
                             </w:r>
-                            <w:proofErr w:type="gramStart"/>
                             <w:r>
                               <w:rPr>
                                 <w:rFonts w:ascii="Consolas" w:eastAsia="Times New Roman" w:hAnsi="Consolas" w:cs="Times New Roman"/>
@@ -2330,7 +2115,6 @@
                               </w:rPr>
                               <w:t>(</w:t>
                             </w:r>
-                            <w:proofErr w:type="gramEnd"/>
                             <w:r>
                               <w:rPr>
                                 <w:rFonts w:ascii="Consolas" w:eastAsia="Times New Roman" w:hAnsi="Consolas" w:cs="Times New Roman"/>
@@ -2392,7 +2176,6 @@
                               </w:rPr>
                               <w:t xml:space="preserve">    </w:t>
                             </w:r>
-                            <w:proofErr w:type="gramStart"/>
                             <w:r>
                               <w:rPr>
                                 <w:rFonts w:ascii="Consolas" w:eastAsia="Times New Roman" w:hAnsi="Consolas" w:cs="Times New Roman"/>
@@ -2415,7 +2198,6 @@
                               </w:rPr>
                               <w:t>(</w:t>
                             </w:r>
-                            <w:proofErr w:type="gramEnd"/>
                             <w:r>
                               <w:rPr>
                                 <w:rFonts w:ascii="Consolas" w:eastAsia="Times New Roman" w:hAnsi="Consolas" w:cs="Times New Roman"/>
@@ -2509,7 +2291,6 @@
                               </w:rPr>
                               <w:t xml:space="preserve">    item2.item_name = </w:t>
                             </w:r>
-                            <w:proofErr w:type="gramStart"/>
                             <w:r>
                               <w:rPr>
                                 <w:rFonts w:ascii="Consolas" w:eastAsia="Times New Roman" w:hAnsi="Consolas" w:cs="Times New Roman"/>
@@ -2532,7 +2313,6 @@
                               </w:rPr>
                               <w:t>(</w:t>
                             </w:r>
-                            <w:proofErr w:type="gramEnd"/>
                             <w:r>
                               <w:rPr>
                                 <w:rFonts w:ascii="Consolas" w:eastAsia="Times New Roman" w:hAnsi="Consolas" w:cs="Times New Roman"/>
@@ -2580,7 +2360,6 @@
                               </w:rPr>
                               <w:t xml:space="preserve">    item2.item_price = </w:t>
                             </w:r>
-                            <w:proofErr w:type="gramStart"/>
                             <w:r>
                               <w:rPr>
                                 <w:rFonts w:ascii="Consolas" w:eastAsia="Times New Roman" w:hAnsi="Consolas" w:cs="Times New Roman"/>
@@ -2625,7 +2404,6 @@
                               </w:rPr>
                               <w:t>(</w:t>
                             </w:r>
-                            <w:proofErr w:type="gramEnd"/>
                             <w:r>
                               <w:rPr>
                                 <w:rFonts w:ascii="Consolas" w:eastAsia="Times New Roman" w:hAnsi="Consolas" w:cs="Times New Roman"/>
@@ -2673,7 +2451,6 @@
                               </w:rPr>
                               <w:t xml:space="preserve">    item2.item_quantity = </w:t>
                             </w:r>
-                            <w:proofErr w:type="gramStart"/>
                             <w:r>
                               <w:rPr>
                                 <w:rFonts w:ascii="Consolas" w:eastAsia="Times New Roman" w:hAnsi="Consolas" w:cs="Times New Roman"/>
@@ -2718,7 +2495,6 @@
                               </w:rPr>
                               <w:t>(</w:t>
                             </w:r>
-                            <w:proofErr w:type="gramEnd"/>
                             <w:r>
                               <w:rPr>
                                 <w:rFonts w:ascii="Consolas" w:eastAsia="Times New Roman" w:hAnsi="Consolas" w:cs="Times New Roman"/>
@@ -2780,7 +2556,6 @@
                               </w:rPr>
                               <w:t xml:space="preserve">    </w:t>
                             </w:r>
-                            <w:proofErr w:type="gramStart"/>
                             <w:r>
                               <w:rPr>
                                 <w:rFonts w:ascii="Consolas" w:eastAsia="Times New Roman" w:hAnsi="Consolas" w:cs="Times New Roman"/>
@@ -2803,7 +2578,6 @@
                               </w:rPr>
                               <w:t>(</w:t>
                             </w:r>
-                            <w:proofErr w:type="gramEnd"/>
                             <w:r>
                               <w:rPr>
                                 <w:rFonts w:ascii="Consolas" w:eastAsia="Times New Roman" w:hAnsi="Consolas" w:cs="Times New Roman"/>
@@ -2906,42 +2680,18 @@
                                 <w:szCs w:val="21"/>
                                 <w14:ligatures w14:val="none"/>
                               </w:rPr>
-                              <w:t>print_item_</w:t>
-                            </w:r>
-                            <w:proofErr w:type="gramStart"/>
-                            <w:r>
-                              <w:rPr>
-                                <w:rFonts w:ascii="Consolas" w:eastAsia="Times New Roman" w:hAnsi="Consolas" w:cs="Times New Roman"/>
-                                <w:color w:val="61AFEF"/>
-                                <w:kern w:val="0"/>
-                                <w:sz w:val="21"/>
-                                <w:szCs w:val="21"/>
-                                <w14:ligatures w14:val="none"/>
-                              </w:rPr>
-                              <w:t>cost</w:t>
-                            </w:r>
-                            <w:r>
-                              <w:rPr>
-                                <w:rFonts w:ascii="Consolas" w:eastAsia="Times New Roman" w:hAnsi="Consolas" w:cs="Times New Roman"/>
-                                <w:color w:val="ABB2BF"/>
-                                <w:kern w:val="0"/>
-                                <w:sz w:val="21"/>
-                                <w:szCs w:val="21"/>
-                                <w14:ligatures w14:val="none"/>
-                              </w:rPr>
-                              <w:t>(</w:t>
-                            </w:r>
-                            <w:proofErr w:type="gramEnd"/>
-                            <w:r>
-                              <w:rPr>
-                                <w:rFonts w:ascii="Consolas" w:eastAsia="Times New Roman" w:hAnsi="Consolas" w:cs="Times New Roman"/>
-                                <w:color w:val="ABB2BF"/>
-                                <w:kern w:val="0"/>
-                                <w:sz w:val="21"/>
-                                <w:szCs w:val="21"/>
-                                <w14:ligatures w14:val="none"/>
-                              </w:rPr>
-                              <w:t>)</w:t>
+                              <w:t>print_item_cost</w:t>
+                            </w:r>
+                            <w:r>
+                              <w:rPr>
+                                <w:rFonts w:ascii="Consolas" w:eastAsia="Times New Roman" w:hAnsi="Consolas" w:cs="Times New Roman"/>
+                                <w:color w:val="ABB2BF"/>
+                                <w:kern w:val="0"/>
+                                <w:sz w:val="21"/>
+                                <w:szCs w:val="21"/>
+                                <w14:ligatures w14:val="none"/>
+                              </w:rPr>
+                              <w:t>()</w:t>
                             </w:r>
                           </w:p>
                           <w:p>
@@ -2977,42 +2727,18 @@
                                 <w:szCs w:val="21"/>
                                 <w14:ligatures w14:val="none"/>
                               </w:rPr>
-                              <w:t>print_item_</w:t>
-                            </w:r>
-                            <w:proofErr w:type="gramStart"/>
-                            <w:r>
-                              <w:rPr>
-                                <w:rFonts w:ascii="Consolas" w:eastAsia="Times New Roman" w:hAnsi="Consolas" w:cs="Times New Roman"/>
-                                <w:color w:val="61AFEF"/>
-                                <w:kern w:val="0"/>
-                                <w:sz w:val="21"/>
-                                <w:szCs w:val="21"/>
-                                <w14:ligatures w14:val="none"/>
-                              </w:rPr>
-                              <w:t>cost</w:t>
-                            </w:r>
-                            <w:r>
-                              <w:rPr>
-                                <w:rFonts w:ascii="Consolas" w:eastAsia="Times New Roman" w:hAnsi="Consolas" w:cs="Times New Roman"/>
-                                <w:color w:val="ABB2BF"/>
-                                <w:kern w:val="0"/>
-                                <w:sz w:val="21"/>
-                                <w:szCs w:val="21"/>
-                                <w14:ligatures w14:val="none"/>
-                              </w:rPr>
-                              <w:t>(</w:t>
-                            </w:r>
-                            <w:proofErr w:type="gramEnd"/>
-                            <w:r>
-                              <w:rPr>
-                                <w:rFonts w:ascii="Consolas" w:eastAsia="Times New Roman" w:hAnsi="Consolas" w:cs="Times New Roman"/>
-                                <w:color w:val="ABB2BF"/>
-                                <w:kern w:val="0"/>
-                                <w:sz w:val="21"/>
-                                <w:szCs w:val="21"/>
-                                <w14:ligatures w14:val="none"/>
-                              </w:rPr>
-                              <w:t>)</w:t>
+                              <w:t>print_item_cost</w:t>
+                            </w:r>
+                            <w:r>
+                              <w:rPr>
+                                <w:rFonts w:ascii="Consolas" w:eastAsia="Times New Roman" w:hAnsi="Consolas" w:cs="Times New Roman"/>
+                                <w:color w:val="ABB2BF"/>
+                                <w:kern w:val="0"/>
+                                <w:sz w:val="21"/>
+                                <w:szCs w:val="21"/>
+                                <w14:ligatures w14:val="none"/>
+                              </w:rPr>
+                              <w:t>()</w:t>
                             </w:r>
                           </w:p>
                           <w:p>
@@ -3144,7 +2870,6 @@
                               </w:rPr>
                               <w:t xml:space="preserve">    </w:t>
                             </w:r>
-                            <w:proofErr w:type="gramStart"/>
                             <w:r>
                               <w:rPr>
                                 <w:rFonts w:ascii="Consolas" w:eastAsia="Times New Roman" w:hAnsi="Consolas" w:cs="Times New Roman"/>
@@ -3168,7 +2893,6 @@
                               <w:t>(</w:t>
                             </w:r>
                             <w:proofErr w:type="spellStart"/>
-                            <w:proofErr w:type="gramEnd"/>
                             <w:r>
                               <w:rPr>
                                 <w:rFonts w:ascii="Consolas" w:eastAsia="Times New Roman" w:hAnsi="Consolas" w:cs="Times New Roman"/>
@@ -3204,7 +2928,6 @@
                               <w:t>: ${</w:t>
                             </w:r>
                             <w:proofErr w:type="spellStart"/>
-                            <w:proofErr w:type="gramStart"/>
                             <w:r>
                               <w:rPr>
                                 <w:rFonts w:ascii="Consolas" w:eastAsia="Times New Roman" w:hAnsi="Consolas" w:cs="Times New Roman"/>
@@ -3228,7 +2951,6 @@
                               <w:t>:g</w:t>
                             </w:r>
                             <w:proofErr w:type="spellEnd"/>
-                            <w:proofErr w:type="gramEnd"/>
                             <w:r>
                               <w:rPr>
                                 <w:rFonts w:ascii="Consolas" w:eastAsia="Times New Roman" w:hAnsi="Consolas" w:cs="Times New Roman"/>
@@ -3353,6 +3075,7 @@
                         </w:rPr>
                         <w:t xml:space="preserve"> </w:t>
                       </w:r>
+                      <w:proofErr w:type="spellStart"/>
                       <w:r>
                         <w:rPr>
                           <w:rFonts w:ascii="Consolas" w:eastAsia="Times New Roman" w:hAnsi="Consolas" w:cs="Times New Roman"/>
@@ -3364,6 +3087,7 @@
                         </w:rPr>
                         <w:t>ItemToPurchase</w:t>
                       </w:r>
+                      <w:proofErr w:type="spellEnd"/>
                       <w:r>
                         <w:rPr>
                           <w:rFonts w:ascii="Consolas" w:eastAsia="Times New Roman" w:hAnsi="Consolas" w:cs="Times New Roman"/>
@@ -3467,7 +3191,31 @@
                           <w:szCs w:val="21"/>
                           <w14:ligatures w14:val="none"/>
                         </w:rPr>
-                        <w:t>__init__</w:t>
+                        <w:t>__</w:t>
+                      </w:r>
+                      <w:proofErr w:type="spellStart"/>
+                      <w:r>
+                        <w:rPr>
+                          <w:rFonts w:ascii="Consolas" w:eastAsia="Times New Roman" w:hAnsi="Consolas" w:cs="Times New Roman"/>
+                          <w:color w:val="56B6C2"/>
+                          <w:kern w:val="0"/>
+                          <w:sz w:val="21"/>
+                          <w:szCs w:val="21"/>
+                          <w14:ligatures w14:val="none"/>
+                        </w:rPr>
+                        <w:t>init</w:t>
+                      </w:r>
+                      <w:proofErr w:type="spellEnd"/>
+                      <w:r>
+                        <w:rPr>
+                          <w:rFonts w:ascii="Consolas" w:eastAsia="Times New Roman" w:hAnsi="Consolas" w:cs="Times New Roman"/>
+                          <w:color w:val="56B6C2"/>
+                          <w:kern w:val="0"/>
+                          <w:sz w:val="21"/>
+                          <w:szCs w:val="21"/>
+                          <w14:ligatures w14:val="none"/>
+                        </w:rPr>
+                        <w:t>__</w:t>
                       </w:r>
                       <w:r>
                         <w:rPr>
@@ -3504,6 +3252,7 @@
                         </w:rPr>
                         <w:t xml:space="preserve">, </w:t>
                       </w:r>
+                      <w:proofErr w:type="spellStart"/>
                       <w:r>
                         <w:rPr>
                           <w:rFonts w:ascii="Consolas" w:eastAsia="Times New Roman" w:hAnsi="Consolas" w:cs="Times New Roman"/>
@@ -3517,6 +3266,7 @@
                         </w:rPr>
                         <w:t>item_name</w:t>
                       </w:r>
+                      <w:proofErr w:type="spellEnd"/>
                       <w:r>
                         <w:rPr>
                           <w:rFonts w:ascii="Consolas" w:eastAsia="Times New Roman" w:hAnsi="Consolas" w:cs="Times New Roman"/>
@@ -3550,6 +3300,7 @@
                         </w:rPr>
                         <w:t xml:space="preserve">, </w:t>
                       </w:r>
+                      <w:proofErr w:type="spellStart"/>
                       <w:r>
                         <w:rPr>
                           <w:rFonts w:ascii="Consolas" w:eastAsia="Times New Roman" w:hAnsi="Consolas" w:cs="Times New Roman"/>
@@ -3563,6 +3314,7 @@
                         </w:rPr>
                         <w:t>item_price</w:t>
                       </w:r>
+                      <w:proofErr w:type="spellEnd"/>
                       <w:r>
                         <w:rPr>
                           <w:rFonts w:ascii="Consolas" w:eastAsia="Times New Roman" w:hAnsi="Consolas" w:cs="Times New Roman"/>
@@ -3596,6 +3348,7 @@
                         </w:rPr>
                         <w:t xml:space="preserve">, </w:t>
                       </w:r>
+                      <w:proofErr w:type="spellStart"/>
                       <w:r>
                         <w:rPr>
                           <w:rFonts w:ascii="Consolas" w:eastAsia="Times New Roman" w:hAnsi="Consolas" w:cs="Times New Roman"/>
@@ -3609,6 +3362,7 @@
                         </w:rPr>
                         <w:t>item_quantity</w:t>
                       </w:r>
+                      <w:proofErr w:type="spellEnd"/>
                       <w:r>
                         <w:rPr>
                           <w:rFonts w:ascii="Consolas" w:eastAsia="Times New Roman" w:hAnsi="Consolas" w:cs="Times New Roman"/>
@@ -3642,6 +3396,7 @@
                         </w:rPr>
                         <w:t xml:space="preserve">, </w:t>
                       </w:r>
+                      <w:proofErr w:type="spellStart"/>
                       <w:r>
                         <w:rPr>
                           <w:rFonts w:ascii="Consolas" w:eastAsia="Times New Roman" w:hAnsi="Consolas" w:cs="Times New Roman"/>
@@ -3655,6 +3410,7 @@
                         </w:rPr>
                         <w:t>item_description</w:t>
                       </w:r>
+                      <w:proofErr w:type="spellEnd"/>
                       <w:r>
                         <w:rPr>
                           <w:rFonts w:ascii="Consolas" w:eastAsia="Times New Roman" w:hAnsi="Consolas" w:cs="Times New Roman"/>
@@ -3713,6 +3469,7 @@
                         </w:rPr>
                         <w:t xml:space="preserve">        </w:t>
                       </w:r>
+                      <w:proofErr w:type="spellStart"/>
                       <w:r>
                         <w:rPr>
                           <w:rFonts w:ascii="Consolas" w:eastAsia="Times New Roman" w:hAnsi="Consolas" w:cs="Times New Roman"/>
@@ -3733,8 +3490,33 @@
                           <w:szCs w:val="21"/>
                           <w14:ligatures w14:val="none"/>
                         </w:rPr>
-                        <w:t>.item_name = item_name</w:t>
-                      </w:r>
+                        <w:t>.item_name</w:t>
+                      </w:r>
+                      <w:proofErr w:type="spellEnd"/>
+                      <w:r>
+                        <w:rPr>
+                          <w:rFonts w:ascii="Consolas" w:eastAsia="Times New Roman" w:hAnsi="Consolas" w:cs="Times New Roman"/>
+                          <w:color w:val="ABB2BF"/>
+                          <w:kern w:val="0"/>
+                          <w:sz w:val="21"/>
+                          <w:szCs w:val="21"/>
+                          <w14:ligatures w14:val="none"/>
+                        </w:rPr>
+                        <w:t xml:space="preserve"> = </w:t>
+                      </w:r>
+                      <w:proofErr w:type="spellStart"/>
+                      <w:r>
+                        <w:rPr>
+                          <w:rFonts w:ascii="Consolas" w:eastAsia="Times New Roman" w:hAnsi="Consolas" w:cs="Times New Roman"/>
+                          <w:color w:val="ABB2BF"/>
+                          <w:kern w:val="0"/>
+                          <w:sz w:val="21"/>
+                          <w:szCs w:val="21"/>
+                          <w14:ligatures w14:val="none"/>
+                        </w:rPr>
+                        <w:t>item_name</w:t>
+                      </w:r>
+                      <w:proofErr w:type="spellEnd"/>
                     </w:p>
                     <w:p>
                       <w:pPr>
@@ -3760,6 +3542,7 @@
                         </w:rPr>
                         <w:t xml:space="preserve">        </w:t>
                       </w:r>
+                      <w:proofErr w:type="spellStart"/>
                       <w:r>
                         <w:rPr>
                           <w:rFonts w:ascii="Consolas" w:eastAsia="Times New Roman" w:hAnsi="Consolas" w:cs="Times New Roman"/>
@@ -3780,8 +3563,33 @@
                           <w:szCs w:val="21"/>
                           <w14:ligatures w14:val="none"/>
                         </w:rPr>
-                        <w:t>.item_price = item_price</w:t>
-                      </w:r>
+                        <w:t>.item_price</w:t>
+                      </w:r>
+                      <w:proofErr w:type="spellEnd"/>
+                      <w:r>
+                        <w:rPr>
+                          <w:rFonts w:ascii="Consolas" w:eastAsia="Times New Roman" w:hAnsi="Consolas" w:cs="Times New Roman"/>
+                          <w:color w:val="ABB2BF"/>
+                          <w:kern w:val="0"/>
+                          <w:sz w:val="21"/>
+                          <w:szCs w:val="21"/>
+                          <w14:ligatures w14:val="none"/>
+                        </w:rPr>
+                        <w:t xml:space="preserve"> = </w:t>
+                      </w:r>
+                      <w:proofErr w:type="spellStart"/>
+                      <w:r>
+                        <w:rPr>
+                          <w:rFonts w:ascii="Consolas" w:eastAsia="Times New Roman" w:hAnsi="Consolas" w:cs="Times New Roman"/>
+                          <w:color w:val="ABB2BF"/>
+                          <w:kern w:val="0"/>
+                          <w:sz w:val="21"/>
+                          <w:szCs w:val="21"/>
+                          <w14:ligatures w14:val="none"/>
+                        </w:rPr>
+                        <w:t>item_price</w:t>
+                      </w:r>
+                      <w:proofErr w:type="spellEnd"/>
                     </w:p>
                     <w:p>
                       <w:pPr>
@@ -3807,6 +3615,7 @@
                         </w:rPr>
                         <w:t xml:space="preserve">        </w:t>
                       </w:r>
+                      <w:proofErr w:type="spellStart"/>
                       <w:r>
                         <w:rPr>
                           <w:rFonts w:ascii="Consolas" w:eastAsia="Times New Roman" w:hAnsi="Consolas" w:cs="Times New Roman"/>
@@ -3827,8 +3636,33 @@
                           <w:szCs w:val="21"/>
                           <w14:ligatures w14:val="none"/>
                         </w:rPr>
-                        <w:t>.item_quantity = item_quantity</w:t>
-                      </w:r>
+                        <w:t>.item_quantity</w:t>
+                      </w:r>
+                      <w:proofErr w:type="spellEnd"/>
+                      <w:r>
+                        <w:rPr>
+                          <w:rFonts w:ascii="Consolas" w:eastAsia="Times New Roman" w:hAnsi="Consolas" w:cs="Times New Roman"/>
+                          <w:color w:val="ABB2BF"/>
+                          <w:kern w:val="0"/>
+                          <w:sz w:val="21"/>
+                          <w:szCs w:val="21"/>
+                          <w14:ligatures w14:val="none"/>
+                        </w:rPr>
+                        <w:t xml:space="preserve"> = </w:t>
+                      </w:r>
+                      <w:proofErr w:type="spellStart"/>
+                      <w:r>
+                        <w:rPr>
+                          <w:rFonts w:ascii="Consolas" w:eastAsia="Times New Roman" w:hAnsi="Consolas" w:cs="Times New Roman"/>
+                          <w:color w:val="ABB2BF"/>
+                          <w:kern w:val="0"/>
+                          <w:sz w:val="21"/>
+                          <w:szCs w:val="21"/>
+                          <w14:ligatures w14:val="none"/>
+                        </w:rPr>
+                        <w:t>item_quantity</w:t>
+                      </w:r>
+                      <w:proofErr w:type="spellEnd"/>
                     </w:p>
                     <w:p>
                       <w:pPr>
@@ -3854,6 +3688,7 @@
                         </w:rPr>
                         <w:t xml:space="preserve">        </w:t>
                       </w:r>
+                      <w:proofErr w:type="spellStart"/>
                       <w:r>
                         <w:rPr>
                           <w:rFonts w:ascii="Consolas" w:eastAsia="Times New Roman" w:hAnsi="Consolas" w:cs="Times New Roman"/>
@@ -3874,8 +3709,33 @@
                           <w:szCs w:val="21"/>
                           <w14:ligatures w14:val="none"/>
                         </w:rPr>
-                        <w:t>.item_description = item_description</w:t>
-                      </w:r>
+                        <w:t>.item_description</w:t>
+                      </w:r>
+                      <w:proofErr w:type="spellEnd"/>
+                      <w:r>
+                        <w:rPr>
+                          <w:rFonts w:ascii="Consolas" w:eastAsia="Times New Roman" w:hAnsi="Consolas" w:cs="Times New Roman"/>
+                          <w:color w:val="ABB2BF"/>
+                          <w:kern w:val="0"/>
+                          <w:sz w:val="21"/>
+                          <w:szCs w:val="21"/>
+                          <w14:ligatures w14:val="none"/>
+                        </w:rPr>
+                        <w:t xml:space="preserve"> = </w:t>
+                      </w:r>
+                      <w:proofErr w:type="spellStart"/>
+                      <w:r>
+                        <w:rPr>
+                          <w:rFonts w:ascii="Consolas" w:eastAsia="Times New Roman" w:hAnsi="Consolas" w:cs="Times New Roman"/>
+                          <w:color w:val="ABB2BF"/>
+                          <w:kern w:val="0"/>
+                          <w:sz w:val="21"/>
+                          <w:szCs w:val="21"/>
+                          <w14:ligatures w14:val="none"/>
+                        </w:rPr>
+                        <w:t>item_description</w:t>
+                      </w:r>
+                      <w:proofErr w:type="spellEnd"/>
                     </w:p>
                     <w:p>
                       <w:pPr>
@@ -3937,6 +3797,7 @@
                         </w:rPr>
                         <w:t xml:space="preserve"> </w:t>
                       </w:r>
+                      <w:proofErr w:type="spellStart"/>
                       <w:r>
                         <w:rPr>
                           <w:rFonts w:ascii="Consolas" w:eastAsia="Times New Roman" w:hAnsi="Consolas" w:cs="Times New Roman"/>
@@ -3948,6 +3809,7 @@
                         </w:rPr>
                         <w:t>print_item_cost</w:t>
                       </w:r>
+                      <w:proofErr w:type="spellEnd"/>
                       <w:r>
                         <w:rPr>
                           <w:rFonts w:ascii="Consolas" w:eastAsia="Times New Roman" w:hAnsi="Consolas" w:cs="Times New Roman"/>
@@ -4042,8 +3904,33 @@
                           <w:szCs w:val="21"/>
                           <w14:ligatures w14:val="none"/>
                         </w:rPr>
-                        <w:t xml:space="preserve">        total_cost = </w:t>
-                      </w:r>
+                        <w:t xml:space="preserve">        </w:t>
+                      </w:r>
+                      <w:proofErr w:type="spellStart"/>
+                      <w:r>
+                        <w:rPr>
+                          <w:rFonts w:ascii="Consolas" w:eastAsia="Times New Roman" w:hAnsi="Consolas" w:cs="Times New Roman"/>
+                          <w:color w:val="ABB2BF"/>
+                          <w:kern w:val="0"/>
+                          <w:sz w:val="21"/>
+                          <w:szCs w:val="21"/>
+                          <w14:ligatures w14:val="none"/>
+                        </w:rPr>
+                        <w:t>total_cost</w:t>
+                      </w:r>
+                      <w:proofErr w:type="spellEnd"/>
+                      <w:r>
+                        <w:rPr>
+                          <w:rFonts w:ascii="Consolas" w:eastAsia="Times New Roman" w:hAnsi="Consolas" w:cs="Times New Roman"/>
+                          <w:color w:val="ABB2BF"/>
+                          <w:kern w:val="0"/>
+                          <w:sz w:val="21"/>
+                          <w:szCs w:val="21"/>
+                          <w14:ligatures w14:val="none"/>
+                        </w:rPr>
+                        <w:t xml:space="preserve"> = </w:t>
+                      </w:r>
+                      <w:proofErr w:type="spellStart"/>
                       <w:r>
                         <w:rPr>
                           <w:rFonts w:ascii="Consolas" w:eastAsia="Times New Roman" w:hAnsi="Consolas" w:cs="Times New Roman"/>
@@ -4064,7 +3951,19 @@
                           <w:szCs w:val="21"/>
                           <w14:ligatures w14:val="none"/>
                         </w:rPr>
-                        <w:t xml:space="preserve">.item_price </w:t>
+                        <w:t>.item_price</w:t>
+                      </w:r>
+                      <w:proofErr w:type="spellEnd"/>
+                      <w:r>
+                        <w:rPr>
+                          <w:rFonts w:ascii="Consolas" w:eastAsia="Times New Roman" w:hAnsi="Consolas" w:cs="Times New Roman"/>
+                          <w:color w:val="ABB2BF"/>
+                          <w:kern w:val="0"/>
+                          <w:sz w:val="21"/>
+                          <w:szCs w:val="21"/>
+                          <w14:ligatures w14:val="none"/>
+                        </w:rPr>
+                        <w:t xml:space="preserve"> </w:t>
                       </w:r>
                       <w:r>
                         <w:rPr>
@@ -4088,6 +3987,7 @@
                         </w:rPr>
                         <w:t xml:space="preserve"> </w:t>
                       </w:r>
+                      <w:proofErr w:type="spellStart"/>
                       <w:r>
                         <w:rPr>
                           <w:rFonts w:ascii="Consolas" w:eastAsia="Times New Roman" w:hAnsi="Consolas" w:cs="Times New Roman"/>
@@ -4110,6 +4010,7 @@
                         </w:rPr>
                         <w:t>.item_quantity</w:t>
                       </w:r>
+                      <w:proofErr w:type="spellEnd"/>
                     </w:p>
                     <w:p>
                       <w:pPr>
@@ -4179,6 +4080,7 @@
                         </w:rPr>
                         <w:t>"{</w:t>
                       </w:r>
+                      <w:proofErr w:type="spellStart"/>
                       <w:r>
                         <w:rPr>
                           <w:rFonts w:ascii="Consolas" w:eastAsia="Times New Roman" w:hAnsi="Consolas" w:cs="Times New Roman"/>
@@ -4201,6 +4103,7 @@
                         </w:rPr>
                         <w:t>.item_name</w:t>
                       </w:r>
+                      <w:proofErr w:type="spellEnd"/>
                       <w:r>
                         <w:rPr>
                           <w:rFonts w:ascii="Consolas" w:eastAsia="Times New Roman" w:hAnsi="Consolas" w:cs="Times New Roman"/>
@@ -4212,6 +4115,7 @@
                         </w:rPr>
                         <w:t>} {</w:t>
                       </w:r>
+                      <w:proofErr w:type="spellStart"/>
                       <w:r>
                         <w:rPr>
                           <w:rFonts w:ascii="Consolas" w:eastAsia="Times New Roman" w:hAnsi="Consolas" w:cs="Times New Roman"/>
@@ -4234,6 +4138,7 @@
                         </w:rPr>
                         <w:t>.item_quantity</w:t>
                       </w:r>
+                      <w:proofErr w:type="spellEnd"/>
                       <w:r>
                         <w:rPr>
                           <w:rFonts w:ascii="Consolas" w:eastAsia="Times New Roman" w:hAnsi="Consolas" w:cs="Times New Roman"/>
@@ -4245,6 +4150,7 @@
                         </w:rPr>
                         <w:t>} @ ${</w:t>
                       </w:r>
+                      <w:proofErr w:type="spellStart"/>
                       <w:r>
                         <w:rPr>
                           <w:rFonts w:ascii="Consolas" w:eastAsia="Times New Roman" w:hAnsi="Consolas" w:cs="Times New Roman"/>
@@ -4278,6 +4184,7 @@
                         </w:rPr>
                         <w:t>:g</w:t>
                       </w:r>
+                      <w:proofErr w:type="spellEnd"/>
                       <w:r>
                         <w:rPr>
                           <w:rFonts w:ascii="Consolas" w:eastAsia="Times New Roman" w:hAnsi="Consolas" w:cs="Times New Roman"/>
@@ -4289,6 +4196,7 @@
                         </w:rPr>
                         <w:t>} = ${</w:t>
                       </w:r>
+                      <w:proofErr w:type="spellStart"/>
                       <w:r>
                         <w:rPr>
                           <w:rFonts w:ascii="Consolas" w:eastAsia="Times New Roman" w:hAnsi="Consolas" w:cs="Times New Roman"/>
@@ -4311,6 +4219,7 @@
                         </w:rPr>
                         <w:t>:g</w:t>
                       </w:r>
+                      <w:proofErr w:type="spellEnd"/>
                       <w:r>
                         <w:rPr>
                           <w:rFonts w:ascii="Consolas" w:eastAsia="Times New Roman" w:hAnsi="Consolas" w:cs="Times New Roman"/>
@@ -4394,6 +4303,7 @@
                         </w:rPr>
                         <w:t xml:space="preserve"> </w:t>
                       </w:r>
+                      <w:proofErr w:type="spellStart"/>
                       <w:r>
                         <w:rPr>
                           <w:rFonts w:ascii="Consolas" w:eastAsia="Times New Roman" w:hAnsi="Consolas" w:cs="Times New Roman"/>
@@ -4405,6 +4315,7 @@
                         </w:rPr>
                         <w:t>print_item_description</w:t>
                       </w:r>
+                      <w:proofErr w:type="spellEnd"/>
                       <w:r>
                         <w:rPr>
                           <w:rFonts w:ascii="Consolas" w:eastAsia="Times New Roman" w:hAnsi="Consolas" w:cs="Times New Roman"/>
@@ -4545,6 +4456,7 @@
                         </w:rPr>
                         <w:t>"{</w:t>
                       </w:r>
+                      <w:proofErr w:type="spellStart"/>
                       <w:r>
                         <w:rPr>
                           <w:rFonts w:ascii="Consolas" w:eastAsia="Times New Roman" w:hAnsi="Consolas" w:cs="Times New Roman"/>
@@ -4567,6 +4479,7 @@
                         </w:rPr>
                         <w:t>.item_name</w:t>
                       </w:r>
+                      <w:proofErr w:type="spellEnd"/>
                       <w:r>
                         <w:rPr>
                           <w:rFonts w:ascii="Consolas" w:eastAsia="Times New Roman" w:hAnsi="Consolas" w:cs="Times New Roman"/>
@@ -4578,6 +4491,7 @@
                         </w:rPr>
                         <w:t>}: {</w:t>
                       </w:r>
+                      <w:proofErr w:type="spellStart"/>
                       <w:r>
                         <w:rPr>
                           <w:rFonts w:ascii="Consolas" w:eastAsia="Times New Roman" w:hAnsi="Consolas" w:cs="Times New Roman"/>
@@ -4600,6 +4514,7 @@
                         </w:rPr>
                         <w:t>.item_description</w:t>
                       </w:r>
+                      <w:proofErr w:type="spellEnd"/>
                       <w:r>
                         <w:rPr>
                           <w:rFonts w:ascii="Consolas" w:eastAsia="Times New Roman" w:hAnsi="Consolas" w:cs="Times New Roman"/>
@@ -4777,6 +4692,7 @@
                         </w:rPr>
                         <w:t xml:space="preserve">    item1 = </w:t>
                       </w:r>
+                      <w:proofErr w:type="spellStart"/>
                       <w:r>
                         <w:rPr>
                           <w:rFonts w:ascii="Consolas" w:eastAsia="Times New Roman" w:hAnsi="Consolas" w:cs="Times New Roman"/>
@@ -4788,6 +4704,7 @@
                         </w:rPr>
                         <w:t>ItemToPurchase</w:t>
                       </w:r>
+                      <w:proofErr w:type="spellEnd"/>
                       <w:r>
                         <w:rPr>
                           <w:rFonts w:ascii="Consolas" w:eastAsia="Times New Roman" w:hAnsi="Consolas" w:cs="Times New Roman"/>
@@ -4824,6 +4741,7 @@
                         </w:rPr>
                         <w:t xml:space="preserve">    item2 = </w:t>
                       </w:r>
+                      <w:proofErr w:type="spellStart"/>
                       <w:r>
                         <w:rPr>
                           <w:rFonts w:ascii="Consolas" w:eastAsia="Times New Roman" w:hAnsi="Consolas" w:cs="Times New Roman"/>
@@ -4835,6 +4753,7 @@
                         </w:rPr>
                         <w:t>ItemToPurchase</w:t>
                       </w:r>
+                      <w:proofErr w:type="spellEnd"/>
                       <w:r>
                         <w:rPr>
                           <w:rFonts w:ascii="Consolas" w:eastAsia="Times New Roman" w:hAnsi="Consolas" w:cs="Times New Roman"/>
@@ -5261,7 +5180,19 @@
                           <w:szCs w:val="21"/>
                           <w14:ligatures w14:val="none"/>
                         </w:rPr>
-                        <w:t>\n</w:t>
+                        <w:t>\</w:t>
+                      </w:r>
+                      <w:proofErr w:type="spellStart"/>
+                      <w:r>
+                        <w:rPr>
+                          <w:rFonts w:ascii="Consolas" w:eastAsia="Times New Roman" w:hAnsi="Consolas" w:cs="Times New Roman"/>
+                          <w:color w:val="57B6C2"/>
+                          <w:kern w:val="0"/>
+                          <w:sz w:val="21"/>
+                          <w:szCs w:val="21"/>
+                          <w14:ligatures w14:val="none"/>
+                        </w:rPr>
+                        <w:t>n</w:t>
                       </w:r>
                       <w:r>
                         <w:rPr>
@@ -5272,7 +5203,19 @@
                           <w:szCs w:val="21"/>
                           <w14:ligatures w14:val="none"/>
                         </w:rPr>
-                        <w:t>Item 2"</w:t>
+                        <w:t>Item</w:t>
+                      </w:r>
+                      <w:proofErr w:type="spellEnd"/>
+                      <w:r>
+                        <w:rPr>
+                          <w:rFonts w:ascii="Consolas" w:eastAsia="Times New Roman" w:hAnsi="Consolas" w:cs="Times New Roman"/>
+                          <w:color w:val="92D69E"/>
+                          <w:kern w:val="0"/>
+                          <w:sz w:val="21"/>
+                          <w:szCs w:val="21"/>
+                          <w14:ligatures w14:val="none"/>
+                        </w:rPr>
+                        <w:t xml:space="preserve"> 2"</w:t>
                       </w:r>
                       <w:r>
                         <w:rPr>
@@ -5617,7 +5560,19 @@
                           <w:szCs w:val="21"/>
                           <w14:ligatures w14:val="none"/>
                         </w:rPr>
-                        <w:t>\n</w:t>
+                        <w:t>\</w:t>
+                      </w:r>
+                      <w:proofErr w:type="spellStart"/>
+                      <w:r>
+                        <w:rPr>
+                          <w:rFonts w:ascii="Consolas" w:eastAsia="Times New Roman" w:hAnsi="Consolas" w:cs="Times New Roman"/>
+                          <w:color w:val="57B6C2"/>
+                          <w:kern w:val="0"/>
+                          <w:sz w:val="21"/>
+                          <w:szCs w:val="21"/>
+                          <w14:ligatures w14:val="none"/>
+                        </w:rPr>
+                        <w:t>n</w:t>
                       </w:r>
                       <w:r>
                         <w:rPr>
@@ -5628,7 +5583,19 @@
                           <w:szCs w:val="21"/>
                           <w14:ligatures w14:val="none"/>
                         </w:rPr>
-                        <w:t>TOTAL COST"</w:t>
+                        <w:t>TOTAL</w:t>
+                      </w:r>
+                      <w:proofErr w:type="spellEnd"/>
+                      <w:r>
+                        <w:rPr>
+                          <w:rFonts w:ascii="Consolas" w:eastAsia="Times New Roman" w:hAnsi="Consolas" w:cs="Times New Roman"/>
+                          <w:color w:val="92D69E"/>
+                          <w:kern w:val="0"/>
+                          <w:sz w:val="21"/>
+                          <w:szCs w:val="21"/>
+                          <w14:ligatures w14:val="none"/>
+                        </w:rPr>
+                        <w:t xml:space="preserve"> COST"</w:t>
                       </w:r>
                       <w:r>
                         <w:rPr>
@@ -5887,6 +5854,7 @@
                         </w:rPr>
                         <w:t>(</w:t>
                       </w:r>
+                      <w:proofErr w:type="spellStart"/>
                       <w:r>
                         <w:rPr>
                           <w:rFonts w:ascii="Consolas" w:eastAsia="Times New Roman" w:hAnsi="Consolas" w:cs="Times New Roman"/>
@@ -5907,8 +5875,21 @@
                           <w:szCs w:val="21"/>
                           <w14:ligatures w14:val="none"/>
                         </w:rPr>
-                        <w:t>"Total: ${</w:t>
-                      </w:r>
+                        <w:t>"Total</w:t>
+                      </w:r>
+                      <w:proofErr w:type="spellEnd"/>
+                      <w:r>
+                        <w:rPr>
+                          <w:rFonts w:ascii="Consolas" w:eastAsia="Times New Roman" w:hAnsi="Consolas" w:cs="Times New Roman"/>
+                          <w:color w:val="92D69E"/>
+                          <w:kern w:val="0"/>
+                          <w:sz w:val="21"/>
+                          <w:szCs w:val="21"/>
+                          <w14:ligatures w14:val="none"/>
+                        </w:rPr>
+                        <w:t>: ${</w:t>
+                      </w:r>
+                      <w:proofErr w:type="spellStart"/>
                       <w:r>
                         <w:rPr>
                           <w:rFonts w:ascii="Consolas" w:eastAsia="Times New Roman" w:hAnsi="Consolas" w:cs="Times New Roman"/>
@@ -5931,6 +5912,7 @@
                         </w:rPr>
                         <w:t>:g</w:t>
                       </w:r>
+                      <w:proofErr w:type="spellEnd"/>
                       <w:r>
                         <w:rPr>
                           <w:rFonts w:ascii="Consolas" w:eastAsia="Times New Roman" w:hAnsi="Consolas" w:cs="Times New Roman"/>
@@ -6354,19 +6336,7 @@
                                 <w:szCs w:val="21"/>
                                 <w14:ligatures w14:val="none"/>
                               </w:rPr>
-                              <w:t>_</w:t>
-                            </w:r>
-                            <w:proofErr w:type="gramStart"/>
-                            <w:r>
-                              <w:rPr>
-                                <w:rFonts w:ascii="Consolas" w:eastAsia="Times New Roman" w:hAnsi="Consolas" w:cs="Times New Roman"/>
-                                <w:color w:val="56B6C2"/>
-                                <w:kern w:val="0"/>
-                                <w:sz w:val="21"/>
-                                <w:szCs w:val="21"/>
-                                <w14:ligatures w14:val="none"/>
-                              </w:rPr>
-                              <w:t>_</w:t>
+                              <w:t>__</w:t>
                             </w:r>
                             <w:r>
                               <w:rPr>
@@ -6379,7 +6349,6 @@
                               </w:rPr>
                               <w:t>(</w:t>
                             </w:r>
-                            <w:proofErr w:type="gramEnd"/>
                             <w:r>
                               <w:rPr>
                                 <w:rFonts w:ascii="Consolas" w:eastAsia="Times New Roman" w:hAnsi="Consolas" w:cs="Times New Roman"/>
@@ -6526,7 +6495,6 @@
                               <w:t xml:space="preserve">        </w:t>
                             </w:r>
                             <w:proofErr w:type="spellStart"/>
-                            <w:proofErr w:type="gramStart"/>
                             <w:r>
                               <w:rPr>
                                 <w:rFonts w:ascii="Consolas" w:eastAsia="Times New Roman" w:hAnsi="Consolas" w:cs="Times New Roman"/>
@@ -6547,19 +6515,7 @@
                                 <w:szCs w:val="21"/>
                                 <w14:ligatures w14:val="none"/>
                               </w:rPr>
-                              <w:t>.customer</w:t>
-                            </w:r>
-                            <w:proofErr w:type="gramEnd"/>
-                            <w:r>
-                              <w:rPr>
-                                <w:rFonts w:ascii="Consolas" w:eastAsia="Times New Roman" w:hAnsi="Consolas" w:cs="Times New Roman"/>
-                                <w:color w:val="ABB2BF"/>
-                                <w:kern w:val="0"/>
-                                <w:sz w:val="21"/>
-                                <w:szCs w:val="21"/>
-                                <w14:ligatures w14:val="none"/>
-                              </w:rPr>
-                              <w:t>_name</w:t>
+                              <w:t>.customer_name</w:t>
                             </w:r>
                             <w:proofErr w:type="spellEnd"/>
                             <w:r>
@@ -6612,7 +6568,6 @@
                               <w:t xml:space="preserve">        </w:t>
                             </w:r>
                             <w:proofErr w:type="spellStart"/>
-                            <w:proofErr w:type="gramStart"/>
                             <w:r>
                               <w:rPr>
                                 <w:rFonts w:ascii="Consolas" w:eastAsia="Times New Roman" w:hAnsi="Consolas" w:cs="Times New Roman"/>
@@ -6633,19 +6588,7 @@
                                 <w:szCs w:val="21"/>
                                 <w14:ligatures w14:val="none"/>
                               </w:rPr>
-                              <w:t>.current</w:t>
-                            </w:r>
-                            <w:proofErr w:type="gramEnd"/>
-                            <w:r>
-                              <w:rPr>
-                                <w:rFonts w:ascii="Consolas" w:eastAsia="Times New Roman" w:hAnsi="Consolas" w:cs="Times New Roman"/>
-                                <w:color w:val="ABB2BF"/>
-                                <w:kern w:val="0"/>
-                                <w:sz w:val="21"/>
-                                <w:szCs w:val="21"/>
-                                <w14:ligatures w14:val="none"/>
-                              </w:rPr>
-                              <w:t>_date</w:t>
+                              <w:t>.current_date</w:t>
                             </w:r>
                             <w:proofErr w:type="spellEnd"/>
                             <w:r>
@@ -6698,7 +6641,6 @@
                               <w:t xml:space="preserve">        </w:t>
                             </w:r>
                             <w:proofErr w:type="spellStart"/>
-                            <w:proofErr w:type="gramStart"/>
                             <w:r>
                               <w:rPr>
                                 <w:rFonts w:ascii="Consolas" w:eastAsia="Times New Roman" w:hAnsi="Consolas" w:cs="Times New Roman"/>
@@ -6719,19 +6661,7 @@
                                 <w:szCs w:val="21"/>
                                 <w14:ligatures w14:val="none"/>
                               </w:rPr>
-                              <w:t>.cart</w:t>
-                            </w:r>
-                            <w:proofErr w:type="gramEnd"/>
-                            <w:r>
-                              <w:rPr>
-                                <w:rFonts w:ascii="Consolas" w:eastAsia="Times New Roman" w:hAnsi="Consolas" w:cs="Times New Roman"/>
-                                <w:color w:val="ABB2BF"/>
-                                <w:kern w:val="0"/>
-                                <w:sz w:val="21"/>
-                                <w:szCs w:val="21"/>
-                                <w14:ligatures w14:val="none"/>
-                              </w:rPr>
-                              <w:t>_items</w:t>
+                              <w:t>.cart_items</w:t>
                             </w:r>
                             <w:proofErr w:type="spellEnd"/>
                             <w:r>
@@ -6816,19 +6746,7 @@
                                 <w:szCs w:val="21"/>
                                 <w14:ligatures w14:val="none"/>
                               </w:rPr>
-                              <w:t>add_</w:t>
-                            </w:r>
-                            <w:proofErr w:type="gramStart"/>
-                            <w:r>
-                              <w:rPr>
-                                <w:rFonts w:ascii="Consolas" w:eastAsia="Times New Roman" w:hAnsi="Consolas" w:cs="Times New Roman"/>
-                                <w:color w:val="61AFEF"/>
-                                <w:kern w:val="0"/>
-                                <w:sz w:val="21"/>
-                                <w:szCs w:val="21"/>
-                                <w14:ligatures w14:val="none"/>
-                              </w:rPr>
-                              <w:t>item</w:t>
+                              <w:t>add_item</w:t>
                             </w:r>
                             <w:proofErr w:type="spellEnd"/>
                             <w:r>
@@ -6842,7 +6760,6 @@
                               </w:rPr>
                               <w:t>(</w:t>
                             </w:r>
-                            <w:proofErr w:type="gramEnd"/>
                             <w:r>
                               <w:rPr>
                                 <w:rFonts w:ascii="Consolas" w:eastAsia="Times New Roman" w:hAnsi="Consolas" w:cs="Times New Roman"/>
@@ -7001,7 +6918,6 @@
                               <w:t xml:space="preserve">        </w:t>
                             </w:r>
                             <w:proofErr w:type="spellStart"/>
-                            <w:proofErr w:type="gramStart"/>
                             <w:r>
                               <w:rPr>
                                 <w:rFonts w:ascii="Consolas" w:eastAsia="Times New Roman" w:hAnsi="Consolas" w:cs="Times New Roman"/>
@@ -7022,31 +6938,7 @@
                                 <w:szCs w:val="21"/>
                                 <w14:ligatures w14:val="none"/>
                               </w:rPr>
-                              <w:t>.cart</w:t>
-                            </w:r>
-                            <w:proofErr w:type="gramEnd"/>
-                            <w:r>
-                              <w:rPr>
-                                <w:rFonts w:ascii="Consolas" w:eastAsia="Times New Roman" w:hAnsi="Consolas" w:cs="Times New Roman"/>
-                                <w:color w:val="ABB2BF"/>
-                                <w:kern w:val="0"/>
-                                <w:sz w:val="21"/>
-                                <w:szCs w:val="21"/>
-                                <w14:ligatures w14:val="none"/>
-                              </w:rPr>
-                              <w:t>_</w:t>
-                            </w:r>
-                            <w:proofErr w:type="gramStart"/>
-                            <w:r>
-                              <w:rPr>
-                                <w:rFonts w:ascii="Consolas" w:eastAsia="Times New Roman" w:hAnsi="Consolas" w:cs="Times New Roman"/>
-                                <w:color w:val="ABB2BF"/>
-                                <w:kern w:val="0"/>
-                                <w:sz w:val="21"/>
-                                <w:szCs w:val="21"/>
-                                <w14:ligatures w14:val="none"/>
-                              </w:rPr>
-                              <w:t>items.</w:t>
+                              <w:t>.cart_items.</w:t>
                             </w:r>
                             <w:r>
                               <w:rPr>
@@ -7060,7 +6952,6 @@
                               <w:t>append</w:t>
                             </w:r>
                             <w:proofErr w:type="spellEnd"/>
-                            <w:proofErr w:type="gramEnd"/>
                             <w:r>
                               <w:rPr>
                                 <w:rFonts w:ascii="Consolas" w:eastAsia="Times New Roman" w:hAnsi="Consolas" w:cs="Times New Roman"/>
@@ -7143,19 +7034,7 @@
                                 <w:szCs w:val="21"/>
                                 <w14:ligatures w14:val="none"/>
                               </w:rPr>
-                              <w:t>remove_</w:t>
-                            </w:r>
-                            <w:proofErr w:type="gramStart"/>
-                            <w:r>
-                              <w:rPr>
-                                <w:rFonts w:ascii="Consolas" w:eastAsia="Times New Roman" w:hAnsi="Consolas" w:cs="Times New Roman"/>
-                                <w:color w:val="61AFEF"/>
-                                <w:kern w:val="0"/>
-                                <w:sz w:val="21"/>
-                                <w:szCs w:val="21"/>
-                                <w14:ligatures w14:val="none"/>
-                              </w:rPr>
-                              <w:t>item</w:t>
+                              <w:t>remove_item</w:t>
                             </w:r>
                             <w:proofErr w:type="spellEnd"/>
                             <w:r>
@@ -7169,7 +7048,6 @@
                               </w:rPr>
                               <w:t>(</w:t>
                             </w:r>
-                            <w:proofErr w:type="gramEnd"/>
                             <w:r>
                               <w:rPr>
                                 <w:rFonts w:ascii="Consolas" w:eastAsia="Times New Roman" w:hAnsi="Consolas" w:cs="Times New Roman"/>
@@ -7418,7 +7296,6 @@
                               <w:t>(</w:t>
                             </w:r>
                             <w:proofErr w:type="spellStart"/>
-                            <w:proofErr w:type="gramStart"/>
                             <w:r>
                               <w:rPr>
                                 <w:rFonts w:ascii="Consolas" w:eastAsia="Times New Roman" w:hAnsi="Consolas" w:cs="Times New Roman"/>
@@ -7439,19 +7316,7 @@
                                 <w:szCs w:val="21"/>
                                 <w14:ligatures w14:val="none"/>
                               </w:rPr>
-                              <w:t>.cart</w:t>
-                            </w:r>
-                            <w:proofErr w:type="gramEnd"/>
-                            <w:r>
-                              <w:rPr>
-                                <w:rFonts w:ascii="Consolas" w:eastAsia="Times New Roman" w:hAnsi="Consolas" w:cs="Times New Roman"/>
-                                <w:color w:val="ABB2BF"/>
-                                <w:kern w:val="0"/>
-                                <w:sz w:val="21"/>
-                                <w:szCs w:val="21"/>
-                                <w14:ligatures w14:val="none"/>
-                              </w:rPr>
-                              <w:t>_items</w:t>
+                              <w:t>.cart_items</w:t>
                             </w:r>
                             <w:proofErr w:type="spellEnd"/>
                             <w:r>
@@ -7522,31 +7387,7 @@
                                 <w:szCs w:val="21"/>
                                 <w14:ligatures w14:val="none"/>
                               </w:rPr>
-                              <w:t>cart_</w:t>
-                            </w:r>
-                            <w:proofErr w:type="gramStart"/>
-                            <w:r>
-                              <w:rPr>
-                                <w:rFonts w:ascii="Consolas" w:eastAsia="Times New Roman" w:hAnsi="Consolas" w:cs="Times New Roman"/>
-                                <w:color w:val="ABB2BF"/>
-                                <w:kern w:val="0"/>
-                                <w:sz w:val="21"/>
-                                <w:szCs w:val="21"/>
-                                <w14:ligatures w14:val="none"/>
-                              </w:rPr>
-                              <w:t>item.item</w:t>
-                            </w:r>
-                            <w:proofErr w:type="gramEnd"/>
-                            <w:r>
-                              <w:rPr>
-                                <w:rFonts w:ascii="Consolas" w:eastAsia="Times New Roman" w:hAnsi="Consolas" w:cs="Times New Roman"/>
-                                <w:color w:val="ABB2BF"/>
-                                <w:kern w:val="0"/>
-                                <w:sz w:val="21"/>
-                                <w:szCs w:val="21"/>
-                                <w14:ligatures w14:val="none"/>
-                              </w:rPr>
-                              <w:t>_name</w:t>
+                              <w:t>cart_item.item_name</w:t>
                             </w:r>
                             <w:proofErr w:type="spellEnd"/>
                             <w:r>
@@ -7654,7 +7495,6 @@
                               <w:t xml:space="preserve"> </w:t>
                             </w:r>
                             <w:proofErr w:type="spellStart"/>
-                            <w:proofErr w:type="gramStart"/>
                             <w:r>
                               <w:rPr>
                                 <w:rFonts w:ascii="Consolas" w:eastAsia="Times New Roman" w:hAnsi="Consolas" w:cs="Times New Roman"/>
@@ -7675,19 +7515,7 @@
                                 <w:szCs w:val="21"/>
                                 <w14:ligatures w14:val="none"/>
                               </w:rPr>
-                              <w:t>.cart</w:t>
-                            </w:r>
-                            <w:proofErr w:type="gramEnd"/>
-                            <w:r>
-                              <w:rPr>
-                                <w:rFonts w:ascii="Consolas" w:eastAsia="Times New Roman" w:hAnsi="Consolas" w:cs="Times New Roman"/>
-                                <w:color w:val="ABB2BF"/>
-                                <w:kern w:val="0"/>
-                                <w:sz w:val="21"/>
-                                <w:szCs w:val="21"/>
-                                <w14:ligatures w14:val="none"/>
-                              </w:rPr>
-                              <w:t>_items</w:t>
+                              <w:t>.cart_items</w:t>
                             </w:r>
                             <w:proofErr w:type="spellEnd"/>
                             <w:r>
@@ -7786,7 +7614,6 @@
                               </w:rPr>
                               <w:t xml:space="preserve">        </w:t>
                             </w:r>
-                            <w:proofErr w:type="gramStart"/>
                             <w:r>
                               <w:rPr>
                                 <w:rFonts w:ascii="Consolas" w:eastAsia="Times New Roman" w:hAnsi="Consolas" w:cs="Times New Roman"/>
@@ -7809,7 +7636,6 @@
                               </w:rPr>
                               <w:t>(</w:t>
                             </w:r>
-                            <w:proofErr w:type="gramEnd"/>
                             <w:r>
                               <w:rPr>
                                 <w:rFonts w:ascii="Consolas" w:eastAsia="Times New Roman" w:hAnsi="Consolas" w:cs="Times New Roman"/>
@@ -7903,19 +7729,7 @@
                                 <w:szCs w:val="21"/>
                                 <w14:ligatures w14:val="none"/>
                               </w:rPr>
-                              <w:t>modify_</w:t>
-                            </w:r>
-                            <w:proofErr w:type="gramStart"/>
-                            <w:r>
-                              <w:rPr>
-                                <w:rFonts w:ascii="Consolas" w:eastAsia="Times New Roman" w:hAnsi="Consolas" w:cs="Times New Roman"/>
-                                <w:color w:val="61AFEF"/>
-                                <w:kern w:val="0"/>
-                                <w:sz w:val="21"/>
-                                <w:szCs w:val="21"/>
-                                <w14:ligatures w14:val="none"/>
-                              </w:rPr>
-                              <w:t>item</w:t>
+                              <w:t>modify_item</w:t>
                             </w:r>
                             <w:proofErr w:type="spellEnd"/>
                             <w:r>
@@ -7929,7 +7743,6 @@
                               </w:rPr>
                               <w:t>(</w:t>
                             </w:r>
-                            <w:proofErr w:type="gramEnd"/>
                             <w:r>
                               <w:rPr>
                                 <w:rFonts w:ascii="Consolas" w:eastAsia="Times New Roman" w:hAnsi="Consolas" w:cs="Times New Roman"/>
@@ -8132,7 +7945,6 @@
                               <w:t xml:space="preserve"> </w:t>
                             </w:r>
                             <w:proofErr w:type="spellStart"/>
-                            <w:proofErr w:type="gramStart"/>
                             <w:r>
                               <w:rPr>
                                 <w:rFonts w:ascii="Consolas" w:eastAsia="Times New Roman" w:hAnsi="Consolas" w:cs="Times New Roman"/>
@@ -8153,19 +7965,7 @@
                                 <w:szCs w:val="21"/>
                                 <w14:ligatures w14:val="none"/>
                               </w:rPr>
-                              <w:t>.cart</w:t>
-                            </w:r>
-                            <w:proofErr w:type="gramEnd"/>
-                            <w:r>
-                              <w:rPr>
-                                <w:rFonts w:ascii="Consolas" w:eastAsia="Times New Roman" w:hAnsi="Consolas" w:cs="Times New Roman"/>
-                                <w:color w:val="ABB2BF"/>
-                                <w:kern w:val="0"/>
-                                <w:sz w:val="21"/>
-                                <w:szCs w:val="21"/>
-                                <w14:ligatures w14:val="none"/>
-                              </w:rPr>
-                              <w:t>_items</w:t>
+                              <w:t>.cart_items</w:t>
                             </w:r>
                             <w:proofErr w:type="spellEnd"/>
                             <w:r>
@@ -8236,31 +8036,7 @@
                                 <w:szCs w:val="21"/>
                                 <w14:ligatures w14:val="none"/>
                               </w:rPr>
-                              <w:t>cart_</w:t>
-                            </w:r>
-                            <w:proofErr w:type="gramStart"/>
-                            <w:r>
-                              <w:rPr>
-                                <w:rFonts w:ascii="Consolas" w:eastAsia="Times New Roman" w:hAnsi="Consolas" w:cs="Times New Roman"/>
-                                <w:color w:val="ABB2BF"/>
-                                <w:kern w:val="0"/>
-                                <w:sz w:val="21"/>
-                                <w:szCs w:val="21"/>
-                                <w14:ligatures w14:val="none"/>
-                              </w:rPr>
-                              <w:t>item.item</w:t>
-                            </w:r>
-                            <w:proofErr w:type="gramEnd"/>
-                            <w:r>
-                              <w:rPr>
-                                <w:rFonts w:ascii="Consolas" w:eastAsia="Times New Roman" w:hAnsi="Consolas" w:cs="Times New Roman"/>
-                                <w:color w:val="ABB2BF"/>
-                                <w:kern w:val="0"/>
-                                <w:sz w:val="21"/>
-                                <w:szCs w:val="21"/>
-                                <w14:ligatures w14:val="none"/>
-                              </w:rPr>
-                              <w:t>_name</w:t>
+                              <w:t>cart_item.item_name</w:t>
                             </w:r>
                             <w:proofErr w:type="spellEnd"/>
                             <w:r>
@@ -8297,29 +8073,16 @@
                               <w:t xml:space="preserve"> </w:t>
                             </w:r>
                             <w:proofErr w:type="spellStart"/>
-                            <w:proofErr w:type="gramStart"/>
-                            <w:r>
-                              <w:rPr>
-                                <w:rFonts w:ascii="Consolas" w:eastAsia="Times New Roman" w:hAnsi="Consolas" w:cs="Times New Roman"/>
-                                <w:color w:val="ABB2BF"/>
-                                <w:kern w:val="0"/>
-                                <w:sz w:val="21"/>
-                                <w:szCs w:val="21"/>
-                                <w14:ligatures w14:val="none"/>
-                              </w:rPr>
-                              <w:t>item.item</w:t>
-                            </w:r>
-                            <w:proofErr w:type="gramEnd"/>
-                            <w:r>
-                              <w:rPr>
-                                <w:rFonts w:ascii="Consolas" w:eastAsia="Times New Roman" w:hAnsi="Consolas" w:cs="Times New Roman"/>
-                                <w:color w:val="ABB2BF"/>
-                                <w:kern w:val="0"/>
-                                <w:sz w:val="21"/>
-                                <w:szCs w:val="21"/>
-                                <w14:ligatures w14:val="none"/>
-                              </w:rPr>
-                              <w:t>_name</w:t>
+                            <w:r>
+                              <w:rPr>
+                                <w:rFonts w:ascii="Consolas" w:eastAsia="Times New Roman" w:hAnsi="Consolas" w:cs="Times New Roman"/>
+                                <w:color w:val="ABB2BF"/>
+                                <w:kern w:val="0"/>
+                                <w:sz w:val="21"/>
+                                <w:szCs w:val="21"/>
+                                <w14:ligatures w14:val="none"/>
+                              </w:rPr>
+                              <w:t>item.item_name</w:t>
                             </w:r>
                             <w:proofErr w:type="spellEnd"/>
                             <w:r>
@@ -8381,41 +8144,16 @@
                               <w:t xml:space="preserve"> </w:t>
                             </w:r>
                             <w:proofErr w:type="spellStart"/>
-                            <w:proofErr w:type="gramStart"/>
-                            <w:r>
-                              <w:rPr>
-                                <w:rFonts w:ascii="Consolas" w:eastAsia="Times New Roman" w:hAnsi="Consolas" w:cs="Times New Roman"/>
-                                <w:color w:val="ABB2BF"/>
-                                <w:kern w:val="0"/>
-                                <w:sz w:val="21"/>
-                                <w:szCs w:val="21"/>
-                                <w14:ligatures w14:val="none"/>
-                              </w:rPr>
-                              <w:t>item.item</w:t>
-                            </w:r>
-                            <w:proofErr w:type="gramEnd"/>
-                            <w:r>
-                              <w:rPr>
-                                <w:rFonts w:ascii="Consolas" w:eastAsia="Times New Roman" w:hAnsi="Consolas" w:cs="Times New Roman"/>
-                                <w:color w:val="ABB2BF"/>
-                                <w:kern w:val="0"/>
-                                <w:sz w:val="21"/>
-                                <w:szCs w:val="21"/>
-                                <w14:ligatures w14:val="none"/>
-                              </w:rPr>
-                              <w:t>_</w:t>
-                            </w:r>
-                            <w:proofErr w:type="gramStart"/>
-                            <w:r>
-                              <w:rPr>
-                                <w:rFonts w:ascii="Consolas" w:eastAsia="Times New Roman" w:hAnsi="Consolas" w:cs="Times New Roman"/>
-                                <w:color w:val="ABB2BF"/>
-                                <w:kern w:val="0"/>
-                                <w:sz w:val="21"/>
-                                <w:szCs w:val="21"/>
-                                <w14:ligatures w14:val="none"/>
-                              </w:rPr>
-                              <w:t>description</w:t>
+                            <w:r>
+                              <w:rPr>
+                                <w:rFonts w:ascii="Consolas" w:eastAsia="Times New Roman" w:hAnsi="Consolas" w:cs="Times New Roman"/>
+                                <w:color w:val="ABB2BF"/>
+                                <w:kern w:val="0"/>
+                                <w:sz w:val="21"/>
+                                <w:szCs w:val="21"/>
+                                <w14:ligatures w14:val="none"/>
+                              </w:rPr>
+                              <w:t>item.item_description</w:t>
                             </w:r>
                             <w:proofErr w:type="spellEnd"/>
                             <w:r>
@@ -8438,19 +8176,7 @@
                                 <w:szCs w:val="21"/>
                                 <w14:ligatures w14:val="none"/>
                               </w:rPr>
-                              <w:t>!</w:t>
-                            </w:r>
-                            <w:proofErr w:type="gramEnd"/>
-                            <w:r>
-                              <w:rPr>
-                                <w:rFonts w:ascii="Consolas" w:eastAsia="Times New Roman" w:hAnsi="Consolas" w:cs="Times New Roman"/>
-                                <w:color w:val="56B6C2"/>
-                                <w:kern w:val="0"/>
-                                <w:sz w:val="21"/>
-                                <w:szCs w:val="21"/>
-                                <w14:ligatures w14:val="none"/>
-                              </w:rPr>
-                              <w:t>=</w:t>
+                              <w:t>!=</w:t>
                             </w:r>
                             <w:r>
                               <w:rPr>
@@ -8520,31 +8246,7 @@
                                 <w:szCs w:val="21"/>
                                 <w14:ligatures w14:val="none"/>
                               </w:rPr>
-                              <w:t>cart_</w:t>
-                            </w:r>
-                            <w:proofErr w:type="gramStart"/>
-                            <w:r>
-                              <w:rPr>
-                                <w:rFonts w:ascii="Consolas" w:eastAsia="Times New Roman" w:hAnsi="Consolas" w:cs="Times New Roman"/>
-                                <w:color w:val="ABB2BF"/>
-                                <w:kern w:val="0"/>
-                                <w:sz w:val="21"/>
-                                <w:szCs w:val="21"/>
-                                <w14:ligatures w14:val="none"/>
-                              </w:rPr>
-                              <w:t>item.item</w:t>
-                            </w:r>
-                            <w:proofErr w:type="gramEnd"/>
-                            <w:r>
-                              <w:rPr>
-                                <w:rFonts w:ascii="Consolas" w:eastAsia="Times New Roman" w:hAnsi="Consolas" w:cs="Times New Roman"/>
-                                <w:color w:val="ABB2BF"/>
-                                <w:kern w:val="0"/>
-                                <w:sz w:val="21"/>
-                                <w:szCs w:val="21"/>
-                                <w14:ligatures w14:val="none"/>
-                              </w:rPr>
-                              <w:t>_description</w:t>
+                              <w:t>cart_item.item_description</w:t>
                             </w:r>
                             <w:proofErr w:type="spellEnd"/>
                             <w:r>
@@ -8559,29 +8261,16 @@
                               <w:t xml:space="preserve"> = </w:t>
                             </w:r>
                             <w:proofErr w:type="spellStart"/>
-                            <w:proofErr w:type="gramStart"/>
-                            <w:r>
-                              <w:rPr>
-                                <w:rFonts w:ascii="Consolas" w:eastAsia="Times New Roman" w:hAnsi="Consolas" w:cs="Times New Roman"/>
-                                <w:color w:val="ABB2BF"/>
-                                <w:kern w:val="0"/>
-                                <w:sz w:val="21"/>
-                                <w:szCs w:val="21"/>
-                                <w14:ligatures w14:val="none"/>
-                              </w:rPr>
-                              <w:t>item.item</w:t>
-                            </w:r>
-                            <w:proofErr w:type="gramEnd"/>
-                            <w:r>
-                              <w:rPr>
-                                <w:rFonts w:ascii="Consolas" w:eastAsia="Times New Roman" w:hAnsi="Consolas" w:cs="Times New Roman"/>
-                                <w:color w:val="ABB2BF"/>
-                                <w:kern w:val="0"/>
-                                <w:sz w:val="21"/>
-                                <w:szCs w:val="21"/>
-                                <w14:ligatures w14:val="none"/>
-                              </w:rPr>
-                              <w:t>_description</w:t>
+                            <w:r>
+                              <w:rPr>
+                                <w:rFonts w:ascii="Consolas" w:eastAsia="Times New Roman" w:hAnsi="Consolas" w:cs="Times New Roman"/>
+                                <w:color w:val="ABB2BF"/>
+                                <w:kern w:val="0"/>
+                                <w:sz w:val="21"/>
+                                <w:szCs w:val="21"/>
+                                <w14:ligatures w14:val="none"/>
+                              </w:rPr>
+                              <w:t>item.item_description</w:t>
                             </w:r>
                             <w:proofErr w:type="spellEnd"/>
                           </w:p>
@@ -8632,41 +8321,16 @@
                               <w:t xml:space="preserve"> </w:t>
                             </w:r>
                             <w:proofErr w:type="spellStart"/>
-                            <w:proofErr w:type="gramStart"/>
-                            <w:r>
-                              <w:rPr>
-                                <w:rFonts w:ascii="Consolas" w:eastAsia="Times New Roman" w:hAnsi="Consolas" w:cs="Times New Roman"/>
-                                <w:color w:val="ABB2BF"/>
-                                <w:kern w:val="0"/>
-                                <w:sz w:val="21"/>
-                                <w:szCs w:val="21"/>
-                                <w14:ligatures w14:val="none"/>
-                              </w:rPr>
-                              <w:t>item.item</w:t>
-                            </w:r>
-                            <w:proofErr w:type="gramEnd"/>
-                            <w:r>
-                              <w:rPr>
-                                <w:rFonts w:ascii="Consolas" w:eastAsia="Times New Roman" w:hAnsi="Consolas" w:cs="Times New Roman"/>
-                                <w:color w:val="ABB2BF"/>
-                                <w:kern w:val="0"/>
-                                <w:sz w:val="21"/>
-                                <w:szCs w:val="21"/>
-                                <w14:ligatures w14:val="none"/>
-                              </w:rPr>
-                              <w:t>_</w:t>
-                            </w:r>
-                            <w:proofErr w:type="gramStart"/>
-                            <w:r>
-                              <w:rPr>
-                                <w:rFonts w:ascii="Consolas" w:eastAsia="Times New Roman" w:hAnsi="Consolas" w:cs="Times New Roman"/>
-                                <w:color w:val="ABB2BF"/>
-                                <w:kern w:val="0"/>
-                                <w:sz w:val="21"/>
-                                <w:szCs w:val="21"/>
-                                <w14:ligatures w14:val="none"/>
-                              </w:rPr>
-                              <w:t>price</w:t>
+                            <w:r>
+                              <w:rPr>
+                                <w:rFonts w:ascii="Consolas" w:eastAsia="Times New Roman" w:hAnsi="Consolas" w:cs="Times New Roman"/>
+                                <w:color w:val="ABB2BF"/>
+                                <w:kern w:val="0"/>
+                                <w:sz w:val="21"/>
+                                <w:szCs w:val="21"/>
+                                <w14:ligatures w14:val="none"/>
+                              </w:rPr>
+                              <w:t>item.item_price</w:t>
                             </w:r>
                             <w:proofErr w:type="spellEnd"/>
                             <w:r>
@@ -8689,19 +8353,7 @@
                                 <w:szCs w:val="21"/>
                                 <w14:ligatures w14:val="none"/>
                               </w:rPr>
-                              <w:t>!</w:t>
-                            </w:r>
-                            <w:proofErr w:type="gramEnd"/>
-                            <w:r>
-                              <w:rPr>
-                                <w:rFonts w:ascii="Consolas" w:eastAsia="Times New Roman" w:hAnsi="Consolas" w:cs="Times New Roman"/>
-                                <w:color w:val="56B6C2"/>
-                                <w:kern w:val="0"/>
-                                <w:sz w:val="21"/>
-                                <w:szCs w:val="21"/>
-                                <w14:ligatures w14:val="none"/>
-                              </w:rPr>
-                              <w:t>=</w:t>
+                              <w:t>!=</w:t>
                             </w:r>
                             <w:r>
                               <w:rPr>
@@ -8771,31 +8423,7 @@
                                 <w:szCs w:val="21"/>
                                 <w14:ligatures w14:val="none"/>
                               </w:rPr>
-                              <w:t>cart_</w:t>
-                            </w:r>
-                            <w:proofErr w:type="gramStart"/>
-                            <w:r>
-                              <w:rPr>
-                                <w:rFonts w:ascii="Consolas" w:eastAsia="Times New Roman" w:hAnsi="Consolas" w:cs="Times New Roman"/>
-                                <w:color w:val="ABB2BF"/>
-                                <w:kern w:val="0"/>
-                                <w:sz w:val="21"/>
-                                <w:szCs w:val="21"/>
-                                <w14:ligatures w14:val="none"/>
-                              </w:rPr>
-                              <w:t>item.item</w:t>
-                            </w:r>
-                            <w:proofErr w:type="gramEnd"/>
-                            <w:r>
-                              <w:rPr>
-                                <w:rFonts w:ascii="Consolas" w:eastAsia="Times New Roman" w:hAnsi="Consolas" w:cs="Times New Roman"/>
-                                <w:color w:val="ABB2BF"/>
-                                <w:kern w:val="0"/>
-                                <w:sz w:val="21"/>
-                                <w:szCs w:val="21"/>
-                                <w14:ligatures w14:val="none"/>
-                              </w:rPr>
-                              <w:t>_price</w:t>
+                              <w:t>cart_item.item_price</w:t>
                             </w:r>
                             <w:proofErr w:type="spellEnd"/>
                             <w:r>
@@ -8810,29 +8438,16 @@
                               <w:t xml:space="preserve"> = </w:t>
                             </w:r>
                             <w:proofErr w:type="spellStart"/>
-                            <w:proofErr w:type="gramStart"/>
-                            <w:r>
-                              <w:rPr>
-                                <w:rFonts w:ascii="Consolas" w:eastAsia="Times New Roman" w:hAnsi="Consolas" w:cs="Times New Roman"/>
-                                <w:color w:val="ABB2BF"/>
-                                <w:kern w:val="0"/>
-                                <w:sz w:val="21"/>
-                                <w:szCs w:val="21"/>
-                                <w14:ligatures w14:val="none"/>
-                              </w:rPr>
-                              <w:t>item.item</w:t>
-                            </w:r>
-                            <w:proofErr w:type="gramEnd"/>
-                            <w:r>
-                              <w:rPr>
-                                <w:rFonts w:ascii="Consolas" w:eastAsia="Times New Roman" w:hAnsi="Consolas" w:cs="Times New Roman"/>
-                                <w:color w:val="ABB2BF"/>
-                                <w:kern w:val="0"/>
-                                <w:sz w:val="21"/>
-                                <w:szCs w:val="21"/>
-                                <w14:ligatures w14:val="none"/>
-                              </w:rPr>
-                              <w:t>_price</w:t>
+                            <w:r>
+                              <w:rPr>
+                                <w:rFonts w:ascii="Consolas" w:eastAsia="Times New Roman" w:hAnsi="Consolas" w:cs="Times New Roman"/>
+                                <w:color w:val="ABB2BF"/>
+                                <w:kern w:val="0"/>
+                                <w:sz w:val="21"/>
+                                <w:szCs w:val="21"/>
+                                <w14:ligatures w14:val="none"/>
+                              </w:rPr>
+                              <w:t>item.item_price</w:t>
                             </w:r>
                             <w:proofErr w:type="spellEnd"/>
                           </w:p>
@@ -8883,41 +8498,16 @@
                               <w:t xml:space="preserve"> </w:t>
                             </w:r>
                             <w:proofErr w:type="spellStart"/>
-                            <w:proofErr w:type="gramStart"/>
-                            <w:r>
-                              <w:rPr>
-                                <w:rFonts w:ascii="Consolas" w:eastAsia="Times New Roman" w:hAnsi="Consolas" w:cs="Times New Roman"/>
-                                <w:color w:val="ABB2BF"/>
-                                <w:kern w:val="0"/>
-                                <w:sz w:val="21"/>
-                                <w:szCs w:val="21"/>
-                                <w14:ligatures w14:val="none"/>
-                              </w:rPr>
-                              <w:t>item.item</w:t>
-                            </w:r>
-                            <w:proofErr w:type="gramEnd"/>
-                            <w:r>
-                              <w:rPr>
-                                <w:rFonts w:ascii="Consolas" w:eastAsia="Times New Roman" w:hAnsi="Consolas" w:cs="Times New Roman"/>
-                                <w:color w:val="ABB2BF"/>
-                                <w:kern w:val="0"/>
-                                <w:sz w:val="21"/>
-                                <w:szCs w:val="21"/>
-                                <w14:ligatures w14:val="none"/>
-                              </w:rPr>
-                              <w:t>_</w:t>
-                            </w:r>
-                            <w:proofErr w:type="gramStart"/>
-                            <w:r>
-                              <w:rPr>
-                                <w:rFonts w:ascii="Consolas" w:eastAsia="Times New Roman" w:hAnsi="Consolas" w:cs="Times New Roman"/>
-                                <w:color w:val="ABB2BF"/>
-                                <w:kern w:val="0"/>
-                                <w:sz w:val="21"/>
-                                <w:szCs w:val="21"/>
-                                <w14:ligatures w14:val="none"/>
-                              </w:rPr>
-                              <w:t>quantity</w:t>
+                            <w:r>
+                              <w:rPr>
+                                <w:rFonts w:ascii="Consolas" w:eastAsia="Times New Roman" w:hAnsi="Consolas" w:cs="Times New Roman"/>
+                                <w:color w:val="ABB2BF"/>
+                                <w:kern w:val="0"/>
+                                <w:sz w:val="21"/>
+                                <w:szCs w:val="21"/>
+                                <w14:ligatures w14:val="none"/>
+                              </w:rPr>
+                              <w:t>item.item_quantity</w:t>
                             </w:r>
                             <w:proofErr w:type="spellEnd"/>
                             <w:r>
@@ -8940,19 +8530,7 @@
                                 <w:szCs w:val="21"/>
                                 <w14:ligatures w14:val="none"/>
                               </w:rPr>
-                              <w:t>!</w:t>
-                            </w:r>
-                            <w:proofErr w:type="gramEnd"/>
-                            <w:r>
-                              <w:rPr>
-                                <w:rFonts w:ascii="Consolas" w:eastAsia="Times New Roman" w:hAnsi="Consolas" w:cs="Times New Roman"/>
-                                <w:color w:val="56B6C2"/>
-                                <w:kern w:val="0"/>
-                                <w:sz w:val="21"/>
-                                <w:szCs w:val="21"/>
-                                <w14:ligatures w14:val="none"/>
-                              </w:rPr>
-                              <w:t>=</w:t>
+                              <w:t>!=</w:t>
                             </w:r>
                             <w:r>
                               <w:rPr>
@@ -9022,31 +8600,7 @@
                                 <w:szCs w:val="21"/>
                                 <w14:ligatures w14:val="none"/>
                               </w:rPr>
-                              <w:t>cart_</w:t>
-                            </w:r>
-                            <w:proofErr w:type="gramStart"/>
-                            <w:r>
-                              <w:rPr>
-                                <w:rFonts w:ascii="Consolas" w:eastAsia="Times New Roman" w:hAnsi="Consolas" w:cs="Times New Roman"/>
-                                <w:color w:val="ABB2BF"/>
-                                <w:kern w:val="0"/>
-                                <w:sz w:val="21"/>
-                                <w:szCs w:val="21"/>
-                                <w14:ligatures w14:val="none"/>
-                              </w:rPr>
-                              <w:t>item.item</w:t>
-                            </w:r>
-                            <w:proofErr w:type="gramEnd"/>
-                            <w:r>
-                              <w:rPr>
-                                <w:rFonts w:ascii="Consolas" w:eastAsia="Times New Roman" w:hAnsi="Consolas" w:cs="Times New Roman"/>
-                                <w:color w:val="ABB2BF"/>
-                                <w:kern w:val="0"/>
-                                <w:sz w:val="21"/>
-                                <w:szCs w:val="21"/>
-                                <w14:ligatures w14:val="none"/>
-                              </w:rPr>
-                              <w:t>_quantity</w:t>
+                              <w:t>cart_item.item_quantity</w:t>
                             </w:r>
                             <w:proofErr w:type="spellEnd"/>
                             <w:r>
@@ -9061,29 +8615,16 @@
                               <w:t xml:space="preserve"> = </w:t>
                             </w:r>
                             <w:proofErr w:type="spellStart"/>
-                            <w:proofErr w:type="gramStart"/>
-                            <w:r>
-                              <w:rPr>
-                                <w:rFonts w:ascii="Consolas" w:eastAsia="Times New Roman" w:hAnsi="Consolas" w:cs="Times New Roman"/>
-                                <w:color w:val="ABB2BF"/>
-                                <w:kern w:val="0"/>
-                                <w:sz w:val="21"/>
-                                <w:szCs w:val="21"/>
-                                <w14:ligatures w14:val="none"/>
-                              </w:rPr>
-                              <w:t>item.item</w:t>
-                            </w:r>
-                            <w:proofErr w:type="gramEnd"/>
-                            <w:r>
-                              <w:rPr>
-                                <w:rFonts w:ascii="Consolas" w:eastAsia="Times New Roman" w:hAnsi="Consolas" w:cs="Times New Roman"/>
-                                <w:color w:val="ABB2BF"/>
-                                <w:kern w:val="0"/>
-                                <w:sz w:val="21"/>
-                                <w:szCs w:val="21"/>
-                                <w14:ligatures w14:val="none"/>
-                              </w:rPr>
-                              <w:t>_quantity</w:t>
+                            <w:r>
+                              <w:rPr>
+                                <w:rFonts w:ascii="Consolas" w:eastAsia="Times New Roman" w:hAnsi="Consolas" w:cs="Times New Roman"/>
+                                <w:color w:val="ABB2BF"/>
+                                <w:kern w:val="0"/>
+                                <w:sz w:val="21"/>
+                                <w:szCs w:val="21"/>
+                                <w14:ligatures w14:val="none"/>
+                              </w:rPr>
+                              <w:t>item.item_quantity</w:t>
                             </w:r>
                             <w:proofErr w:type="spellEnd"/>
                           </w:p>
@@ -9147,7 +8688,6 @@
                               </w:rPr>
                               <w:t xml:space="preserve">        </w:t>
                             </w:r>
-                            <w:proofErr w:type="gramStart"/>
                             <w:r>
                               <w:rPr>
                                 <w:rFonts w:ascii="Consolas" w:eastAsia="Times New Roman" w:hAnsi="Consolas" w:cs="Times New Roman"/>
@@ -9170,7 +8710,6 @@
                               </w:rPr>
                               <w:t>(</w:t>
                             </w:r>
-                            <w:proofErr w:type="gramEnd"/>
                             <w:r>
                               <w:rPr>
                                 <w:rFonts w:ascii="Consolas" w:eastAsia="Times New Roman" w:hAnsi="Consolas" w:cs="Times New Roman"/>
@@ -9468,7 +9007,6 @@
                               <w:t xml:space="preserve"> </w:t>
                             </w:r>
                             <w:proofErr w:type="spellStart"/>
-                            <w:proofErr w:type="gramStart"/>
                             <w:r>
                               <w:rPr>
                                 <w:rFonts w:ascii="Consolas" w:eastAsia="Times New Roman" w:hAnsi="Consolas" w:cs="Times New Roman"/>
@@ -9489,19 +9027,7 @@
                                 <w:szCs w:val="21"/>
                                 <w14:ligatures w14:val="none"/>
                               </w:rPr>
-                              <w:t>.cart</w:t>
-                            </w:r>
-                            <w:proofErr w:type="gramEnd"/>
-                            <w:r>
-                              <w:rPr>
-                                <w:rFonts w:ascii="Consolas" w:eastAsia="Times New Roman" w:hAnsi="Consolas" w:cs="Times New Roman"/>
-                                <w:color w:val="ABB2BF"/>
-                                <w:kern w:val="0"/>
-                                <w:sz w:val="21"/>
-                                <w:szCs w:val="21"/>
-                                <w14:ligatures w14:val="none"/>
-                              </w:rPr>
-                              <w:t>_items</w:t>
+                              <w:t>.cart_items</w:t>
                             </w:r>
                             <w:proofErr w:type="spellEnd"/>
                             <w:r>
@@ -9565,29 +9091,16 @@
                               <w:t xml:space="preserve"> += </w:t>
                             </w:r>
                             <w:proofErr w:type="spellStart"/>
-                            <w:proofErr w:type="gramStart"/>
-                            <w:r>
-                              <w:rPr>
-                                <w:rFonts w:ascii="Consolas" w:eastAsia="Times New Roman" w:hAnsi="Consolas" w:cs="Times New Roman"/>
-                                <w:color w:val="ABB2BF"/>
-                                <w:kern w:val="0"/>
-                                <w:sz w:val="21"/>
-                                <w:szCs w:val="21"/>
-                                <w14:ligatures w14:val="none"/>
-                              </w:rPr>
-                              <w:t>item.item</w:t>
-                            </w:r>
-                            <w:proofErr w:type="gramEnd"/>
-                            <w:r>
-                              <w:rPr>
-                                <w:rFonts w:ascii="Consolas" w:eastAsia="Times New Roman" w:hAnsi="Consolas" w:cs="Times New Roman"/>
-                                <w:color w:val="ABB2BF"/>
-                                <w:kern w:val="0"/>
-                                <w:sz w:val="21"/>
-                                <w:szCs w:val="21"/>
-                                <w14:ligatures w14:val="none"/>
-                              </w:rPr>
-                              <w:t>_quantity</w:t>
+                            <w:r>
+                              <w:rPr>
+                                <w:rFonts w:ascii="Consolas" w:eastAsia="Times New Roman" w:hAnsi="Consolas" w:cs="Times New Roman"/>
+                                <w:color w:val="ABB2BF"/>
+                                <w:kern w:val="0"/>
+                                <w:sz w:val="21"/>
+                                <w:szCs w:val="21"/>
+                                <w14:ligatures w14:val="none"/>
+                              </w:rPr>
+                              <w:t>item.item_quantity</w:t>
                             </w:r>
                             <w:proofErr w:type="spellEnd"/>
                           </w:p>
@@ -9925,7 +9438,6 @@
                               <w:t xml:space="preserve"> </w:t>
                             </w:r>
                             <w:proofErr w:type="spellStart"/>
-                            <w:proofErr w:type="gramStart"/>
                             <w:r>
                               <w:rPr>
                                 <w:rFonts w:ascii="Consolas" w:eastAsia="Times New Roman" w:hAnsi="Consolas" w:cs="Times New Roman"/>
@@ -9946,19 +9458,7 @@
                                 <w:szCs w:val="21"/>
                                 <w14:ligatures w14:val="none"/>
                               </w:rPr>
-                              <w:t>.cart</w:t>
-                            </w:r>
-                            <w:proofErr w:type="gramEnd"/>
-                            <w:r>
-                              <w:rPr>
-                                <w:rFonts w:ascii="Consolas" w:eastAsia="Times New Roman" w:hAnsi="Consolas" w:cs="Times New Roman"/>
-                                <w:color w:val="ABB2BF"/>
-                                <w:kern w:val="0"/>
-                                <w:sz w:val="21"/>
-                                <w:szCs w:val="21"/>
-                                <w14:ligatures w14:val="none"/>
-                              </w:rPr>
-                              <w:t>_items</w:t>
+                              <w:t>.cart_items</w:t>
                             </w:r>
                             <w:proofErr w:type="spellEnd"/>
                             <w:r>
@@ -10022,29 +9522,16 @@
                               <w:t xml:space="preserve"> += </w:t>
                             </w:r>
                             <w:proofErr w:type="spellStart"/>
-                            <w:proofErr w:type="gramStart"/>
-                            <w:r>
-                              <w:rPr>
-                                <w:rFonts w:ascii="Consolas" w:eastAsia="Times New Roman" w:hAnsi="Consolas" w:cs="Times New Roman"/>
-                                <w:color w:val="ABB2BF"/>
-                                <w:kern w:val="0"/>
-                                <w:sz w:val="21"/>
-                                <w:szCs w:val="21"/>
-                                <w14:ligatures w14:val="none"/>
-                              </w:rPr>
-                              <w:t>item.item</w:t>
-                            </w:r>
-                            <w:proofErr w:type="gramEnd"/>
-                            <w:r>
-                              <w:rPr>
-                                <w:rFonts w:ascii="Consolas" w:eastAsia="Times New Roman" w:hAnsi="Consolas" w:cs="Times New Roman"/>
-                                <w:color w:val="ABB2BF"/>
-                                <w:kern w:val="0"/>
-                                <w:sz w:val="21"/>
-                                <w:szCs w:val="21"/>
-                                <w14:ligatures w14:val="none"/>
-                              </w:rPr>
-                              <w:t>_price</w:t>
+                            <w:r>
+                              <w:rPr>
+                                <w:rFonts w:ascii="Consolas" w:eastAsia="Times New Roman" w:hAnsi="Consolas" w:cs="Times New Roman"/>
+                                <w:color w:val="ABB2BF"/>
+                                <w:kern w:val="0"/>
+                                <w:sz w:val="21"/>
+                                <w:szCs w:val="21"/>
+                                <w14:ligatures w14:val="none"/>
+                              </w:rPr>
+                              <w:t>item.item_price</w:t>
                             </w:r>
                             <w:proofErr w:type="spellEnd"/>
                             <w:r>
@@ -10081,29 +9568,16 @@
                               <w:t xml:space="preserve"> </w:t>
                             </w:r>
                             <w:proofErr w:type="spellStart"/>
-                            <w:proofErr w:type="gramStart"/>
-                            <w:r>
-                              <w:rPr>
-                                <w:rFonts w:ascii="Consolas" w:eastAsia="Times New Roman" w:hAnsi="Consolas" w:cs="Times New Roman"/>
-                                <w:color w:val="ABB2BF"/>
-                                <w:kern w:val="0"/>
-                                <w:sz w:val="21"/>
-                                <w:szCs w:val="21"/>
-                                <w14:ligatures w14:val="none"/>
-                              </w:rPr>
-                              <w:t>item.item</w:t>
-                            </w:r>
-                            <w:proofErr w:type="gramEnd"/>
-                            <w:r>
-                              <w:rPr>
-                                <w:rFonts w:ascii="Consolas" w:eastAsia="Times New Roman" w:hAnsi="Consolas" w:cs="Times New Roman"/>
-                                <w:color w:val="ABB2BF"/>
-                                <w:kern w:val="0"/>
-                                <w:sz w:val="21"/>
-                                <w:szCs w:val="21"/>
-                                <w14:ligatures w14:val="none"/>
-                              </w:rPr>
-                              <w:t>_quantity</w:t>
+                            <w:r>
+                              <w:rPr>
+                                <w:rFonts w:ascii="Consolas" w:eastAsia="Times New Roman" w:hAnsi="Consolas" w:cs="Times New Roman"/>
+                                <w:color w:val="ABB2BF"/>
+                                <w:kern w:val="0"/>
+                                <w:sz w:val="21"/>
+                                <w:szCs w:val="21"/>
+                                <w14:ligatures w14:val="none"/>
+                              </w:rPr>
+                              <w:t>item.item_quantity</w:t>
                             </w:r>
                             <w:proofErr w:type="spellEnd"/>
                           </w:p>
@@ -10351,31 +9825,7 @@
                                 <w:szCs w:val="21"/>
                                 <w14:ligatures w14:val="none"/>
                               </w:rPr>
-                              <w:t xml:space="preserve"># Prints cart header, each </w:t>
-                            </w:r>
-                            <w:proofErr w:type="gramStart"/>
-                            <w:r>
-                              <w:rPr>
-                                <w:rFonts w:ascii="Consolas" w:eastAsia="Times New Roman" w:hAnsi="Consolas" w:cs="Times New Roman"/>
-                                <w:color w:val="7F848E"/>
-                                <w:kern w:val="0"/>
-                                <w:sz w:val="21"/>
-                                <w:szCs w:val="21"/>
-                                <w14:ligatures w14:val="none"/>
-                              </w:rPr>
-                              <w:t>line item</w:t>
-                            </w:r>
-                            <w:proofErr w:type="gramEnd"/>
-                            <w:r>
-                              <w:rPr>
-                                <w:rFonts w:ascii="Consolas" w:eastAsia="Times New Roman" w:hAnsi="Consolas" w:cs="Times New Roman"/>
-                                <w:color w:val="7F848E"/>
-                                <w:kern w:val="0"/>
-                                <w:sz w:val="21"/>
-                                <w:szCs w:val="21"/>
-                                <w14:ligatures w14:val="none"/>
-                              </w:rPr>
-                              <w:t xml:space="preserve"> cost, and the total.</w:t>
+                              <w:t># Prints cart header, each line item cost, and the total.</w:t>
                             </w:r>
                           </w:p>
                           <w:p>
@@ -10447,7 +9897,6 @@
                               <w:t>"{</w:t>
                             </w:r>
                             <w:proofErr w:type="spellStart"/>
-                            <w:proofErr w:type="gramStart"/>
                             <w:r>
                               <w:rPr>
                                 <w:rFonts w:ascii="Consolas" w:eastAsia="Times New Roman" w:hAnsi="Consolas" w:cs="Times New Roman"/>
@@ -10468,19 +9917,7 @@
                                 <w:szCs w:val="21"/>
                                 <w14:ligatures w14:val="none"/>
                               </w:rPr>
-                              <w:t>.customer</w:t>
-                            </w:r>
-                            <w:proofErr w:type="gramEnd"/>
-                            <w:r>
-                              <w:rPr>
-                                <w:rFonts w:ascii="Consolas" w:eastAsia="Times New Roman" w:hAnsi="Consolas" w:cs="Times New Roman"/>
-                                <w:color w:val="ABB2BF"/>
-                                <w:kern w:val="0"/>
-                                <w:sz w:val="21"/>
-                                <w:szCs w:val="21"/>
-                                <w14:ligatures w14:val="none"/>
-                              </w:rPr>
-                              <w:t>_name</w:t>
+                              <w:t>.customer_name</w:t>
                             </w:r>
                             <w:proofErr w:type="spellEnd"/>
                             <w:r>
@@ -10495,7 +9932,6 @@
                               <w:t>}'s Shopping Cart - {</w:t>
                             </w:r>
                             <w:proofErr w:type="spellStart"/>
-                            <w:proofErr w:type="gramStart"/>
                             <w:r>
                               <w:rPr>
                                 <w:rFonts w:ascii="Consolas" w:eastAsia="Times New Roman" w:hAnsi="Consolas" w:cs="Times New Roman"/>
@@ -10516,19 +9952,7 @@
                                 <w:szCs w:val="21"/>
                                 <w14:ligatures w14:val="none"/>
                               </w:rPr>
-                              <w:t>.current</w:t>
-                            </w:r>
-                            <w:proofErr w:type="gramEnd"/>
-                            <w:r>
-                              <w:rPr>
-                                <w:rFonts w:ascii="Consolas" w:eastAsia="Times New Roman" w:hAnsi="Consolas" w:cs="Times New Roman"/>
-                                <w:color w:val="ABB2BF"/>
-                                <w:kern w:val="0"/>
-                                <w:sz w:val="21"/>
-                                <w:szCs w:val="21"/>
-                                <w14:ligatures w14:val="none"/>
-                              </w:rPr>
-                              <w:t>_date</w:t>
+                              <w:t>.current_date</w:t>
                             </w:r>
                             <w:proofErr w:type="spellEnd"/>
                             <w:r>
@@ -10578,7 +10002,6 @@
                               </w:rPr>
                               <w:t xml:space="preserve">        </w:t>
                             </w:r>
-                            <w:proofErr w:type="gramStart"/>
                             <w:r>
                               <w:rPr>
                                 <w:rFonts w:ascii="Consolas" w:eastAsia="Times New Roman" w:hAnsi="Consolas" w:cs="Times New Roman"/>
@@ -10602,7 +10025,6 @@
                               <w:t>(</w:t>
                             </w:r>
                             <w:proofErr w:type="spellStart"/>
-                            <w:proofErr w:type="gramEnd"/>
                             <w:r>
                               <w:rPr>
                                 <w:rFonts w:ascii="Consolas" w:eastAsia="Times New Roman" w:hAnsi="Consolas" w:cs="Times New Roman"/>
@@ -10669,19 +10091,7 @@
                                 <w:szCs w:val="21"/>
                                 <w14:ligatures w14:val="none"/>
                               </w:rPr>
-                              <w:t>get_num_items_in_</w:t>
-                            </w:r>
-                            <w:proofErr w:type="gramStart"/>
-                            <w:r>
-                              <w:rPr>
-                                <w:rFonts w:ascii="Consolas" w:eastAsia="Times New Roman" w:hAnsi="Consolas" w:cs="Times New Roman"/>
-                                <w:color w:val="61AFEF"/>
-                                <w:kern w:val="0"/>
-                                <w:sz w:val="21"/>
-                                <w:szCs w:val="21"/>
-                                <w14:ligatures w14:val="none"/>
-                              </w:rPr>
-                              <w:t>cart</w:t>
+                              <w:t>get_num_items_in_cart</w:t>
                             </w:r>
                             <w:proofErr w:type="spellEnd"/>
                             <w:r>
@@ -10693,19 +10103,7 @@
                                 <w:szCs w:val="21"/>
                                 <w14:ligatures w14:val="none"/>
                               </w:rPr>
-                              <w:t>(</w:t>
-                            </w:r>
-                            <w:proofErr w:type="gramEnd"/>
-                            <w:r>
-                              <w:rPr>
-                                <w:rFonts w:ascii="Consolas" w:eastAsia="Times New Roman" w:hAnsi="Consolas" w:cs="Times New Roman"/>
-                                <w:color w:val="ABB2BF"/>
-                                <w:kern w:val="0"/>
-                                <w:sz w:val="21"/>
-                                <w:szCs w:val="21"/>
-                                <w14:ligatures w14:val="none"/>
-                              </w:rPr>
-                              <w:t>)</w:t>
+                              <w:t>()</w:t>
                             </w:r>
                             <w:r>
                               <w:rPr>
@@ -10822,19 +10220,7 @@
                                 <w:szCs w:val="21"/>
                                 <w14:ligatures w14:val="none"/>
                               </w:rPr>
-                              <w:t>get_num_items_in_</w:t>
-                            </w:r>
-                            <w:proofErr w:type="gramStart"/>
-                            <w:r>
-                              <w:rPr>
-                                <w:rFonts w:ascii="Consolas" w:eastAsia="Times New Roman" w:hAnsi="Consolas" w:cs="Times New Roman"/>
-                                <w:color w:val="61AFEF"/>
-                                <w:kern w:val="0"/>
-                                <w:sz w:val="21"/>
-                                <w:szCs w:val="21"/>
-                                <w14:ligatures w14:val="none"/>
-                              </w:rPr>
-                              <w:t>cart</w:t>
+                              <w:t>get_num_items_in_cart</w:t>
                             </w:r>
                             <w:proofErr w:type="spellEnd"/>
                             <w:r>
@@ -10846,19 +10232,7 @@
                                 <w:szCs w:val="21"/>
                                 <w14:ligatures w14:val="none"/>
                               </w:rPr>
-                              <w:t>(</w:t>
-                            </w:r>
-                            <w:proofErr w:type="gramEnd"/>
-                            <w:r>
-                              <w:rPr>
-                                <w:rFonts w:ascii="Consolas" w:eastAsia="Times New Roman" w:hAnsi="Consolas" w:cs="Times New Roman"/>
-                                <w:color w:val="ABB2BF"/>
-                                <w:kern w:val="0"/>
-                                <w:sz w:val="21"/>
-                                <w:szCs w:val="21"/>
-                                <w14:ligatures w14:val="none"/>
-                              </w:rPr>
-                              <w:t xml:space="preserve">) </w:t>
+                              <w:t xml:space="preserve">() </w:t>
                             </w:r>
                             <w:r>
                               <w:rPr>
@@ -10929,7 +10303,6 @@
                               </w:rPr>
                               <w:t xml:space="preserve">            </w:t>
                             </w:r>
-                            <w:proofErr w:type="gramStart"/>
                             <w:r>
                               <w:rPr>
                                 <w:rFonts w:ascii="Consolas" w:eastAsia="Times New Roman" w:hAnsi="Consolas" w:cs="Times New Roman"/>
@@ -10952,7 +10325,6 @@
                               </w:rPr>
                               <w:t>(</w:t>
                             </w:r>
-                            <w:proofErr w:type="gramEnd"/>
                             <w:r>
                               <w:rPr>
                                 <w:rFonts w:ascii="Consolas" w:eastAsia="Times New Roman" w:hAnsi="Consolas" w:cs="Times New Roman"/>
@@ -11046,7 +10418,6 @@
                               </w:rPr>
                               <w:t xml:space="preserve">            </w:t>
                             </w:r>
-                            <w:proofErr w:type="gramStart"/>
                             <w:r>
                               <w:rPr>
                                 <w:rFonts w:ascii="Consolas" w:eastAsia="Times New Roman" w:hAnsi="Consolas" w:cs="Times New Roman"/>
@@ -11069,7 +10440,6 @@
                               </w:rPr>
                               <w:t>(</w:t>
                             </w:r>
-                            <w:proofErr w:type="gramEnd"/>
                             <w:r>
                               <w:rPr>
                                 <w:rFonts w:ascii="Consolas" w:eastAsia="Times New Roman" w:hAnsi="Consolas" w:cs="Times New Roman"/>
@@ -11167,7 +10537,6 @@
                               </w:rPr>
                               <w:t xml:space="preserve">        </w:t>
                             </w:r>
-                            <w:proofErr w:type="gramStart"/>
                             <w:r>
                               <w:rPr>
                                 <w:rFonts w:ascii="Consolas" w:eastAsia="Times New Roman" w:hAnsi="Consolas" w:cs="Times New Roman"/>
@@ -11188,19 +10557,7 @@
                                 <w:szCs w:val="21"/>
                                 <w14:ligatures w14:val="none"/>
                               </w:rPr>
-                              <w:t>(</w:t>
-                            </w:r>
-                            <w:proofErr w:type="gramEnd"/>
-                            <w:r>
-                              <w:rPr>
-                                <w:rFonts w:ascii="Consolas" w:eastAsia="Times New Roman" w:hAnsi="Consolas" w:cs="Times New Roman"/>
-                                <w:color w:val="ABB2BF"/>
-                                <w:kern w:val="0"/>
-                                <w:sz w:val="21"/>
-                                <w:szCs w:val="21"/>
-                                <w14:ligatures w14:val="none"/>
-                              </w:rPr>
-                              <w:t>)</w:t>
+                              <w:t>()</w:t>
                             </w:r>
                           </w:p>
                           <w:p>
@@ -11272,7 +10629,6 @@
                               <w:t xml:space="preserve"> </w:t>
                             </w:r>
                             <w:proofErr w:type="spellStart"/>
-                            <w:proofErr w:type="gramStart"/>
                             <w:r>
                               <w:rPr>
                                 <w:rFonts w:ascii="Consolas" w:eastAsia="Times New Roman" w:hAnsi="Consolas" w:cs="Times New Roman"/>
@@ -11293,19 +10649,7 @@
                                 <w:szCs w:val="21"/>
                                 <w14:ligatures w14:val="none"/>
                               </w:rPr>
-                              <w:t>.cart</w:t>
-                            </w:r>
-                            <w:proofErr w:type="gramEnd"/>
-                            <w:r>
-                              <w:rPr>
-                                <w:rFonts w:ascii="Consolas" w:eastAsia="Times New Roman" w:hAnsi="Consolas" w:cs="Times New Roman"/>
-                                <w:color w:val="ABB2BF"/>
-                                <w:kern w:val="0"/>
-                                <w:sz w:val="21"/>
-                                <w:szCs w:val="21"/>
-                                <w14:ligatures w14:val="none"/>
-                              </w:rPr>
-                              <w:t>_items</w:t>
+                              <w:t>.cart_items</w:t>
                             </w:r>
                             <w:proofErr w:type="spellEnd"/>
                             <w:r>
@@ -11365,19 +10709,7 @@
                                 <w:szCs w:val="21"/>
                                 <w14:ligatures w14:val="none"/>
                               </w:rPr>
-                              <w:t>print_item_</w:t>
-                            </w:r>
-                            <w:proofErr w:type="gramStart"/>
-                            <w:r>
-                              <w:rPr>
-                                <w:rFonts w:ascii="Consolas" w:eastAsia="Times New Roman" w:hAnsi="Consolas" w:cs="Times New Roman"/>
-                                <w:color w:val="61AFEF"/>
-                                <w:kern w:val="0"/>
-                                <w:sz w:val="21"/>
-                                <w:szCs w:val="21"/>
-                                <w14:ligatures w14:val="none"/>
-                              </w:rPr>
-                              <w:t>cost</w:t>
+                              <w:t>print_item_cost</w:t>
                             </w:r>
                             <w:proofErr w:type="spellEnd"/>
                             <w:r>
@@ -11389,19 +10721,7 @@
                                 <w:szCs w:val="21"/>
                                 <w14:ligatures w14:val="none"/>
                               </w:rPr>
-                              <w:t>(</w:t>
-                            </w:r>
-                            <w:proofErr w:type="gramEnd"/>
-                            <w:r>
-                              <w:rPr>
-                                <w:rFonts w:ascii="Consolas" w:eastAsia="Times New Roman" w:hAnsi="Consolas" w:cs="Times New Roman"/>
-                                <w:color w:val="ABB2BF"/>
-                                <w:kern w:val="0"/>
-                                <w:sz w:val="21"/>
-                                <w:szCs w:val="21"/>
-                                <w14:ligatures w14:val="none"/>
-                              </w:rPr>
-                              <w:t>)</w:t>
+                              <w:t>()</w:t>
                             </w:r>
                           </w:p>
                           <w:p>
@@ -11428,7 +10748,6 @@
                               </w:rPr>
                               <w:t xml:space="preserve">        </w:t>
                             </w:r>
-                            <w:proofErr w:type="gramStart"/>
                             <w:r>
                               <w:rPr>
                                 <w:rFonts w:ascii="Consolas" w:eastAsia="Times New Roman" w:hAnsi="Consolas" w:cs="Times New Roman"/>
@@ -11451,7 +10770,6 @@
                               </w:rPr>
                               <w:t>(</w:t>
                             </w:r>
-                            <w:proofErr w:type="gramEnd"/>
                             <w:r>
                               <w:rPr>
                                 <w:rFonts w:ascii="Consolas" w:eastAsia="Times New Roman" w:hAnsi="Consolas" w:cs="Times New Roman"/>
@@ -11564,19 +10882,7 @@
                                 <w:szCs w:val="21"/>
                                 <w14:ligatures w14:val="none"/>
                               </w:rPr>
-                              <w:t>(</w:t>
-                            </w:r>
-                            <w:proofErr w:type="gramStart"/>
-                            <w:r>
-                              <w:rPr>
-                                <w:rFonts w:ascii="Consolas" w:eastAsia="Times New Roman" w:hAnsi="Consolas" w:cs="Times New Roman"/>
-                                <w:color w:val="ABB2BF"/>
-                                <w:kern w:val="0"/>
-                                <w:sz w:val="21"/>
-                                <w:szCs w:val="21"/>
-                                <w14:ligatures w14:val="none"/>
-                              </w:rPr>
-                              <w:t>)</w:t>
+                              <w:t>()</w:t>
                             </w:r>
                             <w:r>
                               <w:rPr>
@@ -11589,7 +10895,6 @@
                               </w:rPr>
                               <w:t>:g</w:t>
                             </w:r>
-                            <w:proofErr w:type="gramEnd"/>
                             <w:r>
                               <w:rPr>
                                 <w:rFonts w:ascii="Consolas" w:eastAsia="Times New Roman" w:hAnsi="Consolas" w:cs="Times New Roman"/>
@@ -11827,7 +11132,6 @@
                               <w:t>"{</w:t>
                             </w:r>
                             <w:proofErr w:type="spellStart"/>
-                            <w:proofErr w:type="gramStart"/>
                             <w:r>
                               <w:rPr>
                                 <w:rFonts w:ascii="Consolas" w:eastAsia="Times New Roman" w:hAnsi="Consolas" w:cs="Times New Roman"/>
@@ -11848,19 +11152,7 @@
                                 <w:szCs w:val="21"/>
                                 <w14:ligatures w14:val="none"/>
                               </w:rPr>
-                              <w:t>.customer</w:t>
-                            </w:r>
-                            <w:proofErr w:type="gramEnd"/>
-                            <w:r>
-                              <w:rPr>
-                                <w:rFonts w:ascii="Consolas" w:eastAsia="Times New Roman" w:hAnsi="Consolas" w:cs="Times New Roman"/>
-                                <w:color w:val="ABB2BF"/>
-                                <w:kern w:val="0"/>
-                                <w:sz w:val="21"/>
-                                <w:szCs w:val="21"/>
-                                <w14:ligatures w14:val="none"/>
-                              </w:rPr>
-                              <w:t>_name</w:t>
+                              <w:t>.customer_name</w:t>
                             </w:r>
                             <w:proofErr w:type="spellEnd"/>
                             <w:r>
@@ -11875,7 +11167,6 @@
                               <w:t>}'s Shopping Cart - {</w:t>
                             </w:r>
                             <w:proofErr w:type="spellStart"/>
-                            <w:proofErr w:type="gramStart"/>
                             <w:r>
                               <w:rPr>
                                 <w:rFonts w:ascii="Consolas" w:eastAsia="Times New Roman" w:hAnsi="Consolas" w:cs="Times New Roman"/>
@@ -11896,19 +11187,7 @@
                                 <w:szCs w:val="21"/>
                                 <w14:ligatures w14:val="none"/>
                               </w:rPr>
-                              <w:t>.current</w:t>
-                            </w:r>
-                            <w:proofErr w:type="gramEnd"/>
-                            <w:r>
-                              <w:rPr>
-                                <w:rFonts w:ascii="Consolas" w:eastAsia="Times New Roman" w:hAnsi="Consolas" w:cs="Times New Roman"/>
-                                <w:color w:val="ABB2BF"/>
-                                <w:kern w:val="0"/>
-                                <w:sz w:val="21"/>
-                                <w:szCs w:val="21"/>
-                                <w14:ligatures w14:val="none"/>
-                              </w:rPr>
-                              <w:t>_date</w:t>
+                              <w:t>.current_date</w:t>
                             </w:r>
                             <w:proofErr w:type="spellEnd"/>
                             <w:r>
@@ -11958,7 +11237,6 @@
                               </w:rPr>
                               <w:t xml:space="preserve">        </w:t>
                             </w:r>
-                            <w:proofErr w:type="gramStart"/>
                             <w:r>
                               <w:rPr>
                                 <w:rFonts w:ascii="Consolas" w:eastAsia="Times New Roman" w:hAnsi="Consolas" w:cs="Times New Roman"/>
@@ -11981,7 +11259,6 @@
                               </w:rPr>
                               <w:t>(</w:t>
                             </w:r>
-                            <w:proofErr w:type="gramEnd"/>
                             <w:r>
                               <w:rPr>
                                 <w:rFonts w:ascii="Consolas" w:eastAsia="Times New Roman" w:hAnsi="Consolas" w:cs="Times New Roman"/>
@@ -12074,7 +11351,6 @@
                               <w:t xml:space="preserve"> </w:t>
                             </w:r>
                             <w:proofErr w:type="spellStart"/>
-                            <w:proofErr w:type="gramStart"/>
                             <w:r>
                               <w:rPr>
                                 <w:rFonts w:ascii="Consolas" w:eastAsia="Times New Roman" w:hAnsi="Consolas" w:cs="Times New Roman"/>
@@ -12095,19 +11371,7 @@
                                 <w:szCs w:val="21"/>
                                 <w14:ligatures w14:val="none"/>
                               </w:rPr>
-                              <w:t>.cart</w:t>
-                            </w:r>
-                            <w:proofErr w:type="gramEnd"/>
-                            <w:r>
-                              <w:rPr>
-                                <w:rFonts w:ascii="Consolas" w:eastAsia="Times New Roman" w:hAnsi="Consolas" w:cs="Times New Roman"/>
-                                <w:color w:val="ABB2BF"/>
-                                <w:kern w:val="0"/>
-                                <w:sz w:val="21"/>
-                                <w:szCs w:val="21"/>
-                                <w14:ligatures w14:val="none"/>
-                              </w:rPr>
-                              <w:t>_items</w:t>
+                              <w:t>.cart_items</w:t>
                             </w:r>
                             <w:proofErr w:type="spellEnd"/>
                             <w:r>
@@ -12167,19 +11431,7 @@
                                 <w:szCs w:val="21"/>
                                 <w14:ligatures w14:val="none"/>
                               </w:rPr>
-                              <w:t>print_item_</w:t>
-                            </w:r>
-                            <w:proofErr w:type="gramStart"/>
-                            <w:r>
-                              <w:rPr>
-                                <w:rFonts w:ascii="Consolas" w:eastAsia="Times New Roman" w:hAnsi="Consolas" w:cs="Times New Roman"/>
-                                <w:color w:val="61AFEF"/>
-                                <w:kern w:val="0"/>
-                                <w:sz w:val="21"/>
-                                <w:szCs w:val="21"/>
-                                <w14:ligatures w14:val="none"/>
-                              </w:rPr>
-                              <w:t>description</w:t>
+                              <w:t>print_item_description</w:t>
                             </w:r>
                             <w:proofErr w:type="spellEnd"/>
                             <w:r>
@@ -12191,19 +11443,7 @@
                                 <w:szCs w:val="21"/>
                                 <w14:ligatures w14:val="none"/>
                               </w:rPr>
-                              <w:t>(</w:t>
-                            </w:r>
-                            <w:proofErr w:type="gramEnd"/>
-                            <w:r>
-                              <w:rPr>
-                                <w:rFonts w:ascii="Consolas" w:eastAsia="Times New Roman" w:hAnsi="Consolas" w:cs="Times New Roman"/>
-                                <w:color w:val="ABB2BF"/>
-                                <w:kern w:val="0"/>
-                                <w:sz w:val="21"/>
-                                <w:szCs w:val="21"/>
-                                <w14:ligatures w14:val="none"/>
-                              </w:rPr>
-                              <w:t>)</w:t>
+                              <w:t>()</w:t>
                             </w:r>
                           </w:p>
                           <w:p>
@@ -12265,19 +11505,7 @@
                                 <w:szCs w:val="21"/>
                                 <w14:ligatures w14:val="none"/>
                               </w:rPr>
-                              <w:t>print_</w:t>
-                            </w:r>
-                            <w:proofErr w:type="gramStart"/>
-                            <w:r>
-                              <w:rPr>
-                                <w:rFonts w:ascii="Consolas" w:eastAsia="Times New Roman" w:hAnsi="Consolas" w:cs="Times New Roman"/>
-                                <w:color w:val="61AFEF"/>
-                                <w:kern w:val="0"/>
-                                <w:sz w:val="21"/>
-                                <w:szCs w:val="21"/>
-                                <w14:ligatures w14:val="none"/>
-                              </w:rPr>
-                              <w:t>menu</w:t>
+                              <w:t>print_menu</w:t>
                             </w:r>
                             <w:proofErr w:type="spellEnd"/>
                             <w:r>
@@ -12291,7 +11519,6 @@
                               </w:rPr>
                               <w:t>(</w:t>
                             </w:r>
-                            <w:proofErr w:type="gramEnd"/>
                             <w:r>
                               <w:rPr>
                                 <w:rFonts w:ascii="Consolas" w:eastAsia="Times New Roman" w:hAnsi="Consolas" w:cs="Times New Roman"/>
@@ -12975,19 +12202,7 @@
                                 <w:szCs w:val="21"/>
                                 <w14:ligatures w14:val="none"/>
                               </w:rPr>
-                              <w:t xml:space="preserve"> </w:t>
-                            </w:r>
-                            <w:proofErr w:type="gramStart"/>
-                            <w:r>
-                              <w:rPr>
-                                <w:rFonts w:ascii="Consolas" w:eastAsia="Times New Roman" w:hAnsi="Consolas" w:cs="Times New Roman"/>
-                                <w:color w:val="ABB2BF"/>
-                                <w:kern w:val="0"/>
-                                <w:sz w:val="21"/>
-                                <w:szCs w:val="21"/>
-                                <w14:ligatures w14:val="none"/>
-                              </w:rPr>
-                              <w:t xml:space="preserve">choice </w:t>
+                              <w:t xml:space="preserve"> choice </w:t>
                             </w:r>
                             <w:r>
                               <w:rPr>
@@ -12998,19 +12213,7 @@
                                 <w:szCs w:val="21"/>
                                 <w14:ligatures w14:val="none"/>
                               </w:rPr>
-                              <w:t>!</w:t>
-                            </w:r>
-                            <w:proofErr w:type="gramEnd"/>
-                            <w:r>
-                              <w:rPr>
-                                <w:rFonts w:ascii="Consolas" w:eastAsia="Times New Roman" w:hAnsi="Consolas" w:cs="Times New Roman"/>
-                                <w:color w:val="56B6C2"/>
-                                <w:kern w:val="0"/>
-                                <w:sz w:val="21"/>
-                                <w:szCs w:val="21"/>
-                                <w14:ligatures w14:val="none"/>
-                              </w:rPr>
-                              <w:t>=</w:t>
+                              <w:t>!=</w:t>
                             </w:r>
                             <w:r>
                               <w:rPr>
@@ -13117,7 +12320,6 @@
                               </w:rPr>
                               <w:t xml:space="preserve">        choice = </w:t>
                             </w:r>
-                            <w:proofErr w:type="gramStart"/>
                             <w:r>
                               <w:rPr>
                                 <w:rFonts w:ascii="Consolas" w:eastAsia="Times New Roman" w:hAnsi="Consolas" w:cs="Times New Roman"/>
@@ -13140,7 +12342,6 @@
                               </w:rPr>
                               <w:t>(</w:t>
                             </w:r>
-                            <w:proofErr w:type="gramEnd"/>
                             <w:r>
                               <w:rPr>
                                 <w:rFonts w:ascii="Consolas" w:eastAsia="Times New Roman" w:hAnsi="Consolas" w:cs="Times New Roman"/>
@@ -13174,7 +12375,6 @@
                               </w:rPr>
                               <w:t>"</w:t>
                             </w:r>
-                            <w:proofErr w:type="gramStart"/>
                             <w:r>
                               <w:rPr>
                                 <w:rFonts w:ascii="Consolas" w:eastAsia="Times New Roman" w:hAnsi="Consolas" w:cs="Times New Roman"/>
@@ -13197,29 +12397,16 @@
                               </w:rPr>
                               <w:t>strip</w:t>
                             </w:r>
-                            <w:proofErr w:type="gramEnd"/>
-                            <w:r>
-                              <w:rPr>
-                                <w:rFonts w:ascii="Consolas" w:eastAsia="Times New Roman" w:hAnsi="Consolas" w:cs="Times New Roman"/>
-                                <w:color w:val="ABB2BF"/>
-                                <w:kern w:val="0"/>
-                                <w:sz w:val="21"/>
-                                <w:szCs w:val="21"/>
-                                <w14:ligatures w14:val="none"/>
-                              </w:rPr>
-                              <w:t>(</w:t>
-                            </w:r>
-                            <w:proofErr w:type="gramStart"/>
-                            <w:r>
-                              <w:rPr>
-                                <w:rFonts w:ascii="Consolas" w:eastAsia="Times New Roman" w:hAnsi="Consolas" w:cs="Times New Roman"/>
-                                <w:color w:val="ABB2BF"/>
-                                <w:kern w:val="0"/>
-                                <w:sz w:val="21"/>
-                                <w:szCs w:val="21"/>
-                                <w14:ligatures w14:val="none"/>
-                              </w:rPr>
-                              <w:t>).</w:t>
+                            <w:r>
+                              <w:rPr>
+                                <w:rFonts w:ascii="Consolas" w:eastAsia="Times New Roman" w:hAnsi="Consolas" w:cs="Times New Roman"/>
+                                <w:color w:val="ABB2BF"/>
+                                <w:kern w:val="0"/>
+                                <w:sz w:val="21"/>
+                                <w:szCs w:val="21"/>
+                                <w14:ligatures w14:val="none"/>
+                              </w:rPr>
+                              <w:t>().</w:t>
                             </w:r>
                             <w:r>
                               <w:rPr>
@@ -13232,7 +12419,6 @@
                               </w:rPr>
                               <w:t>lower</w:t>
                             </w:r>
-                            <w:proofErr w:type="gramEnd"/>
                             <w:r>
                               <w:rPr>
                                 <w:rFonts w:ascii="Consolas" w:eastAsia="Times New Roman" w:hAnsi="Consolas" w:cs="Times New Roman"/>
@@ -13360,7 +12546,6 @@
                               </w:rPr>
                               <w:t xml:space="preserve">            </w:t>
                             </w:r>
-                            <w:proofErr w:type="gramStart"/>
                             <w:r>
                               <w:rPr>
                                 <w:rFonts w:ascii="Consolas" w:eastAsia="Times New Roman" w:hAnsi="Consolas" w:cs="Times New Roman"/>
@@ -13383,7 +12568,6 @@
                               </w:rPr>
                               <w:t>(</w:t>
                             </w:r>
-                            <w:proofErr w:type="gramEnd"/>
                             <w:r>
                               <w:rPr>
                                 <w:rFonts w:ascii="Consolas" w:eastAsia="Times New Roman" w:hAnsi="Consolas" w:cs="Times New Roman"/>
@@ -13477,7 +12661,6 @@
                               </w:rPr>
                               <w:t xml:space="preserve">            name = </w:t>
                             </w:r>
-                            <w:proofErr w:type="gramStart"/>
                             <w:r>
                               <w:rPr>
                                 <w:rFonts w:ascii="Consolas" w:eastAsia="Times New Roman" w:hAnsi="Consolas" w:cs="Times New Roman"/>
@@ -13500,7 +12683,6 @@
                               </w:rPr>
                               <w:t>(</w:t>
                             </w:r>
-                            <w:proofErr w:type="gramEnd"/>
                             <w:r>
                               <w:rPr>
                                 <w:rFonts w:ascii="Consolas" w:eastAsia="Times New Roman" w:hAnsi="Consolas" w:cs="Times New Roman"/>
@@ -13570,7 +12752,6 @@
                               </w:rPr>
                               <w:t xml:space="preserve">            description = </w:t>
                             </w:r>
-                            <w:proofErr w:type="gramStart"/>
                             <w:r>
                               <w:rPr>
                                 <w:rFonts w:ascii="Consolas" w:eastAsia="Times New Roman" w:hAnsi="Consolas" w:cs="Times New Roman"/>
@@ -13593,7 +12774,6 @@
                               </w:rPr>
                               <w:t>(</w:t>
                             </w:r>
-                            <w:proofErr w:type="gramEnd"/>
                             <w:r>
                               <w:rPr>
                                 <w:rFonts w:ascii="Consolas" w:eastAsia="Times New Roman" w:hAnsi="Consolas" w:cs="Times New Roman"/>
@@ -13663,7 +12843,6 @@
                               </w:rPr>
                               <w:t xml:space="preserve">            price = </w:t>
                             </w:r>
-                            <w:proofErr w:type="gramStart"/>
                             <w:r>
                               <w:rPr>
                                 <w:rFonts w:ascii="Consolas" w:eastAsia="Times New Roman" w:hAnsi="Consolas" w:cs="Times New Roman"/>
@@ -13708,7 +12887,6 @@
                               </w:rPr>
                               <w:t>(</w:t>
                             </w:r>
-                            <w:proofErr w:type="gramEnd"/>
                             <w:r>
                               <w:rPr>
                                 <w:rFonts w:ascii="Consolas" w:eastAsia="Times New Roman" w:hAnsi="Consolas" w:cs="Times New Roman"/>
@@ -13778,7 +12956,6 @@
                               </w:rPr>
                               <w:t xml:space="preserve">            quantity = </w:t>
                             </w:r>
-                            <w:proofErr w:type="gramStart"/>
                             <w:r>
                               <w:rPr>
                                 <w:rFonts w:ascii="Consolas" w:eastAsia="Times New Roman" w:hAnsi="Consolas" w:cs="Times New Roman"/>
@@ -13823,7 +13000,6 @@
                               </w:rPr>
                               <w:t>(</w:t>
                             </w:r>
-                            <w:proofErr w:type="gramEnd"/>
                             <w:r>
                               <w:rPr>
                                 <w:rFonts w:ascii="Consolas" w:eastAsia="Times New Roman" w:hAnsi="Consolas" w:cs="Times New Roman"/>
@@ -13914,9 +13090,21 @@
                                 <w:szCs w:val="21"/>
                                 <w14:ligatures w14:val="none"/>
                               </w:rPr>
-                              <w:t>add_</w:t>
-                            </w:r>
-                            <w:proofErr w:type="gramStart"/>
+                              <w:t>add_item</w:t>
+                            </w:r>
+                            <w:proofErr w:type="spellEnd"/>
+                            <w:r>
+                              <w:rPr>
+                                <w:rFonts w:ascii="Consolas" w:eastAsia="Times New Roman" w:hAnsi="Consolas" w:cs="Times New Roman"/>
+                                <w:color w:val="ABB2BF"/>
+                                <w:kern w:val="0"/>
+                                <w:sz w:val="21"/>
+                                <w:szCs w:val="21"/>
+                                <w14:ligatures w14:val="none"/>
+                              </w:rPr>
+                              <w:t>(</w:t>
+                            </w:r>
+                            <w:proofErr w:type="spellStart"/>
                             <w:r>
                               <w:rPr>
                                 <w:rFonts w:ascii="Consolas" w:eastAsia="Times New Roman" w:hAnsi="Consolas" w:cs="Times New Roman"/>
@@ -13926,7 +13114,7 @@
                                 <w:szCs w:val="21"/>
                                 <w14:ligatures w14:val="none"/>
                               </w:rPr>
-                              <w:t>item</w:t>
+                              <w:t>ItemToPurchase</w:t>
                             </w:r>
                             <w:proofErr w:type="spellEnd"/>
                             <w:r>
@@ -13938,43 +13126,7 @@
                                 <w:szCs w:val="21"/>
                                 <w14:ligatures w14:val="none"/>
                               </w:rPr>
-                              <w:t>(</w:t>
-                            </w:r>
-                            <w:proofErr w:type="spellStart"/>
-                            <w:r>
-                              <w:rPr>
-                                <w:rFonts w:ascii="Consolas" w:eastAsia="Times New Roman" w:hAnsi="Consolas" w:cs="Times New Roman"/>
-                                <w:color w:val="61AFEF"/>
-                                <w:kern w:val="0"/>
-                                <w:sz w:val="21"/>
-                                <w:szCs w:val="21"/>
-                                <w14:ligatures w14:val="none"/>
-                              </w:rPr>
-                              <w:t>ItemToPurchase</w:t>
-                            </w:r>
-                            <w:proofErr w:type="spellEnd"/>
-                            <w:r>
-                              <w:rPr>
-                                <w:rFonts w:ascii="Consolas" w:eastAsia="Times New Roman" w:hAnsi="Consolas" w:cs="Times New Roman"/>
-                                <w:color w:val="ABB2BF"/>
-                                <w:kern w:val="0"/>
-                                <w:sz w:val="21"/>
-                                <w:szCs w:val="21"/>
-                                <w14:ligatures w14:val="none"/>
-                              </w:rPr>
-                              <w:t>(</w:t>
-                            </w:r>
-                            <w:proofErr w:type="gramEnd"/>
-                            <w:r>
-                              <w:rPr>
-                                <w:rFonts w:ascii="Consolas" w:eastAsia="Times New Roman" w:hAnsi="Consolas" w:cs="Times New Roman"/>
-                                <w:color w:val="ABB2BF"/>
-                                <w:kern w:val="0"/>
-                                <w:sz w:val="21"/>
-                                <w:szCs w:val="21"/>
-                                <w14:ligatures w14:val="none"/>
-                              </w:rPr>
-                              <w:t>name, price, quantity, description))</w:t>
+                              <w:t>(name, price, quantity, description))</w:t>
                             </w:r>
                           </w:p>
                           <w:p>
@@ -14094,7 +13246,6 @@
                               </w:rPr>
                               <w:t xml:space="preserve">            </w:t>
                             </w:r>
-                            <w:proofErr w:type="gramStart"/>
                             <w:r>
                               <w:rPr>
                                 <w:rFonts w:ascii="Consolas" w:eastAsia="Times New Roman" w:hAnsi="Consolas" w:cs="Times New Roman"/>
@@ -14117,7 +13268,6 @@
                               </w:rPr>
                               <w:t>(</w:t>
                             </w:r>
-                            <w:proofErr w:type="gramEnd"/>
                             <w:r>
                               <w:rPr>
                                 <w:rFonts w:ascii="Consolas" w:eastAsia="Times New Roman" w:hAnsi="Consolas" w:cs="Times New Roman"/>
@@ -14211,7 +13361,6 @@
                               </w:rPr>
                               <w:t xml:space="preserve">            name = </w:t>
                             </w:r>
-                            <w:proofErr w:type="gramStart"/>
                             <w:r>
                               <w:rPr>
                                 <w:rFonts w:ascii="Consolas" w:eastAsia="Times New Roman" w:hAnsi="Consolas" w:cs="Times New Roman"/>
@@ -14234,7 +13383,6 @@
                               </w:rPr>
                               <w:t>(</w:t>
                             </w:r>
-                            <w:proofErr w:type="gramEnd"/>
                             <w:r>
                               <w:rPr>
                                 <w:rFonts w:ascii="Consolas" w:eastAsia="Times New Roman" w:hAnsi="Consolas" w:cs="Times New Roman"/>
@@ -14305,7 +13453,6 @@
                               <w:t xml:space="preserve">            </w:t>
                             </w:r>
                             <w:proofErr w:type="spellStart"/>
-                            <w:proofErr w:type="gramStart"/>
                             <w:r>
                               <w:rPr>
                                 <w:rFonts w:ascii="Consolas" w:eastAsia="Times New Roman" w:hAnsi="Consolas" w:cs="Times New Roman"/>
@@ -14326,19 +13473,7 @@
                                 <w:szCs w:val="21"/>
                                 <w14:ligatures w14:val="none"/>
                               </w:rPr>
-                              <w:t>remove</w:t>
-                            </w:r>
-                            <w:proofErr w:type="gramEnd"/>
-                            <w:r>
-                              <w:rPr>
-                                <w:rFonts w:ascii="Consolas" w:eastAsia="Times New Roman" w:hAnsi="Consolas" w:cs="Times New Roman"/>
-                                <w:color w:val="61AFEF"/>
-                                <w:kern w:val="0"/>
-                                <w:sz w:val="21"/>
-                                <w:szCs w:val="21"/>
-                                <w14:ligatures w14:val="none"/>
-                              </w:rPr>
-                              <w:t>_item</w:t>
+                              <w:t>remove_item</w:t>
                             </w:r>
                             <w:proofErr w:type="spellEnd"/>
                             <w:r>
@@ -14470,7 +13605,6 @@
                               </w:rPr>
                               <w:t xml:space="preserve">            </w:t>
                             </w:r>
-                            <w:proofErr w:type="gramStart"/>
                             <w:r>
                               <w:rPr>
                                 <w:rFonts w:ascii="Consolas" w:eastAsia="Times New Roman" w:hAnsi="Consolas" w:cs="Times New Roman"/>
@@ -14493,7 +13627,6 @@
                               </w:rPr>
                               <w:t>(</w:t>
                             </w:r>
-                            <w:proofErr w:type="gramEnd"/>
                             <w:r>
                               <w:rPr>
                                 <w:rFonts w:ascii="Consolas" w:eastAsia="Times New Roman" w:hAnsi="Consolas" w:cs="Times New Roman"/>
@@ -14587,7 +13720,6 @@
                               </w:rPr>
                               <w:t xml:space="preserve">            name = </w:t>
                             </w:r>
-                            <w:proofErr w:type="gramStart"/>
                             <w:r>
                               <w:rPr>
                                 <w:rFonts w:ascii="Consolas" w:eastAsia="Times New Roman" w:hAnsi="Consolas" w:cs="Times New Roman"/>
@@ -14610,7 +13742,6 @@
                               </w:rPr>
                               <w:t>(</w:t>
                             </w:r>
-                            <w:proofErr w:type="gramEnd"/>
                             <w:r>
                               <w:rPr>
                                 <w:rFonts w:ascii="Consolas" w:eastAsia="Times New Roman" w:hAnsi="Consolas" w:cs="Times New Roman"/>
@@ -14680,7 +13811,6 @@
                               </w:rPr>
                               <w:t xml:space="preserve">            quantity = </w:t>
                             </w:r>
-                            <w:proofErr w:type="gramStart"/>
                             <w:r>
                               <w:rPr>
                                 <w:rFonts w:ascii="Consolas" w:eastAsia="Times New Roman" w:hAnsi="Consolas" w:cs="Times New Roman"/>
@@ -14725,7 +13855,6 @@
                               </w:rPr>
                               <w:t>(</w:t>
                             </w:r>
-                            <w:proofErr w:type="gramEnd"/>
                             <w:r>
                               <w:rPr>
                                 <w:rFonts w:ascii="Consolas" w:eastAsia="Times New Roman" w:hAnsi="Consolas" w:cs="Times New Roman"/>
@@ -14796,7 +13925,6 @@
                               <w:t xml:space="preserve">            </w:t>
                             </w:r>
                             <w:proofErr w:type="spellStart"/>
-                            <w:proofErr w:type="gramStart"/>
                             <w:r>
                               <w:rPr>
                                 <w:rFonts w:ascii="Consolas" w:eastAsia="Times New Roman" w:hAnsi="Consolas" w:cs="Times New Roman"/>
@@ -14817,9 +13945,21 @@
                                 <w:szCs w:val="21"/>
                                 <w14:ligatures w14:val="none"/>
                               </w:rPr>
-                              <w:t>modify</w:t>
-                            </w:r>
-                            <w:proofErr w:type="gramEnd"/>
+                              <w:t>modify_item</w:t>
+                            </w:r>
+                            <w:proofErr w:type="spellEnd"/>
+                            <w:r>
+                              <w:rPr>
+                                <w:rFonts w:ascii="Consolas" w:eastAsia="Times New Roman" w:hAnsi="Consolas" w:cs="Times New Roman"/>
+                                <w:color w:val="ABB2BF"/>
+                                <w:kern w:val="0"/>
+                                <w:sz w:val="21"/>
+                                <w:szCs w:val="21"/>
+                                <w14:ligatures w14:val="none"/>
+                              </w:rPr>
+                              <w:t>(</w:t>
+                            </w:r>
+                            <w:proofErr w:type="spellStart"/>
                             <w:r>
                               <w:rPr>
                                 <w:rFonts w:ascii="Consolas" w:eastAsia="Times New Roman" w:hAnsi="Consolas" w:cs="Times New Roman"/>
@@ -14829,19 +13969,7 @@
                                 <w:szCs w:val="21"/>
                                 <w14:ligatures w14:val="none"/>
                               </w:rPr>
-                              <w:t>_</w:t>
-                            </w:r>
-                            <w:proofErr w:type="gramStart"/>
-                            <w:r>
-                              <w:rPr>
-                                <w:rFonts w:ascii="Consolas" w:eastAsia="Times New Roman" w:hAnsi="Consolas" w:cs="Times New Roman"/>
-                                <w:color w:val="61AFEF"/>
-                                <w:kern w:val="0"/>
-                                <w:sz w:val="21"/>
-                                <w:szCs w:val="21"/>
-                                <w14:ligatures w14:val="none"/>
-                              </w:rPr>
-                              <w:t>item</w:t>
+                              <w:t>ItemToPurchase</w:t>
                             </w:r>
                             <w:proofErr w:type="spellEnd"/>
                             <w:r>
@@ -14856,31 +13984,6 @@
                               <w:t>(</w:t>
                             </w:r>
                             <w:proofErr w:type="spellStart"/>
-                            <w:r>
-                              <w:rPr>
-                                <w:rFonts w:ascii="Consolas" w:eastAsia="Times New Roman" w:hAnsi="Consolas" w:cs="Times New Roman"/>
-                                <w:color w:val="61AFEF"/>
-                                <w:kern w:val="0"/>
-                                <w:sz w:val="21"/>
-                                <w:szCs w:val="21"/>
-                                <w14:ligatures w14:val="none"/>
-                              </w:rPr>
-                              <w:t>ItemToPurchase</w:t>
-                            </w:r>
-                            <w:proofErr w:type="spellEnd"/>
-                            <w:r>
-                              <w:rPr>
-                                <w:rFonts w:ascii="Consolas" w:eastAsia="Times New Roman" w:hAnsi="Consolas" w:cs="Times New Roman"/>
-                                <w:color w:val="ABB2BF"/>
-                                <w:kern w:val="0"/>
-                                <w:sz w:val="21"/>
-                                <w:szCs w:val="21"/>
-                                <w14:ligatures w14:val="none"/>
-                              </w:rPr>
-                              <w:t>(</w:t>
-                            </w:r>
-                            <w:proofErr w:type="spellStart"/>
-                            <w:proofErr w:type="gramEnd"/>
                             <w:r>
                               <w:rPr>
                                 <w:rFonts w:ascii="Consolas" w:eastAsia="Times New Roman" w:hAnsi="Consolas" w:cs="Times New Roman"/>
@@ -15074,7 +14177,6 @@
                               </w:rPr>
                               <w:t xml:space="preserve">            </w:t>
                             </w:r>
-                            <w:proofErr w:type="gramStart"/>
                             <w:r>
                               <w:rPr>
                                 <w:rFonts w:ascii="Consolas" w:eastAsia="Times New Roman" w:hAnsi="Consolas" w:cs="Times New Roman"/>
@@ -15097,7 +14199,6 @@
                               </w:rPr>
                               <w:t>(</w:t>
                             </w:r>
-                            <w:proofErr w:type="gramEnd"/>
                             <w:r>
                               <w:rPr>
                                 <w:rFonts w:ascii="Consolas" w:eastAsia="Times New Roman" w:hAnsi="Consolas" w:cs="Times New Roman"/>
@@ -15212,19 +14313,7 @@
                                 <w:szCs w:val="21"/>
                                 <w14:ligatures w14:val="none"/>
                               </w:rPr>
-                              <w:t>print_</w:t>
-                            </w:r>
-                            <w:proofErr w:type="gramStart"/>
-                            <w:r>
-                              <w:rPr>
-                                <w:rFonts w:ascii="Consolas" w:eastAsia="Times New Roman" w:hAnsi="Consolas" w:cs="Times New Roman"/>
-                                <w:color w:val="61AFEF"/>
-                                <w:kern w:val="0"/>
-                                <w:sz w:val="21"/>
-                                <w:szCs w:val="21"/>
-                                <w14:ligatures w14:val="none"/>
-                              </w:rPr>
-                              <w:t>descriptions</w:t>
+                              <w:t>print_descriptions</w:t>
                             </w:r>
                             <w:proofErr w:type="spellEnd"/>
                             <w:r>
@@ -15236,19 +14325,7 @@
                                 <w:szCs w:val="21"/>
                                 <w14:ligatures w14:val="none"/>
                               </w:rPr>
-                              <w:t>(</w:t>
-                            </w:r>
-                            <w:proofErr w:type="gramEnd"/>
-                            <w:r>
-                              <w:rPr>
-                                <w:rFonts w:ascii="Consolas" w:eastAsia="Times New Roman" w:hAnsi="Consolas" w:cs="Times New Roman"/>
-                                <w:color w:val="ABB2BF"/>
-                                <w:kern w:val="0"/>
-                                <w:sz w:val="21"/>
-                                <w:szCs w:val="21"/>
-                                <w14:ligatures w14:val="none"/>
-                              </w:rPr>
-                              <w:t>)</w:t>
+                              <w:t>()</w:t>
                             </w:r>
                           </w:p>
                           <w:p>
@@ -15368,7 +14445,6 @@
                               </w:rPr>
                               <w:t xml:space="preserve">            </w:t>
                             </w:r>
-                            <w:proofErr w:type="gramStart"/>
                             <w:r>
                               <w:rPr>
                                 <w:rFonts w:ascii="Consolas" w:eastAsia="Times New Roman" w:hAnsi="Consolas" w:cs="Times New Roman"/>
@@ -15391,7 +14467,6 @@
                               </w:rPr>
                               <w:t>(</w:t>
                             </w:r>
-                            <w:proofErr w:type="gramEnd"/>
                             <w:r>
                               <w:rPr>
                                 <w:rFonts w:ascii="Consolas" w:eastAsia="Times New Roman" w:hAnsi="Consolas" w:cs="Times New Roman"/>
@@ -15506,19 +14581,7 @@
                                 <w:szCs w:val="21"/>
                                 <w14:ligatures w14:val="none"/>
                               </w:rPr>
-                              <w:t>print_</w:t>
-                            </w:r>
-                            <w:proofErr w:type="gramStart"/>
-                            <w:r>
-                              <w:rPr>
-                                <w:rFonts w:ascii="Consolas" w:eastAsia="Times New Roman" w:hAnsi="Consolas" w:cs="Times New Roman"/>
-                                <w:color w:val="61AFEF"/>
-                                <w:kern w:val="0"/>
-                                <w:sz w:val="21"/>
-                                <w:szCs w:val="21"/>
-                                <w14:ligatures w14:val="none"/>
-                              </w:rPr>
-                              <w:t>total</w:t>
+                              <w:t>print_total</w:t>
                             </w:r>
                             <w:proofErr w:type="spellEnd"/>
                             <w:r>
@@ -15530,19 +14593,7 @@
                                 <w:szCs w:val="21"/>
                                 <w14:ligatures w14:val="none"/>
                               </w:rPr>
-                              <w:t>(</w:t>
-                            </w:r>
-                            <w:proofErr w:type="gramEnd"/>
-                            <w:r>
-                              <w:rPr>
-                                <w:rFonts w:ascii="Consolas" w:eastAsia="Times New Roman" w:hAnsi="Consolas" w:cs="Times New Roman"/>
-                                <w:color w:val="ABB2BF"/>
-                                <w:kern w:val="0"/>
-                                <w:sz w:val="21"/>
-                                <w:szCs w:val="21"/>
-                                <w14:ligatures w14:val="none"/>
-                              </w:rPr>
-                              <w:t>)</w:t>
+                              <w:t>()</w:t>
                             </w:r>
                           </w:p>
                           <w:p>
@@ -15842,7 +14893,6 @@
                               </w:rPr>
                               <w:t xml:space="preserve"> </w:t>
                             </w:r>
-                            <w:proofErr w:type="gramStart"/>
                             <w:r>
                               <w:rPr>
                                 <w:rFonts w:ascii="Consolas" w:eastAsia="Times New Roman" w:hAnsi="Consolas" w:cs="Times New Roman"/>
@@ -15863,19 +14913,7 @@
                                 <w:szCs w:val="21"/>
                                 <w14:ligatures w14:val="none"/>
                               </w:rPr>
-                              <w:t>(</w:t>
-                            </w:r>
-                            <w:proofErr w:type="gramEnd"/>
-                            <w:r>
-                              <w:rPr>
-                                <w:rFonts w:ascii="Consolas" w:eastAsia="Times New Roman" w:hAnsi="Consolas" w:cs="Times New Roman"/>
-                                <w:color w:val="ABB2BF"/>
-                                <w:kern w:val="0"/>
-                                <w:sz w:val="21"/>
-                                <w:szCs w:val="21"/>
-                                <w14:ligatures w14:val="none"/>
-                              </w:rPr>
-                              <w:t>):</w:t>
+                              <w:t>():</w:t>
                             </w:r>
                           </w:p>
                           <w:p>
@@ -15962,7 +15000,6 @@
                               </w:rPr>
                               <w:t xml:space="preserve"> = </w:t>
                             </w:r>
-                            <w:proofErr w:type="gramStart"/>
                             <w:r>
                               <w:rPr>
                                 <w:rFonts w:ascii="Consolas" w:eastAsia="Times New Roman" w:hAnsi="Consolas" w:cs="Times New Roman"/>
@@ -15985,7 +15022,6 @@
                               </w:rPr>
                               <w:t>(</w:t>
                             </w:r>
-                            <w:proofErr w:type="gramEnd"/>
                             <w:r>
                               <w:rPr>
                                 <w:rFonts w:ascii="Consolas" w:eastAsia="Times New Roman" w:hAnsi="Consolas" w:cs="Times New Roman"/>
@@ -16079,7 +15115,6 @@
                               </w:rPr>
                               <w:t xml:space="preserve"> = </w:t>
                             </w:r>
-                            <w:proofErr w:type="gramStart"/>
                             <w:r>
                               <w:rPr>
                                 <w:rFonts w:ascii="Consolas" w:eastAsia="Times New Roman" w:hAnsi="Consolas" w:cs="Times New Roman"/>
@@ -16102,7 +15137,6 @@
                               </w:rPr>
                               <w:t>(</w:t>
                             </w:r>
-                            <w:proofErr w:type="gramEnd"/>
                             <w:r>
                               <w:rPr>
                                 <w:rFonts w:ascii="Consolas" w:eastAsia="Times New Roman" w:hAnsi="Consolas" w:cs="Times New Roman"/>
@@ -16186,7 +15220,6 @@
                               </w:rPr>
                               <w:t xml:space="preserve">    </w:t>
                             </w:r>
-                            <w:proofErr w:type="gramStart"/>
                             <w:r>
                               <w:rPr>
                                 <w:rFonts w:ascii="Consolas" w:eastAsia="Times New Roman" w:hAnsi="Consolas" w:cs="Times New Roman"/>
@@ -16209,7 +15242,6 @@
                               </w:rPr>
                               <w:t>(</w:t>
                             </w:r>
-                            <w:proofErr w:type="gramEnd"/>
                             <w:r>
                               <w:rPr>
                                 <w:rFonts w:ascii="Consolas" w:eastAsia="Times New Roman" w:hAnsi="Consolas" w:cs="Times New Roman"/>
@@ -16338,7 +15370,6 @@
                               </w:rPr>
                               <w:t xml:space="preserve">    </w:t>
                             </w:r>
-                            <w:proofErr w:type="gramStart"/>
                             <w:r>
                               <w:rPr>
                                 <w:rFonts w:ascii="Consolas" w:eastAsia="Times New Roman" w:hAnsi="Consolas" w:cs="Times New Roman"/>
@@ -16362,7 +15393,6 @@
                               <w:t>(</w:t>
                             </w:r>
                             <w:proofErr w:type="spellStart"/>
-                            <w:proofErr w:type="gramEnd"/>
                             <w:r>
                               <w:rPr>
                                 <w:rFonts w:ascii="Consolas" w:eastAsia="Times New Roman" w:hAnsi="Consolas" w:cs="Times New Roman"/>
@@ -16472,7 +15502,6 @@
                               <w:t xml:space="preserve">    cart = </w:t>
                             </w:r>
                             <w:proofErr w:type="spellStart"/>
-                            <w:proofErr w:type="gramStart"/>
                             <w:r>
                               <w:rPr>
                                 <w:rFonts w:ascii="Consolas" w:eastAsia="Times New Roman" w:hAnsi="Consolas" w:cs="Times New Roman"/>
@@ -16497,7 +15526,6 @@
                               <w:t>(</w:t>
                             </w:r>
                             <w:proofErr w:type="spellStart"/>
-                            <w:proofErr w:type="gramEnd"/>
                             <w:r>
                               <w:rPr>
                                 <w:rFonts w:ascii="Consolas" w:eastAsia="Times New Roman" w:hAnsi="Consolas" w:cs="Times New Roman"/>
@@ -16713,7 +15741,6 @@
                               </w:rPr>
                               <w:t xml:space="preserve">    </w:t>
                             </w:r>
-                            <w:proofErr w:type="gramStart"/>
                             <w:r>
                               <w:rPr>
                                 <w:rFonts w:ascii="Consolas" w:eastAsia="Times New Roman" w:hAnsi="Consolas" w:cs="Times New Roman"/>
@@ -16734,19 +15761,7 @@
                                 <w:szCs w:val="21"/>
                                 <w14:ligatures w14:val="none"/>
                               </w:rPr>
-                              <w:t>(</w:t>
-                            </w:r>
-                            <w:proofErr w:type="gramEnd"/>
-                            <w:r>
-                              <w:rPr>
-                                <w:rFonts w:ascii="Consolas" w:eastAsia="Times New Roman" w:hAnsi="Consolas" w:cs="Times New Roman"/>
-                                <w:color w:val="ABB2BF"/>
-                                <w:kern w:val="0"/>
-                                <w:sz w:val="21"/>
-                                <w:szCs w:val="21"/>
-                                <w14:ligatures w14:val="none"/>
-                              </w:rPr>
-                              <w:t>)</w:t>
+                              <w:t>()</w:t>
                             </w:r>
                           </w:p>
                         </w:txbxContent>
@@ -16843,7 +15858,31 @@
                           <w:szCs w:val="21"/>
                           <w14:ligatures w14:val="none"/>
                         </w:rPr>
-                        <w:t xml:space="preserve"> ItemToPurchase </w:t>
+                        <w:t xml:space="preserve"> </w:t>
+                      </w:r>
+                      <w:proofErr w:type="spellStart"/>
+                      <w:r>
+                        <w:rPr>
+                          <w:rFonts w:ascii="Consolas" w:eastAsia="Times New Roman" w:hAnsi="Consolas" w:cs="Times New Roman"/>
+                          <w:color w:val="ABB2BF"/>
+                          <w:kern w:val="0"/>
+                          <w:sz w:val="21"/>
+                          <w:szCs w:val="21"/>
+                          <w14:ligatures w14:val="none"/>
+                        </w:rPr>
+                        <w:t>ItemToPurchase</w:t>
+                      </w:r>
+                      <w:proofErr w:type="spellEnd"/>
+                      <w:r>
+                        <w:rPr>
+                          <w:rFonts w:ascii="Consolas" w:eastAsia="Times New Roman" w:hAnsi="Consolas" w:cs="Times New Roman"/>
+                          <w:color w:val="ABB2BF"/>
+                          <w:kern w:val="0"/>
+                          <w:sz w:val="21"/>
+                          <w:szCs w:val="21"/>
+                          <w14:ligatures w14:val="none"/>
+                        </w:rPr>
+                        <w:t xml:space="preserve"> </w:t>
                       </w:r>
                       <w:r>
                         <w:rPr>
@@ -16865,8 +15904,21 @@
                           <w:szCs w:val="21"/>
                           <w14:ligatures w14:val="none"/>
                         </w:rPr>
-                        <w:t xml:space="preserve"> ItemToPurchase</w:t>
-                      </w:r>
+                        <w:t xml:space="preserve"> </w:t>
+                      </w:r>
+                      <w:proofErr w:type="spellStart"/>
+                      <w:r>
+                        <w:rPr>
+                          <w:rFonts w:ascii="Consolas" w:eastAsia="Times New Roman" w:hAnsi="Consolas" w:cs="Times New Roman"/>
+                          <w:color w:val="ABB2BF"/>
+                          <w:kern w:val="0"/>
+                          <w:sz w:val="21"/>
+                          <w:szCs w:val="21"/>
+                          <w14:ligatures w14:val="none"/>
+                        </w:rPr>
+                        <w:t>ItemToPurchase</w:t>
+                      </w:r>
+                      <w:proofErr w:type="spellEnd"/>
                     </w:p>
                     <w:p>
                       <w:pPr>
@@ -16903,6 +15955,7 @@
                         </w:rPr>
                         <w:t xml:space="preserve"> </w:t>
                       </w:r>
+                      <w:proofErr w:type="spellStart"/>
                       <w:r>
                         <w:rPr>
                           <w:rFonts w:ascii="Consolas" w:eastAsia="Times New Roman" w:hAnsi="Consolas" w:cs="Times New Roman"/>
@@ -16914,6 +15967,7 @@
                         </w:rPr>
                         <w:t>ShoppingCart</w:t>
                       </w:r>
+                      <w:proofErr w:type="spellEnd"/>
                       <w:r>
                         <w:rPr>
                           <w:rFonts w:ascii="Consolas" w:eastAsia="Times New Roman" w:hAnsi="Consolas" w:cs="Times New Roman"/>
@@ -17031,7 +16085,31 @@
                           <w:szCs w:val="21"/>
                           <w14:ligatures w14:val="none"/>
                         </w:rPr>
-                        <w:t>__init__</w:t>
+                        <w:t>__</w:t>
+                      </w:r>
+                      <w:proofErr w:type="spellStart"/>
+                      <w:r>
+                        <w:rPr>
+                          <w:rFonts w:ascii="Consolas" w:eastAsia="Times New Roman" w:hAnsi="Consolas" w:cs="Times New Roman"/>
+                          <w:color w:val="56B6C2"/>
+                          <w:kern w:val="0"/>
+                          <w:sz w:val="21"/>
+                          <w:szCs w:val="21"/>
+                          <w14:ligatures w14:val="none"/>
+                        </w:rPr>
+                        <w:t>init</w:t>
+                      </w:r>
+                      <w:proofErr w:type="spellEnd"/>
+                      <w:r>
+                        <w:rPr>
+                          <w:rFonts w:ascii="Consolas" w:eastAsia="Times New Roman" w:hAnsi="Consolas" w:cs="Times New Roman"/>
+                          <w:color w:val="56B6C2"/>
+                          <w:kern w:val="0"/>
+                          <w:sz w:val="21"/>
+                          <w:szCs w:val="21"/>
+                          <w14:ligatures w14:val="none"/>
+                        </w:rPr>
+                        <w:t>__</w:t>
                       </w:r>
                       <w:r>
                         <w:rPr>
@@ -17068,6 +16146,7 @@
                         </w:rPr>
                         <w:t xml:space="preserve">, </w:t>
                       </w:r>
+                      <w:proofErr w:type="spellStart"/>
                       <w:r>
                         <w:rPr>
                           <w:rFonts w:ascii="Consolas" w:eastAsia="Times New Roman" w:hAnsi="Consolas" w:cs="Times New Roman"/>
@@ -17081,6 +16160,7 @@
                         </w:rPr>
                         <w:t>customer_name</w:t>
                       </w:r>
+                      <w:proofErr w:type="spellEnd"/>
                       <w:r>
                         <w:rPr>
                           <w:rFonts w:ascii="Consolas" w:eastAsia="Times New Roman" w:hAnsi="Consolas" w:cs="Times New Roman"/>
@@ -17114,6 +16194,7 @@
                         </w:rPr>
                         <w:t xml:space="preserve">, </w:t>
                       </w:r>
+                      <w:proofErr w:type="spellStart"/>
                       <w:r>
                         <w:rPr>
                           <w:rFonts w:ascii="Consolas" w:eastAsia="Times New Roman" w:hAnsi="Consolas" w:cs="Times New Roman"/>
@@ -17127,6 +16208,7 @@
                         </w:rPr>
                         <w:t>current_date</w:t>
                       </w:r>
+                      <w:proofErr w:type="spellEnd"/>
                       <w:r>
                         <w:rPr>
                           <w:rFonts w:ascii="Consolas" w:eastAsia="Times New Roman" w:hAnsi="Consolas" w:cs="Times New Roman"/>
@@ -17185,6 +16267,7 @@
                         </w:rPr>
                         <w:t xml:space="preserve">        </w:t>
                       </w:r>
+                      <w:proofErr w:type="spellStart"/>
                       <w:r>
                         <w:rPr>
                           <w:rFonts w:ascii="Consolas" w:eastAsia="Times New Roman" w:hAnsi="Consolas" w:cs="Times New Roman"/>
@@ -17205,8 +16288,33 @@
                           <w:szCs w:val="21"/>
                           <w14:ligatures w14:val="none"/>
                         </w:rPr>
-                        <w:t>.customer_name = customer_name</w:t>
-                      </w:r>
+                        <w:t>.customer_name</w:t>
+                      </w:r>
+                      <w:proofErr w:type="spellEnd"/>
+                      <w:r>
+                        <w:rPr>
+                          <w:rFonts w:ascii="Consolas" w:eastAsia="Times New Roman" w:hAnsi="Consolas" w:cs="Times New Roman"/>
+                          <w:color w:val="ABB2BF"/>
+                          <w:kern w:val="0"/>
+                          <w:sz w:val="21"/>
+                          <w:szCs w:val="21"/>
+                          <w14:ligatures w14:val="none"/>
+                        </w:rPr>
+                        <w:t xml:space="preserve"> = </w:t>
+                      </w:r>
+                      <w:proofErr w:type="spellStart"/>
+                      <w:r>
+                        <w:rPr>
+                          <w:rFonts w:ascii="Consolas" w:eastAsia="Times New Roman" w:hAnsi="Consolas" w:cs="Times New Roman"/>
+                          <w:color w:val="ABB2BF"/>
+                          <w:kern w:val="0"/>
+                          <w:sz w:val="21"/>
+                          <w:szCs w:val="21"/>
+                          <w14:ligatures w14:val="none"/>
+                        </w:rPr>
+                        <w:t>customer_name</w:t>
+                      </w:r>
+                      <w:proofErr w:type="spellEnd"/>
                     </w:p>
                     <w:p>
                       <w:pPr>
@@ -17232,6 +16340,7 @@
                         </w:rPr>
                         <w:t xml:space="preserve">        </w:t>
                       </w:r>
+                      <w:proofErr w:type="spellStart"/>
                       <w:r>
                         <w:rPr>
                           <w:rFonts w:ascii="Consolas" w:eastAsia="Times New Roman" w:hAnsi="Consolas" w:cs="Times New Roman"/>
@@ -17252,8 +16361,33 @@
                           <w:szCs w:val="21"/>
                           <w14:ligatures w14:val="none"/>
                         </w:rPr>
-                        <w:t>.current_date = current_date</w:t>
-                      </w:r>
+                        <w:t>.current_date</w:t>
+                      </w:r>
+                      <w:proofErr w:type="spellEnd"/>
+                      <w:r>
+                        <w:rPr>
+                          <w:rFonts w:ascii="Consolas" w:eastAsia="Times New Roman" w:hAnsi="Consolas" w:cs="Times New Roman"/>
+                          <w:color w:val="ABB2BF"/>
+                          <w:kern w:val="0"/>
+                          <w:sz w:val="21"/>
+                          <w:szCs w:val="21"/>
+                          <w14:ligatures w14:val="none"/>
+                        </w:rPr>
+                        <w:t xml:space="preserve"> = </w:t>
+                      </w:r>
+                      <w:proofErr w:type="spellStart"/>
+                      <w:r>
+                        <w:rPr>
+                          <w:rFonts w:ascii="Consolas" w:eastAsia="Times New Roman" w:hAnsi="Consolas" w:cs="Times New Roman"/>
+                          <w:color w:val="ABB2BF"/>
+                          <w:kern w:val="0"/>
+                          <w:sz w:val="21"/>
+                          <w:szCs w:val="21"/>
+                          <w14:ligatures w14:val="none"/>
+                        </w:rPr>
+                        <w:t>current_date</w:t>
+                      </w:r>
+                      <w:proofErr w:type="spellEnd"/>
                     </w:p>
                     <w:p>
                       <w:pPr>
@@ -17279,6 +16413,7 @@
                         </w:rPr>
                         <w:t xml:space="preserve">        </w:t>
                       </w:r>
+                      <w:proofErr w:type="spellStart"/>
                       <w:r>
                         <w:rPr>
                           <w:rFonts w:ascii="Consolas" w:eastAsia="Times New Roman" w:hAnsi="Consolas" w:cs="Times New Roman"/>
@@ -17299,7 +16434,19 @@
                           <w:szCs w:val="21"/>
                           <w14:ligatures w14:val="none"/>
                         </w:rPr>
-                        <w:t>.cart_items = []</w:t>
+                        <w:t>.cart_items</w:t>
+                      </w:r>
+                      <w:proofErr w:type="spellEnd"/>
+                      <w:r>
+                        <w:rPr>
+                          <w:rFonts w:ascii="Consolas" w:eastAsia="Times New Roman" w:hAnsi="Consolas" w:cs="Times New Roman"/>
+                          <w:color w:val="ABB2BF"/>
+                          <w:kern w:val="0"/>
+                          <w:sz w:val="21"/>
+                          <w:szCs w:val="21"/>
+                          <w14:ligatures w14:val="none"/>
+                        </w:rPr>
+                        <w:t xml:space="preserve"> = []</w:t>
                       </w:r>
                     </w:p>
                     <w:p>
@@ -17362,6 +16509,7 @@
                         </w:rPr>
                         <w:t xml:space="preserve"> </w:t>
                       </w:r>
+                      <w:proofErr w:type="spellStart"/>
                       <w:r>
                         <w:rPr>
                           <w:rFonts w:ascii="Consolas" w:eastAsia="Times New Roman" w:hAnsi="Consolas" w:cs="Times New Roman"/>
@@ -17373,6 +16521,7 @@
                         </w:rPr>
                         <w:t>add_item</w:t>
                       </w:r>
+                      <w:proofErr w:type="spellEnd"/>
                       <w:r>
                         <w:rPr>
                           <w:rFonts w:ascii="Consolas" w:eastAsia="Times New Roman" w:hAnsi="Consolas" w:cs="Times New Roman"/>
@@ -17432,6 +16581,7 @@
                         </w:rPr>
                         <w:t xml:space="preserve">: </w:t>
                       </w:r>
+                      <w:proofErr w:type="spellStart"/>
                       <w:r>
                         <w:rPr>
                           <w:rFonts w:ascii="Consolas" w:eastAsia="Times New Roman" w:hAnsi="Consolas" w:cs="Times New Roman"/>
@@ -17443,6 +16593,7 @@
                         </w:rPr>
                         <w:t>ItemToPurchase</w:t>
                       </w:r>
+                      <w:proofErr w:type="spellEnd"/>
                       <w:r>
                         <w:rPr>
                           <w:rFonts w:ascii="Consolas" w:eastAsia="Times New Roman" w:hAnsi="Consolas" w:cs="Times New Roman"/>
@@ -17488,7 +16639,31 @@
                           <w:szCs w:val="21"/>
                           <w14:ligatures w14:val="none"/>
                         </w:rPr>
-                        <w:t># Adds a new ItemToPurchase object to the cart.</w:t>
+                        <w:t xml:space="preserve"># Adds a new </w:t>
+                      </w:r>
+                      <w:proofErr w:type="spellStart"/>
+                      <w:r>
+                        <w:rPr>
+                          <w:rFonts w:ascii="Consolas" w:eastAsia="Times New Roman" w:hAnsi="Consolas" w:cs="Times New Roman"/>
+                          <w:color w:val="7F848E"/>
+                          <w:kern w:val="0"/>
+                          <w:sz w:val="21"/>
+                          <w:szCs w:val="21"/>
+                          <w14:ligatures w14:val="none"/>
+                        </w:rPr>
+                        <w:t>ItemToPurchase</w:t>
+                      </w:r>
+                      <w:proofErr w:type="spellEnd"/>
+                      <w:r>
+                        <w:rPr>
+                          <w:rFonts w:ascii="Consolas" w:eastAsia="Times New Roman" w:hAnsi="Consolas" w:cs="Times New Roman"/>
+                          <w:color w:val="7F848E"/>
+                          <w:kern w:val="0"/>
+                          <w:sz w:val="21"/>
+                          <w:szCs w:val="21"/>
+                          <w14:ligatures w14:val="none"/>
+                        </w:rPr>
+                        <w:t xml:space="preserve"> object to the cart.</w:t>
                       </w:r>
                     </w:p>
                     <w:p>
@@ -17515,6 +16690,7 @@
                         </w:rPr>
                         <w:t xml:space="preserve">        </w:t>
                       </w:r>
+                      <w:proofErr w:type="spellStart"/>
                       <w:r>
                         <w:rPr>
                           <w:rFonts w:ascii="Consolas" w:eastAsia="Times New Roman" w:hAnsi="Consolas" w:cs="Times New Roman"/>
@@ -17548,6 +16724,7 @@
                         </w:rPr>
                         <w:t>append</w:t>
                       </w:r>
+                      <w:proofErr w:type="spellEnd"/>
                       <w:r>
                         <w:rPr>
                           <w:rFonts w:ascii="Consolas" w:eastAsia="Times New Roman" w:hAnsi="Consolas" w:cs="Times New Roman"/>
@@ -17620,6 +16797,7 @@
                         </w:rPr>
                         <w:t xml:space="preserve"> </w:t>
                       </w:r>
+                      <w:proofErr w:type="spellStart"/>
                       <w:r>
                         <w:rPr>
                           <w:rFonts w:ascii="Consolas" w:eastAsia="Times New Roman" w:hAnsi="Consolas" w:cs="Times New Roman"/>
@@ -17631,6 +16809,7 @@
                         </w:rPr>
                         <w:t>remove_item</w:t>
                       </w:r>
+                      <w:proofErr w:type="spellEnd"/>
                       <w:r>
                         <w:rPr>
                           <w:rFonts w:ascii="Consolas" w:eastAsia="Times New Roman" w:hAnsi="Consolas" w:cs="Times New Roman"/>
@@ -17666,6 +16845,7 @@
                         </w:rPr>
                         <w:t xml:space="preserve">, </w:t>
                       </w:r>
+                      <w:proofErr w:type="spellStart"/>
                       <w:r>
                         <w:rPr>
                           <w:rFonts w:ascii="Consolas" w:eastAsia="Times New Roman" w:hAnsi="Consolas" w:cs="Times New Roman"/>
@@ -17679,6 +16859,7 @@
                         </w:rPr>
                         <w:t>item_name</w:t>
                       </w:r>
+                      <w:proofErr w:type="spellEnd"/>
                       <w:r>
                         <w:rPr>
                           <w:rFonts w:ascii="Consolas" w:eastAsia="Times New Roman" w:hAnsi="Consolas" w:cs="Times New Roman"/>
@@ -17793,7 +16974,55 @@
                           <w:szCs w:val="21"/>
                           <w14:ligatures w14:val="none"/>
                         </w:rPr>
-                        <w:t xml:space="preserve"> idx, cart_item </w:t>
+                        <w:t xml:space="preserve"> </w:t>
+                      </w:r>
+                      <w:proofErr w:type="spellStart"/>
+                      <w:r>
+                        <w:rPr>
+                          <w:rFonts w:ascii="Consolas" w:eastAsia="Times New Roman" w:hAnsi="Consolas" w:cs="Times New Roman"/>
+                          <w:color w:val="ABB2BF"/>
+                          <w:kern w:val="0"/>
+                          <w:sz w:val="21"/>
+                          <w:szCs w:val="21"/>
+                          <w14:ligatures w14:val="none"/>
+                        </w:rPr>
+                        <w:t>idx</w:t>
+                      </w:r>
+                      <w:proofErr w:type="spellEnd"/>
+                      <w:r>
+                        <w:rPr>
+                          <w:rFonts w:ascii="Consolas" w:eastAsia="Times New Roman" w:hAnsi="Consolas" w:cs="Times New Roman"/>
+                          <w:color w:val="ABB2BF"/>
+                          <w:kern w:val="0"/>
+                          <w:sz w:val="21"/>
+                          <w:szCs w:val="21"/>
+                          <w14:ligatures w14:val="none"/>
+                        </w:rPr>
+                        <w:t xml:space="preserve">, </w:t>
+                      </w:r>
+                      <w:proofErr w:type="spellStart"/>
+                      <w:r>
+                        <w:rPr>
+                          <w:rFonts w:ascii="Consolas" w:eastAsia="Times New Roman" w:hAnsi="Consolas" w:cs="Times New Roman"/>
+                          <w:color w:val="ABB2BF"/>
+                          <w:kern w:val="0"/>
+                          <w:sz w:val="21"/>
+                          <w:szCs w:val="21"/>
+                          <w14:ligatures w14:val="none"/>
+                        </w:rPr>
+                        <w:t>cart_item</w:t>
+                      </w:r>
+                      <w:proofErr w:type="spellEnd"/>
+                      <w:r>
+                        <w:rPr>
+                          <w:rFonts w:ascii="Consolas" w:eastAsia="Times New Roman" w:hAnsi="Consolas" w:cs="Times New Roman"/>
+                          <w:color w:val="ABB2BF"/>
+                          <w:kern w:val="0"/>
+                          <w:sz w:val="21"/>
+                          <w:szCs w:val="21"/>
+                          <w14:ligatures w14:val="none"/>
+                        </w:rPr>
+                        <w:t xml:space="preserve"> </w:t>
                       </w:r>
                       <w:r>
                         <w:rPr>
@@ -17839,6 +17068,7 @@
                         </w:rPr>
                         <w:t>(</w:t>
                       </w:r>
+                      <w:proofErr w:type="spellStart"/>
                       <w:r>
                         <w:rPr>
                           <w:rFonts w:ascii="Consolas" w:eastAsia="Times New Roman" w:hAnsi="Consolas" w:cs="Times New Roman"/>
@@ -17859,7 +17089,19 @@
                           <w:szCs w:val="21"/>
                           <w14:ligatures w14:val="none"/>
                         </w:rPr>
-                        <w:t>.cart_items):</w:t>
+                        <w:t>.cart_items</w:t>
+                      </w:r>
+                      <w:proofErr w:type="spellEnd"/>
+                      <w:r>
+                        <w:rPr>
+                          <w:rFonts w:ascii="Consolas" w:eastAsia="Times New Roman" w:hAnsi="Consolas" w:cs="Times New Roman"/>
+                          <w:color w:val="ABB2BF"/>
+                          <w:kern w:val="0"/>
+                          <w:sz w:val="21"/>
+                          <w:szCs w:val="21"/>
+                          <w14:ligatures w14:val="none"/>
+                        </w:rPr>
+                        <w:t>):</w:t>
                       </w:r>
                     </w:p>
                     <w:p>
@@ -17906,7 +17148,31 @@
                           <w:szCs w:val="21"/>
                           <w14:ligatures w14:val="none"/>
                         </w:rPr>
-                        <w:t xml:space="preserve"> cart_item.item_name </w:t>
+                        <w:t xml:space="preserve"> </w:t>
+                      </w:r>
+                      <w:proofErr w:type="spellStart"/>
+                      <w:r>
+                        <w:rPr>
+                          <w:rFonts w:ascii="Consolas" w:eastAsia="Times New Roman" w:hAnsi="Consolas" w:cs="Times New Roman"/>
+                          <w:color w:val="ABB2BF"/>
+                          <w:kern w:val="0"/>
+                          <w:sz w:val="21"/>
+                          <w:szCs w:val="21"/>
+                          <w14:ligatures w14:val="none"/>
+                        </w:rPr>
+                        <w:t>cart_item.item_name</w:t>
+                      </w:r>
+                      <w:proofErr w:type="spellEnd"/>
+                      <w:r>
+                        <w:rPr>
+                          <w:rFonts w:ascii="Consolas" w:eastAsia="Times New Roman" w:hAnsi="Consolas" w:cs="Times New Roman"/>
+                          <w:color w:val="ABB2BF"/>
+                          <w:kern w:val="0"/>
+                          <w:sz w:val="21"/>
+                          <w:szCs w:val="21"/>
+                          <w14:ligatures w14:val="none"/>
+                        </w:rPr>
+                        <w:t xml:space="preserve"> </w:t>
                       </w:r>
                       <w:r>
                         <w:rPr>
@@ -17928,7 +17194,31 @@
                           <w:szCs w:val="21"/>
                           <w14:ligatures w14:val="none"/>
                         </w:rPr>
-                        <w:t xml:space="preserve"> item_name:</w:t>
+                        <w:t xml:space="preserve"> </w:t>
+                      </w:r>
+                      <w:proofErr w:type="spellStart"/>
+                      <w:r>
+                        <w:rPr>
+                          <w:rFonts w:ascii="Consolas" w:eastAsia="Times New Roman" w:hAnsi="Consolas" w:cs="Times New Roman"/>
+                          <w:color w:val="ABB2BF"/>
+                          <w:kern w:val="0"/>
+                          <w:sz w:val="21"/>
+                          <w:szCs w:val="21"/>
+                          <w14:ligatures w14:val="none"/>
+                        </w:rPr>
+                        <w:t>item_name</w:t>
+                      </w:r>
+                      <w:proofErr w:type="spellEnd"/>
+                      <w:r>
+                        <w:rPr>
+                          <w:rFonts w:ascii="Consolas" w:eastAsia="Times New Roman" w:hAnsi="Consolas" w:cs="Times New Roman"/>
+                          <w:color w:val="ABB2BF"/>
+                          <w:kern w:val="0"/>
+                          <w:sz w:val="21"/>
+                          <w:szCs w:val="21"/>
+                          <w14:ligatures w14:val="none"/>
+                        </w:rPr>
+                        <w:t>:</w:t>
                       </w:r>
                     </w:p>
                     <w:p>
@@ -17977,6 +17267,7 @@
                         </w:rPr>
                         <w:t xml:space="preserve"> </w:t>
                       </w:r>
+                      <w:proofErr w:type="spellStart"/>
                       <w:r>
                         <w:rPr>
                           <w:rFonts w:ascii="Consolas" w:eastAsia="Times New Roman" w:hAnsi="Consolas" w:cs="Times New Roman"/>
@@ -17997,7 +17288,43 @@
                           <w:szCs w:val="21"/>
                           <w14:ligatures w14:val="none"/>
                         </w:rPr>
-                        <w:t>.cart_items[idx]</w:t>
+                        <w:t>.cart_items</w:t>
+                      </w:r>
+                      <w:proofErr w:type="spellEnd"/>
+                      <w:r>
+                        <w:rPr>
+                          <w:rFonts w:ascii="Consolas" w:eastAsia="Times New Roman" w:hAnsi="Consolas" w:cs="Times New Roman"/>
+                          <w:color w:val="ABB2BF"/>
+                          <w:kern w:val="0"/>
+                          <w:sz w:val="21"/>
+                          <w:szCs w:val="21"/>
+                          <w14:ligatures w14:val="none"/>
+                        </w:rPr>
+                        <w:t>[</w:t>
+                      </w:r>
+                      <w:proofErr w:type="spellStart"/>
+                      <w:r>
+                        <w:rPr>
+                          <w:rFonts w:ascii="Consolas" w:eastAsia="Times New Roman" w:hAnsi="Consolas" w:cs="Times New Roman"/>
+                          <w:color w:val="ABB2BF"/>
+                          <w:kern w:val="0"/>
+                          <w:sz w:val="21"/>
+                          <w:szCs w:val="21"/>
+                          <w14:ligatures w14:val="none"/>
+                        </w:rPr>
+                        <w:t>idx</w:t>
+                      </w:r>
+                      <w:proofErr w:type="spellEnd"/>
+                      <w:r>
+                        <w:rPr>
+                          <w:rFonts w:ascii="Consolas" w:eastAsia="Times New Roman" w:hAnsi="Consolas" w:cs="Times New Roman"/>
+                          <w:color w:val="ABB2BF"/>
+                          <w:kern w:val="0"/>
+                          <w:sz w:val="21"/>
+                          <w:szCs w:val="21"/>
+                          <w14:ligatures w14:val="none"/>
+                        </w:rPr>
+                        <w:t>]</w:t>
                       </w:r>
                     </w:p>
                     <w:p>
@@ -18165,6 +17492,7 @@
                         </w:rPr>
                         <w:t xml:space="preserve"> </w:t>
                       </w:r>
+                      <w:proofErr w:type="spellStart"/>
                       <w:r>
                         <w:rPr>
                           <w:rFonts w:ascii="Consolas" w:eastAsia="Times New Roman" w:hAnsi="Consolas" w:cs="Times New Roman"/>
@@ -18176,6 +17504,7 @@
                         </w:rPr>
                         <w:t>modify_item</w:t>
                       </w:r>
+                      <w:proofErr w:type="spellEnd"/>
                       <w:r>
                         <w:rPr>
                           <w:rFonts w:ascii="Consolas" w:eastAsia="Times New Roman" w:hAnsi="Consolas" w:cs="Times New Roman"/>
@@ -18235,6 +17564,7 @@
                         </w:rPr>
                         <w:t xml:space="preserve">: </w:t>
                       </w:r>
+                      <w:proofErr w:type="spellStart"/>
                       <w:r>
                         <w:rPr>
                           <w:rFonts w:ascii="Consolas" w:eastAsia="Times New Roman" w:hAnsi="Consolas" w:cs="Times New Roman"/>
@@ -18246,6 +17576,7 @@
                         </w:rPr>
                         <w:t>ItemToPurchase</w:t>
                       </w:r>
+                      <w:proofErr w:type="spellEnd"/>
                       <w:r>
                         <w:rPr>
                           <w:rFonts w:ascii="Consolas" w:eastAsia="Times New Roman" w:hAnsi="Consolas" w:cs="Times New Roman"/>
@@ -18338,7 +17669,31 @@
                           <w:szCs w:val="21"/>
                           <w14:ligatures w14:val="none"/>
                         </w:rPr>
-                        <w:t xml:space="preserve"> cart_item </w:t>
+                        <w:t xml:space="preserve"> </w:t>
+                      </w:r>
+                      <w:proofErr w:type="spellStart"/>
+                      <w:r>
+                        <w:rPr>
+                          <w:rFonts w:ascii="Consolas" w:eastAsia="Times New Roman" w:hAnsi="Consolas" w:cs="Times New Roman"/>
+                          <w:color w:val="ABB2BF"/>
+                          <w:kern w:val="0"/>
+                          <w:sz w:val="21"/>
+                          <w:szCs w:val="21"/>
+                          <w14:ligatures w14:val="none"/>
+                        </w:rPr>
+                        <w:t>cart_item</w:t>
+                      </w:r>
+                      <w:proofErr w:type="spellEnd"/>
+                      <w:r>
+                        <w:rPr>
+                          <w:rFonts w:ascii="Consolas" w:eastAsia="Times New Roman" w:hAnsi="Consolas" w:cs="Times New Roman"/>
+                          <w:color w:val="ABB2BF"/>
+                          <w:kern w:val="0"/>
+                          <w:sz w:val="21"/>
+                          <w:szCs w:val="21"/>
+                          <w14:ligatures w14:val="none"/>
+                        </w:rPr>
+                        <w:t xml:space="preserve"> </w:t>
                       </w:r>
                       <w:r>
                         <w:rPr>
@@ -18362,6 +17717,7 @@
                         </w:rPr>
                         <w:t xml:space="preserve"> </w:t>
                       </w:r>
+                      <w:proofErr w:type="spellStart"/>
                       <w:r>
                         <w:rPr>
                           <w:rFonts w:ascii="Consolas" w:eastAsia="Times New Roman" w:hAnsi="Consolas" w:cs="Times New Roman"/>
@@ -18382,7 +17738,19 @@
                           <w:szCs w:val="21"/>
                           <w14:ligatures w14:val="none"/>
                         </w:rPr>
-                        <w:t>.cart_items:</w:t>
+                        <w:t>.cart_items</w:t>
+                      </w:r>
+                      <w:proofErr w:type="spellEnd"/>
+                      <w:r>
+                        <w:rPr>
+                          <w:rFonts w:ascii="Consolas" w:eastAsia="Times New Roman" w:hAnsi="Consolas" w:cs="Times New Roman"/>
+                          <w:color w:val="ABB2BF"/>
+                          <w:kern w:val="0"/>
+                          <w:sz w:val="21"/>
+                          <w:szCs w:val="21"/>
+                          <w14:ligatures w14:val="none"/>
+                        </w:rPr>
+                        <w:t>:</w:t>
                       </w:r>
                     </w:p>
                     <w:p>
@@ -18429,7 +17797,31 @@
                           <w:szCs w:val="21"/>
                           <w14:ligatures w14:val="none"/>
                         </w:rPr>
-                        <w:t xml:space="preserve"> cart_item.item_name </w:t>
+                        <w:t xml:space="preserve"> </w:t>
+                      </w:r>
+                      <w:proofErr w:type="spellStart"/>
+                      <w:r>
+                        <w:rPr>
+                          <w:rFonts w:ascii="Consolas" w:eastAsia="Times New Roman" w:hAnsi="Consolas" w:cs="Times New Roman"/>
+                          <w:color w:val="ABB2BF"/>
+                          <w:kern w:val="0"/>
+                          <w:sz w:val="21"/>
+                          <w:szCs w:val="21"/>
+                          <w14:ligatures w14:val="none"/>
+                        </w:rPr>
+                        <w:t>cart_item.item_name</w:t>
+                      </w:r>
+                      <w:proofErr w:type="spellEnd"/>
+                      <w:r>
+                        <w:rPr>
+                          <w:rFonts w:ascii="Consolas" w:eastAsia="Times New Roman" w:hAnsi="Consolas" w:cs="Times New Roman"/>
+                          <w:color w:val="ABB2BF"/>
+                          <w:kern w:val="0"/>
+                          <w:sz w:val="21"/>
+                          <w:szCs w:val="21"/>
+                          <w14:ligatures w14:val="none"/>
+                        </w:rPr>
+                        <w:t xml:space="preserve"> </w:t>
                       </w:r>
                       <w:r>
                         <w:rPr>
@@ -18451,7 +17843,31 @@
                           <w:szCs w:val="21"/>
                           <w14:ligatures w14:val="none"/>
                         </w:rPr>
-                        <w:t xml:space="preserve"> item.item_name:</w:t>
+                        <w:t xml:space="preserve"> </w:t>
+                      </w:r>
+                      <w:proofErr w:type="spellStart"/>
+                      <w:r>
+                        <w:rPr>
+                          <w:rFonts w:ascii="Consolas" w:eastAsia="Times New Roman" w:hAnsi="Consolas" w:cs="Times New Roman"/>
+                          <w:color w:val="ABB2BF"/>
+                          <w:kern w:val="0"/>
+                          <w:sz w:val="21"/>
+                          <w:szCs w:val="21"/>
+                          <w14:ligatures w14:val="none"/>
+                        </w:rPr>
+                        <w:t>item.item_name</w:t>
+                      </w:r>
+                      <w:proofErr w:type="spellEnd"/>
+                      <w:r>
+                        <w:rPr>
+                          <w:rFonts w:ascii="Consolas" w:eastAsia="Times New Roman" w:hAnsi="Consolas" w:cs="Times New Roman"/>
+                          <w:color w:val="ABB2BF"/>
+                          <w:kern w:val="0"/>
+                          <w:sz w:val="21"/>
+                          <w:szCs w:val="21"/>
+                          <w14:ligatures w14:val="none"/>
+                        </w:rPr>
+                        <w:t>:</w:t>
                       </w:r>
                     </w:p>
                     <w:p>
@@ -18498,7 +17914,31 @@
                           <w:szCs w:val="21"/>
                           <w14:ligatures w14:val="none"/>
                         </w:rPr>
-                        <w:t xml:space="preserve"> item.item_description </w:t>
+                        <w:t xml:space="preserve"> </w:t>
+                      </w:r>
+                      <w:proofErr w:type="spellStart"/>
+                      <w:r>
+                        <w:rPr>
+                          <w:rFonts w:ascii="Consolas" w:eastAsia="Times New Roman" w:hAnsi="Consolas" w:cs="Times New Roman"/>
+                          <w:color w:val="ABB2BF"/>
+                          <w:kern w:val="0"/>
+                          <w:sz w:val="21"/>
+                          <w:szCs w:val="21"/>
+                          <w14:ligatures w14:val="none"/>
+                        </w:rPr>
+                        <w:t>item.item_description</w:t>
+                      </w:r>
+                      <w:proofErr w:type="spellEnd"/>
+                      <w:r>
+                        <w:rPr>
+                          <w:rFonts w:ascii="Consolas" w:eastAsia="Times New Roman" w:hAnsi="Consolas" w:cs="Times New Roman"/>
+                          <w:color w:val="ABB2BF"/>
+                          <w:kern w:val="0"/>
+                          <w:sz w:val="21"/>
+                          <w:szCs w:val="21"/>
+                          <w14:ligatures w14:val="none"/>
+                        </w:rPr>
+                        <w:t xml:space="preserve"> </w:t>
                       </w:r>
                       <w:r>
                         <w:rPr>
@@ -18567,8 +18007,45 @@
                           <w:szCs w:val="21"/>
                           <w14:ligatures w14:val="none"/>
                         </w:rPr>
-                        <w:t>                    cart_item.item_description = item.item_description</w:t>
-                      </w:r>
+                        <w:t xml:space="preserve">                    </w:t>
+                      </w:r>
+                      <w:proofErr w:type="spellStart"/>
+                      <w:r>
+                        <w:rPr>
+                          <w:rFonts w:ascii="Consolas" w:eastAsia="Times New Roman" w:hAnsi="Consolas" w:cs="Times New Roman"/>
+                          <w:color w:val="ABB2BF"/>
+                          <w:kern w:val="0"/>
+                          <w:sz w:val="21"/>
+                          <w:szCs w:val="21"/>
+                          <w14:ligatures w14:val="none"/>
+                        </w:rPr>
+                        <w:t>cart_item.item_description</w:t>
+                      </w:r>
+                      <w:proofErr w:type="spellEnd"/>
+                      <w:r>
+                        <w:rPr>
+                          <w:rFonts w:ascii="Consolas" w:eastAsia="Times New Roman" w:hAnsi="Consolas" w:cs="Times New Roman"/>
+                          <w:color w:val="ABB2BF"/>
+                          <w:kern w:val="0"/>
+                          <w:sz w:val="21"/>
+                          <w:szCs w:val="21"/>
+                          <w14:ligatures w14:val="none"/>
+                        </w:rPr>
+                        <w:t xml:space="preserve"> = </w:t>
+                      </w:r>
+                      <w:proofErr w:type="spellStart"/>
+                      <w:r>
+                        <w:rPr>
+                          <w:rFonts w:ascii="Consolas" w:eastAsia="Times New Roman" w:hAnsi="Consolas" w:cs="Times New Roman"/>
+                          <w:color w:val="ABB2BF"/>
+                          <w:kern w:val="0"/>
+                          <w:sz w:val="21"/>
+                          <w:szCs w:val="21"/>
+                          <w14:ligatures w14:val="none"/>
+                        </w:rPr>
+                        <w:t>item.item_description</w:t>
+                      </w:r>
+                      <w:proofErr w:type="spellEnd"/>
                     </w:p>
                     <w:p>
                       <w:pPr>
@@ -18614,7 +18091,31 @@
                           <w:szCs w:val="21"/>
                           <w14:ligatures w14:val="none"/>
                         </w:rPr>
-                        <w:t xml:space="preserve"> item.item_price </w:t>
+                        <w:t xml:space="preserve"> </w:t>
+                      </w:r>
+                      <w:proofErr w:type="spellStart"/>
+                      <w:r>
+                        <w:rPr>
+                          <w:rFonts w:ascii="Consolas" w:eastAsia="Times New Roman" w:hAnsi="Consolas" w:cs="Times New Roman"/>
+                          <w:color w:val="ABB2BF"/>
+                          <w:kern w:val="0"/>
+                          <w:sz w:val="21"/>
+                          <w:szCs w:val="21"/>
+                          <w14:ligatures w14:val="none"/>
+                        </w:rPr>
+                        <w:t>item.item_price</w:t>
+                      </w:r>
+                      <w:proofErr w:type="spellEnd"/>
+                      <w:r>
+                        <w:rPr>
+                          <w:rFonts w:ascii="Consolas" w:eastAsia="Times New Roman" w:hAnsi="Consolas" w:cs="Times New Roman"/>
+                          <w:color w:val="ABB2BF"/>
+                          <w:kern w:val="0"/>
+                          <w:sz w:val="21"/>
+                          <w:szCs w:val="21"/>
+                          <w14:ligatures w14:val="none"/>
+                        </w:rPr>
+                        <w:t xml:space="preserve"> </w:t>
                       </w:r>
                       <w:r>
                         <w:rPr>
@@ -18683,8 +18184,45 @@
                           <w:szCs w:val="21"/>
                           <w14:ligatures w14:val="none"/>
                         </w:rPr>
-                        <w:t>                    cart_item.item_price = item.item_price</w:t>
-                      </w:r>
+                        <w:t xml:space="preserve">                    </w:t>
+                      </w:r>
+                      <w:proofErr w:type="spellStart"/>
+                      <w:r>
+                        <w:rPr>
+                          <w:rFonts w:ascii="Consolas" w:eastAsia="Times New Roman" w:hAnsi="Consolas" w:cs="Times New Roman"/>
+                          <w:color w:val="ABB2BF"/>
+                          <w:kern w:val="0"/>
+                          <w:sz w:val="21"/>
+                          <w:szCs w:val="21"/>
+                          <w14:ligatures w14:val="none"/>
+                        </w:rPr>
+                        <w:t>cart_item.item_price</w:t>
+                      </w:r>
+                      <w:proofErr w:type="spellEnd"/>
+                      <w:r>
+                        <w:rPr>
+                          <w:rFonts w:ascii="Consolas" w:eastAsia="Times New Roman" w:hAnsi="Consolas" w:cs="Times New Roman"/>
+                          <w:color w:val="ABB2BF"/>
+                          <w:kern w:val="0"/>
+                          <w:sz w:val="21"/>
+                          <w:szCs w:val="21"/>
+                          <w14:ligatures w14:val="none"/>
+                        </w:rPr>
+                        <w:t xml:space="preserve"> = </w:t>
+                      </w:r>
+                      <w:proofErr w:type="spellStart"/>
+                      <w:r>
+                        <w:rPr>
+                          <w:rFonts w:ascii="Consolas" w:eastAsia="Times New Roman" w:hAnsi="Consolas" w:cs="Times New Roman"/>
+                          <w:color w:val="ABB2BF"/>
+                          <w:kern w:val="0"/>
+                          <w:sz w:val="21"/>
+                          <w:szCs w:val="21"/>
+                          <w14:ligatures w14:val="none"/>
+                        </w:rPr>
+                        <w:t>item.item_price</w:t>
+                      </w:r>
+                      <w:proofErr w:type="spellEnd"/>
                     </w:p>
                     <w:p>
                       <w:pPr>
@@ -18730,7 +18268,31 @@
                           <w:szCs w:val="21"/>
                           <w14:ligatures w14:val="none"/>
                         </w:rPr>
-                        <w:t xml:space="preserve"> item.item_quantity </w:t>
+                        <w:t xml:space="preserve"> </w:t>
+                      </w:r>
+                      <w:proofErr w:type="spellStart"/>
+                      <w:r>
+                        <w:rPr>
+                          <w:rFonts w:ascii="Consolas" w:eastAsia="Times New Roman" w:hAnsi="Consolas" w:cs="Times New Roman"/>
+                          <w:color w:val="ABB2BF"/>
+                          <w:kern w:val="0"/>
+                          <w:sz w:val="21"/>
+                          <w:szCs w:val="21"/>
+                          <w14:ligatures w14:val="none"/>
+                        </w:rPr>
+                        <w:t>item.item_quantity</w:t>
+                      </w:r>
+                      <w:proofErr w:type="spellEnd"/>
+                      <w:r>
+                        <w:rPr>
+                          <w:rFonts w:ascii="Consolas" w:eastAsia="Times New Roman" w:hAnsi="Consolas" w:cs="Times New Roman"/>
+                          <w:color w:val="ABB2BF"/>
+                          <w:kern w:val="0"/>
+                          <w:sz w:val="21"/>
+                          <w:szCs w:val="21"/>
+                          <w14:ligatures w14:val="none"/>
+                        </w:rPr>
+                        <w:t xml:space="preserve"> </w:t>
                       </w:r>
                       <w:r>
                         <w:rPr>
@@ -18799,8 +18361,45 @@
                           <w:szCs w:val="21"/>
                           <w14:ligatures w14:val="none"/>
                         </w:rPr>
-                        <w:t>                    cart_item.item_quantity = item.item_quantity</w:t>
-                      </w:r>
+                        <w:t xml:space="preserve">                    </w:t>
+                      </w:r>
+                      <w:proofErr w:type="spellStart"/>
+                      <w:r>
+                        <w:rPr>
+                          <w:rFonts w:ascii="Consolas" w:eastAsia="Times New Roman" w:hAnsi="Consolas" w:cs="Times New Roman"/>
+                          <w:color w:val="ABB2BF"/>
+                          <w:kern w:val="0"/>
+                          <w:sz w:val="21"/>
+                          <w:szCs w:val="21"/>
+                          <w14:ligatures w14:val="none"/>
+                        </w:rPr>
+                        <w:t>cart_item.item_quantity</w:t>
+                      </w:r>
+                      <w:proofErr w:type="spellEnd"/>
+                      <w:r>
+                        <w:rPr>
+                          <w:rFonts w:ascii="Consolas" w:eastAsia="Times New Roman" w:hAnsi="Consolas" w:cs="Times New Roman"/>
+                          <w:color w:val="ABB2BF"/>
+                          <w:kern w:val="0"/>
+                          <w:sz w:val="21"/>
+                          <w:szCs w:val="21"/>
+                          <w14:ligatures w14:val="none"/>
+                        </w:rPr>
+                        <w:t xml:space="preserve"> = </w:t>
+                      </w:r>
+                      <w:proofErr w:type="spellStart"/>
+                      <w:r>
+                        <w:rPr>
+                          <w:rFonts w:ascii="Consolas" w:eastAsia="Times New Roman" w:hAnsi="Consolas" w:cs="Times New Roman"/>
+                          <w:color w:val="ABB2BF"/>
+                          <w:kern w:val="0"/>
+                          <w:sz w:val="21"/>
+                          <w:szCs w:val="21"/>
+                          <w14:ligatures w14:val="none"/>
+                        </w:rPr>
+                        <w:t>item.item_quantity</w:t>
+                      </w:r>
+                      <w:proofErr w:type="spellEnd"/>
                     </w:p>
                     <w:p>
                       <w:pPr>
@@ -18967,6 +18566,7 @@
                         </w:rPr>
                         <w:t xml:space="preserve"> </w:t>
                       </w:r>
+                      <w:proofErr w:type="spellStart"/>
                       <w:r>
                         <w:rPr>
                           <w:rFonts w:ascii="Consolas" w:eastAsia="Times New Roman" w:hAnsi="Consolas" w:cs="Times New Roman"/>
@@ -18978,6 +18578,7 @@
                         </w:rPr>
                         <w:t>get_num_items_in_cart</w:t>
                       </w:r>
+                      <w:proofErr w:type="spellEnd"/>
                       <w:r>
                         <w:rPr>
                           <w:rFonts w:ascii="Consolas" w:eastAsia="Times New Roman" w:hAnsi="Consolas" w:cs="Times New Roman"/>
@@ -19072,7 +18673,31 @@
                           <w:szCs w:val="21"/>
                           <w14:ligatures w14:val="none"/>
                         </w:rPr>
-                        <w:t xml:space="preserve">        total_quantity = </w:t>
+                        <w:t xml:space="preserve">        </w:t>
+                      </w:r>
+                      <w:proofErr w:type="spellStart"/>
+                      <w:r>
+                        <w:rPr>
+                          <w:rFonts w:ascii="Consolas" w:eastAsia="Times New Roman" w:hAnsi="Consolas" w:cs="Times New Roman"/>
+                          <w:color w:val="ABB2BF"/>
+                          <w:kern w:val="0"/>
+                          <w:sz w:val="21"/>
+                          <w:szCs w:val="21"/>
+                          <w14:ligatures w14:val="none"/>
+                        </w:rPr>
+                        <w:t>total_quantity</w:t>
+                      </w:r>
+                      <w:proofErr w:type="spellEnd"/>
+                      <w:r>
+                        <w:rPr>
+                          <w:rFonts w:ascii="Consolas" w:eastAsia="Times New Roman" w:hAnsi="Consolas" w:cs="Times New Roman"/>
+                          <w:color w:val="ABB2BF"/>
+                          <w:kern w:val="0"/>
+                          <w:sz w:val="21"/>
+                          <w:szCs w:val="21"/>
+                          <w14:ligatures w14:val="none"/>
+                        </w:rPr>
+                        <w:t xml:space="preserve"> = </w:t>
                       </w:r>
                       <w:r>
                         <w:rPr>
@@ -19154,6 +18779,7 @@
                         </w:rPr>
                         <w:t xml:space="preserve"> </w:t>
                       </w:r>
+                      <w:proofErr w:type="spellStart"/>
                       <w:r>
                         <w:rPr>
                           <w:rFonts w:ascii="Consolas" w:eastAsia="Times New Roman" w:hAnsi="Consolas" w:cs="Times New Roman"/>
@@ -19174,7 +18800,19 @@
                           <w:szCs w:val="21"/>
                           <w14:ligatures w14:val="none"/>
                         </w:rPr>
-                        <w:t>.cart_items:</w:t>
+                        <w:t>.cart_items</w:t>
+                      </w:r>
+                      <w:proofErr w:type="spellEnd"/>
+                      <w:r>
+                        <w:rPr>
+                          <w:rFonts w:ascii="Consolas" w:eastAsia="Times New Roman" w:hAnsi="Consolas" w:cs="Times New Roman"/>
+                          <w:color w:val="ABB2BF"/>
+                          <w:kern w:val="0"/>
+                          <w:sz w:val="21"/>
+                          <w:szCs w:val="21"/>
+                          <w14:ligatures w14:val="none"/>
+                        </w:rPr>
+                        <w:t>:</w:t>
                       </w:r>
                     </w:p>
                     <w:p>
@@ -19199,8 +18837,45 @@
                           <w:szCs w:val="21"/>
                           <w14:ligatures w14:val="none"/>
                         </w:rPr>
-                        <w:t>            total_quantity += item.item_quantity</w:t>
-                      </w:r>
+                        <w:t xml:space="preserve">            </w:t>
+                      </w:r>
+                      <w:proofErr w:type="spellStart"/>
+                      <w:r>
+                        <w:rPr>
+                          <w:rFonts w:ascii="Consolas" w:eastAsia="Times New Roman" w:hAnsi="Consolas" w:cs="Times New Roman"/>
+                          <w:color w:val="ABB2BF"/>
+                          <w:kern w:val="0"/>
+                          <w:sz w:val="21"/>
+                          <w:szCs w:val="21"/>
+                          <w14:ligatures w14:val="none"/>
+                        </w:rPr>
+                        <w:t>total_quantity</w:t>
+                      </w:r>
+                      <w:proofErr w:type="spellEnd"/>
+                      <w:r>
+                        <w:rPr>
+                          <w:rFonts w:ascii="Consolas" w:eastAsia="Times New Roman" w:hAnsi="Consolas" w:cs="Times New Roman"/>
+                          <w:color w:val="ABB2BF"/>
+                          <w:kern w:val="0"/>
+                          <w:sz w:val="21"/>
+                          <w:szCs w:val="21"/>
+                          <w14:ligatures w14:val="none"/>
+                        </w:rPr>
+                        <w:t xml:space="preserve"> += </w:t>
+                      </w:r>
+                      <w:proofErr w:type="spellStart"/>
+                      <w:r>
+                        <w:rPr>
+                          <w:rFonts w:ascii="Consolas" w:eastAsia="Times New Roman" w:hAnsi="Consolas" w:cs="Times New Roman"/>
+                          <w:color w:val="ABB2BF"/>
+                          <w:kern w:val="0"/>
+                          <w:sz w:val="21"/>
+                          <w:szCs w:val="21"/>
+                          <w14:ligatures w14:val="none"/>
+                        </w:rPr>
+                        <w:t>item.item_quantity</w:t>
+                      </w:r>
+                      <w:proofErr w:type="spellEnd"/>
                     </w:p>
                     <w:p>
                       <w:pPr>
@@ -19246,8 +18921,21 @@
                           <w:szCs w:val="21"/>
                           <w14:ligatures w14:val="none"/>
                         </w:rPr>
-                        <w:t xml:space="preserve"> total_quantity</w:t>
-                      </w:r>
+                        <w:t xml:space="preserve"> </w:t>
+                      </w:r>
+                      <w:proofErr w:type="spellStart"/>
+                      <w:r>
+                        <w:rPr>
+                          <w:rFonts w:ascii="Consolas" w:eastAsia="Times New Roman" w:hAnsi="Consolas" w:cs="Times New Roman"/>
+                          <w:color w:val="ABB2BF"/>
+                          <w:kern w:val="0"/>
+                          <w:sz w:val="21"/>
+                          <w:szCs w:val="21"/>
+                          <w14:ligatures w14:val="none"/>
+                        </w:rPr>
+                        <w:t>total_quantity</w:t>
+                      </w:r>
+                      <w:proofErr w:type="spellEnd"/>
                     </w:p>
                     <w:p>
                       <w:pPr>
@@ -19309,6 +18997,7 @@
                         </w:rPr>
                         <w:t xml:space="preserve"> </w:t>
                       </w:r>
+                      <w:proofErr w:type="spellStart"/>
                       <w:r>
                         <w:rPr>
                           <w:rFonts w:ascii="Consolas" w:eastAsia="Times New Roman" w:hAnsi="Consolas" w:cs="Times New Roman"/>
@@ -19320,6 +19009,7 @@
                         </w:rPr>
                         <w:t>get_cost_of_cart</w:t>
                       </w:r>
+                      <w:proofErr w:type="spellEnd"/>
                       <w:r>
                         <w:rPr>
                           <w:rFonts w:ascii="Consolas" w:eastAsia="Times New Roman" w:hAnsi="Consolas" w:cs="Times New Roman"/>
@@ -19414,7 +19104,31 @@
                           <w:szCs w:val="21"/>
                           <w14:ligatures w14:val="none"/>
                         </w:rPr>
-                        <w:t xml:space="preserve">        total_cost = </w:t>
+                        <w:t xml:space="preserve">        </w:t>
+                      </w:r>
+                      <w:proofErr w:type="spellStart"/>
+                      <w:r>
+                        <w:rPr>
+                          <w:rFonts w:ascii="Consolas" w:eastAsia="Times New Roman" w:hAnsi="Consolas" w:cs="Times New Roman"/>
+                          <w:color w:val="ABB2BF"/>
+                          <w:kern w:val="0"/>
+                          <w:sz w:val="21"/>
+                          <w:szCs w:val="21"/>
+                          <w14:ligatures w14:val="none"/>
+                        </w:rPr>
+                        <w:t>total_cost</w:t>
+                      </w:r>
+                      <w:proofErr w:type="spellEnd"/>
+                      <w:r>
+                        <w:rPr>
+                          <w:rFonts w:ascii="Consolas" w:eastAsia="Times New Roman" w:hAnsi="Consolas" w:cs="Times New Roman"/>
+                          <w:color w:val="ABB2BF"/>
+                          <w:kern w:val="0"/>
+                          <w:sz w:val="21"/>
+                          <w:szCs w:val="21"/>
+                          <w14:ligatures w14:val="none"/>
+                        </w:rPr>
+                        <w:t xml:space="preserve"> = </w:t>
                       </w:r>
                       <w:r>
                         <w:rPr>
@@ -19496,6 +19210,7 @@
                         </w:rPr>
                         <w:t xml:space="preserve"> </w:t>
                       </w:r>
+                      <w:proofErr w:type="spellStart"/>
                       <w:r>
                         <w:rPr>
                           <w:rFonts w:ascii="Consolas" w:eastAsia="Times New Roman" w:hAnsi="Consolas" w:cs="Times New Roman"/>
@@ -19516,7 +19231,19 @@
                           <w:szCs w:val="21"/>
                           <w14:ligatures w14:val="none"/>
                         </w:rPr>
-                        <w:t>.cart_items:</w:t>
+                        <w:t>.cart_items</w:t>
+                      </w:r>
+                      <w:proofErr w:type="spellEnd"/>
+                      <w:r>
+                        <w:rPr>
+                          <w:rFonts w:ascii="Consolas" w:eastAsia="Times New Roman" w:hAnsi="Consolas" w:cs="Times New Roman"/>
+                          <w:color w:val="ABB2BF"/>
+                          <w:kern w:val="0"/>
+                          <w:sz w:val="21"/>
+                          <w:szCs w:val="21"/>
+                          <w14:ligatures w14:val="none"/>
+                        </w:rPr>
+                        <w:t>:</w:t>
                       </w:r>
                     </w:p>
                     <w:p>
@@ -19541,7 +19268,55 @@
                           <w:szCs w:val="21"/>
                           <w14:ligatures w14:val="none"/>
                         </w:rPr>
-                        <w:t xml:space="preserve">            total_cost += item.item_price </w:t>
+                        <w:t xml:space="preserve">            </w:t>
+                      </w:r>
+                      <w:proofErr w:type="spellStart"/>
+                      <w:r>
+                        <w:rPr>
+                          <w:rFonts w:ascii="Consolas" w:eastAsia="Times New Roman" w:hAnsi="Consolas" w:cs="Times New Roman"/>
+                          <w:color w:val="ABB2BF"/>
+                          <w:kern w:val="0"/>
+                          <w:sz w:val="21"/>
+                          <w:szCs w:val="21"/>
+                          <w14:ligatures w14:val="none"/>
+                        </w:rPr>
+                        <w:t>total_cost</w:t>
+                      </w:r>
+                      <w:proofErr w:type="spellEnd"/>
+                      <w:r>
+                        <w:rPr>
+                          <w:rFonts w:ascii="Consolas" w:eastAsia="Times New Roman" w:hAnsi="Consolas" w:cs="Times New Roman"/>
+                          <w:color w:val="ABB2BF"/>
+                          <w:kern w:val="0"/>
+                          <w:sz w:val="21"/>
+                          <w:szCs w:val="21"/>
+                          <w14:ligatures w14:val="none"/>
+                        </w:rPr>
+                        <w:t xml:space="preserve"> += </w:t>
+                      </w:r>
+                      <w:proofErr w:type="spellStart"/>
+                      <w:r>
+                        <w:rPr>
+                          <w:rFonts w:ascii="Consolas" w:eastAsia="Times New Roman" w:hAnsi="Consolas" w:cs="Times New Roman"/>
+                          <w:color w:val="ABB2BF"/>
+                          <w:kern w:val="0"/>
+                          <w:sz w:val="21"/>
+                          <w:szCs w:val="21"/>
+                          <w14:ligatures w14:val="none"/>
+                        </w:rPr>
+                        <w:t>item.item_price</w:t>
+                      </w:r>
+                      <w:proofErr w:type="spellEnd"/>
+                      <w:r>
+                        <w:rPr>
+                          <w:rFonts w:ascii="Consolas" w:eastAsia="Times New Roman" w:hAnsi="Consolas" w:cs="Times New Roman"/>
+                          <w:color w:val="ABB2BF"/>
+                          <w:kern w:val="0"/>
+                          <w:sz w:val="21"/>
+                          <w:szCs w:val="21"/>
+                          <w14:ligatures w14:val="none"/>
+                        </w:rPr>
+                        <w:t xml:space="preserve"> </w:t>
                       </w:r>
                       <w:r>
                         <w:rPr>
@@ -19563,8 +19338,21 @@
                           <w:szCs w:val="21"/>
                           <w14:ligatures w14:val="none"/>
                         </w:rPr>
-                        <w:t xml:space="preserve"> item.item_quantity</w:t>
-                      </w:r>
+                        <w:t xml:space="preserve"> </w:t>
+                      </w:r>
+                      <w:proofErr w:type="spellStart"/>
+                      <w:r>
+                        <w:rPr>
+                          <w:rFonts w:ascii="Consolas" w:eastAsia="Times New Roman" w:hAnsi="Consolas" w:cs="Times New Roman"/>
+                          <w:color w:val="ABB2BF"/>
+                          <w:kern w:val="0"/>
+                          <w:sz w:val="21"/>
+                          <w:szCs w:val="21"/>
+                          <w14:ligatures w14:val="none"/>
+                        </w:rPr>
+                        <w:t>item.item_quantity</w:t>
+                      </w:r>
+                      <w:proofErr w:type="spellEnd"/>
                     </w:p>
                     <w:p>
                       <w:pPr>
@@ -19610,8 +19398,21 @@
                           <w:szCs w:val="21"/>
                           <w14:ligatures w14:val="none"/>
                         </w:rPr>
-                        <w:t xml:space="preserve"> total_cost</w:t>
-                      </w:r>
+                        <w:t xml:space="preserve"> </w:t>
+                      </w:r>
+                      <w:proofErr w:type="spellStart"/>
+                      <w:r>
+                        <w:rPr>
+                          <w:rFonts w:ascii="Consolas" w:eastAsia="Times New Roman" w:hAnsi="Consolas" w:cs="Times New Roman"/>
+                          <w:color w:val="ABB2BF"/>
+                          <w:kern w:val="0"/>
+                          <w:sz w:val="21"/>
+                          <w:szCs w:val="21"/>
+                          <w14:ligatures w14:val="none"/>
+                        </w:rPr>
+                        <w:t>total_cost</w:t>
+                      </w:r>
+                      <w:proofErr w:type="spellEnd"/>
                     </w:p>
                     <w:p>
                       <w:pPr>
@@ -19715,6 +19516,7 @@
                         </w:rPr>
                         <w:t xml:space="preserve"> </w:t>
                       </w:r>
+                      <w:proofErr w:type="spellStart"/>
                       <w:r>
                         <w:rPr>
                           <w:rFonts w:ascii="Consolas" w:eastAsia="Times New Roman" w:hAnsi="Consolas" w:cs="Times New Roman"/>
@@ -19726,6 +19528,7 @@
                         </w:rPr>
                         <w:t>print_total</w:t>
                       </w:r>
+                      <w:proofErr w:type="spellEnd"/>
                       <w:r>
                         <w:rPr>
                           <w:rFonts w:ascii="Consolas" w:eastAsia="Times New Roman" w:hAnsi="Consolas" w:cs="Times New Roman"/>
@@ -19866,6 +19669,7 @@
                         </w:rPr>
                         <w:t>"{</w:t>
                       </w:r>
+                      <w:proofErr w:type="spellStart"/>
                       <w:r>
                         <w:rPr>
                           <w:rFonts w:ascii="Consolas" w:eastAsia="Times New Roman" w:hAnsi="Consolas" w:cs="Times New Roman"/>
@@ -19888,6 +19692,7 @@
                         </w:rPr>
                         <w:t>.customer_name</w:t>
                       </w:r>
+                      <w:proofErr w:type="spellEnd"/>
                       <w:r>
                         <w:rPr>
                           <w:rFonts w:ascii="Consolas" w:eastAsia="Times New Roman" w:hAnsi="Consolas" w:cs="Times New Roman"/>
@@ -19899,6 +19704,7 @@
                         </w:rPr>
                         <w:t>}'s Shopping Cart - {</w:t>
                       </w:r>
+                      <w:proofErr w:type="spellStart"/>
                       <w:r>
                         <w:rPr>
                           <w:rFonts w:ascii="Consolas" w:eastAsia="Times New Roman" w:hAnsi="Consolas" w:cs="Times New Roman"/>
@@ -19921,6 +19727,7 @@
                         </w:rPr>
                         <w:t>.current_date</w:t>
                       </w:r>
+                      <w:proofErr w:type="spellEnd"/>
                       <w:r>
                         <w:rPr>
                           <w:rFonts w:ascii="Consolas" w:eastAsia="Times New Roman" w:hAnsi="Consolas" w:cs="Times New Roman"/>
@@ -19990,6 +19797,7 @@
                         </w:rPr>
                         <w:t>(</w:t>
                       </w:r>
+                      <w:proofErr w:type="spellStart"/>
                       <w:r>
                         <w:rPr>
                           <w:rFonts w:ascii="Consolas" w:eastAsia="Times New Roman" w:hAnsi="Consolas" w:cs="Times New Roman"/>
@@ -20010,8 +19818,21 @@
                           <w:szCs w:val="21"/>
                           <w14:ligatures w14:val="none"/>
                         </w:rPr>
-                        <w:t>"Number of Items: {</w:t>
-                      </w:r>
+                        <w:t>"Number</w:t>
+                      </w:r>
+                      <w:proofErr w:type="spellEnd"/>
+                      <w:r>
+                        <w:rPr>
+                          <w:rFonts w:ascii="Consolas" w:eastAsia="Times New Roman" w:hAnsi="Consolas" w:cs="Times New Roman"/>
+                          <w:color w:val="92D69E"/>
+                          <w:kern w:val="0"/>
+                          <w:sz w:val="21"/>
+                          <w:szCs w:val="21"/>
+                          <w14:ligatures w14:val="none"/>
+                        </w:rPr>
+                        <w:t xml:space="preserve"> of Items: {</w:t>
+                      </w:r>
+                      <w:proofErr w:type="spellStart"/>
                       <w:r>
                         <w:rPr>
                           <w:rFonts w:ascii="Consolas" w:eastAsia="Times New Roman" w:hAnsi="Consolas" w:cs="Times New Roman"/>
@@ -20045,6 +19866,7 @@
                         </w:rPr>
                         <w:t>get_num_items_in_cart</w:t>
                       </w:r>
+                      <w:proofErr w:type="spellEnd"/>
                       <w:r>
                         <w:rPr>
                           <w:rFonts w:ascii="Consolas" w:eastAsia="Times New Roman" w:hAnsi="Consolas" w:cs="Times New Roman"/>
@@ -20139,6 +19961,7 @@
                         </w:rPr>
                         <w:t xml:space="preserve"> </w:t>
                       </w:r>
+                      <w:proofErr w:type="spellStart"/>
                       <w:r>
                         <w:rPr>
                           <w:rFonts w:ascii="Consolas" w:eastAsia="Times New Roman" w:hAnsi="Consolas" w:cs="Times New Roman"/>
@@ -20172,6 +19995,7 @@
                         </w:rPr>
                         <w:t>get_num_items_in_cart</w:t>
                       </w:r>
+                      <w:proofErr w:type="spellEnd"/>
                       <w:r>
                         <w:rPr>
                           <w:rFonts w:ascii="Consolas" w:eastAsia="Times New Roman" w:hAnsi="Consolas" w:cs="Times New Roman"/>
@@ -20294,7 +20118,19 @@
                           <w:szCs w:val="21"/>
                           <w14:ligatures w14:val="none"/>
                         </w:rPr>
-                        <w:t>\n</w:t>
+                        <w:t>\</w:t>
+                      </w:r>
+                      <w:proofErr w:type="spellStart"/>
+                      <w:r>
+                        <w:rPr>
+                          <w:rFonts w:ascii="Consolas" w:eastAsia="Times New Roman" w:hAnsi="Consolas" w:cs="Times New Roman"/>
+                          <w:color w:val="57B6C2"/>
+                          <w:kern w:val="0"/>
+                          <w:sz w:val="21"/>
+                          <w:szCs w:val="21"/>
+                          <w14:ligatures w14:val="none"/>
+                        </w:rPr>
+                        <w:t>n</w:t>
                       </w:r>
                       <w:r>
                         <w:rPr>
@@ -20305,7 +20141,19 @@
                           <w:szCs w:val="21"/>
                           <w14:ligatures w14:val="none"/>
                         </w:rPr>
-                        <w:t>SHOPPING CART IS EMPTY"</w:t>
+                        <w:t>SHOPPING</w:t>
+                      </w:r>
+                      <w:proofErr w:type="spellEnd"/>
+                      <w:r>
+                        <w:rPr>
+                          <w:rFonts w:ascii="Consolas" w:eastAsia="Times New Roman" w:hAnsi="Consolas" w:cs="Times New Roman"/>
+                          <w:color w:val="92D69E"/>
+                          <w:kern w:val="0"/>
+                          <w:sz w:val="21"/>
+                          <w:szCs w:val="21"/>
+                          <w14:ligatures w14:val="none"/>
+                        </w:rPr>
+                        <w:t xml:space="preserve"> CART IS EMPTY"</w:t>
                       </w:r>
                       <w:r>
                         <w:rPr>
@@ -20553,6 +20401,7 @@
                         </w:rPr>
                         <w:t xml:space="preserve"> </w:t>
                       </w:r>
+                      <w:proofErr w:type="spellStart"/>
                       <w:r>
                         <w:rPr>
                           <w:rFonts w:ascii="Consolas" w:eastAsia="Times New Roman" w:hAnsi="Consolas" w:cs="Times New Roman"/>
@@ -20573,7 +20422,19 @@
                           <w:szCs w:val="21"/>
                           <w14:ligatures w14:val="none"/>
                         </w:rPr>
-                        <w:t>.cart_items:</w:t>
+                        <w:t>.cart_items</w:t>
+                      </w:r>
+                      <w:proofErr w:type="spellEnd"/>
+                      <w:r>
+                        <w:rPr>
+                          <w:rFonts w:ascii="Consolas" w:eastAsia="Times New Roman" w:hAnsi="Consolas" w:cs="Times New Roman"/>
+                          <w:color w:val="ABB2BF"/>
+                          <w:kern w:val="0"/>
+                          <w:sz w:val="21"/>
+                          <w:szCs w:val="21"/>
+                          <w14:ligatures w14:val="none"/>
+                        </w:rPr>
+                        <w:t>:</w:t>
                       </w:r>
                     </w:p>
                     <w:p>
@@ -20598,7 +20459,19 @@
                           <w:szCs w:val="21"/>
                           <w14:ligatures w14:val="none"/>
                         </w:rPr>
-                        <w:t>            item.</w:t>
+                        <w:t xml:space="preserve">            </w:t>
+                      </w:r>
+                      <w:proofErr w:type="spellStart"/>
+                      <w:r>
+                        <w:rPr>
+                          <w:rFonts w:ascii="Consolas" w:eastAsia="Times New Roman" w:hAnsi="Consolas" w:cs="Times New Roman"/>
+                          <w:color w:val="ABB2BF"/>
+                          <w:kern w:val="0"/>
+                          <w:sz w:val="21"/>
+                          <w:szCs w:val="21"/>
+                          <w14:ligatures w14:val="none"/>
+                        </w:rPr>
+                        <w:t>item.</w:t>
                       </w:r>
                       <w:r>
                         <w:rPr>
@@ -20611,6 +20484,7 @@
                         </w:rPr>
                         <w:t>print_item_cost</w:t>
                       </w:r>
+                      <w:proofErr w:type="spellEnd"/>
                       <w:r>
                         <w:rPr>
                           <w:rFonts w:ascii="Consolas" w:eastAsia="Times New Roman" w:hAnsi="Consolas" w:cs="Times New Roman"/>
@@ -20700,7 +20574,19 @@
                           <w:szCs w:val="21"/>
                           <w14:ligatures w14:val="none"/>
                         </w:rPr>
-                        <w:t>\n</w:t>
+                        <w:t>\</w:t>
+                      </w:r>
+                      <w:proofErr w:type="spellStart"/>
+                      <w:r>
+                        <w:rPr>
+                          <w:rFonts w:ascii="Consolas" w:eastAsia="Times New Roman" w:hAnsi="Consolas" w:cs="Times New Roman"/>
+                          <w:color w:val="57B6C2"/>
+                          <w:kern w:val="0"/>
+                          <w:sz w:val="21"/>
+                          <w:szCs w:val="21"/>
+                          <w14:ligatures w14:val="none"/>
+                        </w:rPr>
+                        <w:t>n</w:t>
                       </w:r>
                       <w:r>
                         <w:rPr>
@@ -20711,8 +20597,21 @@
                           <w:szCs w:val="21"/>
                           <w14:ligatures w14:val="none"/>
                         </w:rPr>
-                        <w:t>Total: ${</w:t>
-                      </w:r>
+                        <w:t>Total</w:t>
+                      </w:r>
+                      <w:proofErr w:type="spellEnd"/>
+                      <w:r>
+                        <w:rPr>
+                          <w:rFonts w:ascii="Consolas" w:eastAsia="Times New Roman" w:hAnsi="Consolas" w:cs="Times New Roman"/>
+                          <w:color w:val="92D69E"/>
+                          <w:kern w:val="0"/>
+                          <w:sz w:val="21"/>
+                          <w:szCs w:val="21"/>
+                          <w14:ligatures w14:val="none"/>
+                        </w:rPr>
+                        <w:t>: ${</w:t>
+                      </w:r>
+                      <w:proofErr w:type="spellStart"/>
                       <w:r>
                         <w:rPr>
                           <w:rFonts w:ascii="Consolas" w:eastAsia="Times New Roman" w:hAnsi="Consolas" w:cs="Times New Roman"/>
@@ -20746,6 +20645,7 @@
                         </w:rPr>
                         <w:t>get_cost_of_cart</w:t>
                       </w:r>
+                      <w:proofErr w:type="spellEnd"/>
                       <w:r>
                         <w:rPr>
                           <w:rFonts w:ascii="Consolas" w:eastAsia="Times New Roman" w:hAnsi="Consolas" w:cs="Times New Roman"/>
@@ -20851,6 +20751,7 @@
                         </w:rPr>
                         <w:t xml:space="preserve"> </w:t>
                       </w:r>
+                      <w:proofErr w:type="spellStart"/>
                       <w:r>
                         <w:rPr>
                           <w:rFonts w:ascii="Consolas" w:eastAsia="Times New Roman" w:hAnsi="Consolas" w:cs="Times New Roman"/>
@@ -20862,6 +20763,7 @@
                         </w:rPr>
                         <w:t>print_descriptions</w:t>
                       </w:r>
+                      <w:proofErr w:type="spellEnd"/>
                       <w:r>
                         <w:rPr>
                           <w:rFonts w:ascii="Consolas" w:eastAsia="Times New Roman" w:hAnsi="Consolas" w:cs="Times New Roman"/>
@@ -21002,6 +20904,7 @@
                         </w:rPr>
                         <w:t>"{</w:t>
                       </w:r>
+                      <w:proofErr w:type="spellStart"/>
                       <w:r>
                         <w:rPr>
                           <w:rFonts w:ascii="Consolas" w:eastAsia="Times New Roman" w:hAnsi="Consolas" w:cs="Times New Roman"/>
@@ -21024,6 +20927,7 @@
                         </w:rPr>
                         <w:t>.customer_name</w:t>
                       </w:r>
+                      <w:proofErr w:type="spellEnd"/>
                       <w:r>
                         <w:rPr>
                           <w:rFonts w:ascii="Consolas" w:eastAsia="Times New Roman" w:hAnsi="Consolas" w:cs="Times New Roman"/>
@@ -21035,6 +20939,7 @@
                         </w:rPr>
                         <w:t>}'s Shopping Cart - {</w:t>
                       </w:r>
+                      <w:proofErr w:type="spellStart"/>
                       <w:r>
                         <w:rPr>
                           <w:rFonts w:ascii="Consolas" w:eastAsia="Times New Roman" w:hAnsi="Consolas" w:cs="Times New Roman"/>
@@ -21057,6 +20962,7 @@
                         </w:rPr>
                         <w:t>.current_date</w:t>
                       </w:r>
+                      <w:proofErr w:type="spellEnd"/>
                       <w:r>
                         <w:rPr>
                           <w:rFonts w:ascii="Consolas" w:eastAsia="Times New Roman" w:hAnsi="Consolas" w:cs="Times New Roman"/>
@@ -21217,6 +21123,7 @@
                         </w:rPr>
                         <w:t xml:space="preserve"> </w:t>
                       </w:r>
+                      <w:proofErr w:type="spellStart"/>
                       <w:r>
                         <w:rPr>
                           <w:rFonts w:ascii="Consolas" w:eastAsia="Times New Roman" w:hAnsi="Consolas" w:cs="Times New Roman"/>
@@ -21237,7 +21144,19 @@
                           <w:szCs w:val="21"/>
                           <w14:ligatures w14:val="none"/>
                         </w:rPr>
-                        <w:t>.cart_items:</w:t>
+                        <w:t>.cart_items</w:t>
+                      </w:r>
+                      <w:proofErr w:type="spellEnd"/>
+                      <w:r>
+                        <w:rPr>
+                          <w:rFonts w:ascii="Consolas" w:eastAsia="Times New Roman" w:hAnsi="Consolas" w:cs="Times New Roman"/>
+                          <w:color w:val="ABB2BF"/>
+                          <w:kern w:val="0"/>
+                          <w:sz w:val="21"/>
+                          <w:szCs w:val="21"/>
+                          <w14:ligatures w14:val="none"/>
+                        </w:rPr>
+                        <w:t>:</w:t>
                       </w:r>
                     </w:p>
                     <w:p>
@@ -21262,7 +21181,19 @@
                           <w:szCs w:val="21"/>
                           <w14:ligatures w14:val="none"/>
                         </w:rPr>
-                        <w:t>            item.</w:t>
+                        <w:t xml:space="preserve">            </w:t>
+                      </w:r>
+                      <w:proofErr w:type="spellStart"/>
+                      <w:r>
+                        <w:rPr>
+                          <w:rFonts w:ascii="Consolas" w:eastAsia="Times New Roman" w:hAnsi="Consolas" w:cs="Times New Roman"/>
+                          <w:color w:val="ABB2BF"/>
+                          <w:kern w:val="0"/>
+                          <w:sz w:val="21"/>
+                          <w:szCs w:val="21"/>
+                          <w14:ligatures w14:val="none"/>
+                        </w:rPr>
+                        <w:t>item.</w:t>
                       </w:r>
                       <w:r>
                         <w:rPr>
@@ -21275,6 +21206,7 @@
                         </w:rPr>
                         <w:t>print_item_description</w:t>
                       </w:r>
+                      <w:proofErr w:type="spellEnd"/>
                       <w:r>
                         <w:rPr>
                           <w:rFonts w:ascii="Consolas" w:eastAsia="Times New Roman" w:hAnsi="Consolas" w:cs="Times New Roman"/>
@@ -21336,6 +21268,7 @@
                         </w:rPr>
                         <w:t xml:space="preserve"> </w:t>
                       </w:r>
+                      <w:proofErr w:type="spellStart"/>
                       <w:r>
                         <w:rPr>
                           <w:rFonts w:ascii="Consolas" w:eastAsia="Times New Roman" w:hAnsi="Consolas" w:cs="Times New Roman"/>
@@ -21347,6 +21280,7 @@
                         </w:rPr>
                         <w:t>print_menu</w:t>
                       </w:r>
+                      <w:proofErr w:type="spellEnd"/>
                       <w:r>
                         <w:rPr>
                           <w:rFonts w:ascii="Consolas" w:eastAsia="Times New Roman" w:hAnsi="Consolas" w:cs="Times New Roman"/>
@@ -21382,6 +21316,7 @@
                         </w:rPr>
                         <w:t xml:space="preserve">: </w:t>
                       </w:r>
+                      <w:proofErr w:type="spellStart"/>
                       <w:r>
                         <w:rPr>
                           <w:rFonts w:ascii="Consolas" w:eastAsia="Times New Roman" w:hAnsi="Consolas" w:cs="Times New Roman"/>
@@ -21393,6 +21328,7 @@
                         </w:rPr>
                         <w:t>ShoppingCart</w:t>
                       </w:r>
+                      <w:proofErr w:type="spellEnd"/>
                       <w:r>
                         <w:rPr>
                           <w:rFonts w:ascii="Consolas" w:eastAsia="Times New Roman" w:hAnsi="Consolas" w:cs="Times New Roman"/>
@@ -21510,7 +21446,19 @@
                           <w:szCs w:val="21"/>
                           <w14:ligatures w14:val="none"/>
                         </w:rPr>
-                        <w:t>\n</w:t>
+                        <w:t>\</w:t>
+                      </w:r>
+                      <w:proofErr w:type="spellStart"/>
+                      <w:r>
+                        <w:rPr>
+                          <w:rFonts w:ascii="Consolas" w:eastAsia="Times New Roman" w:hAnsi="Consolas" w:cs="Times New Roman"/>
+                          <w:color w:val="57B6C2"/>
+                          <w:kern w:val="0"/>
+                          <w:sz w:val="21"/>
+                          <w:szCs w:val="21"/>
+                          <w14:ligatures w14:val="none"/>
+                        </w:rPr>
+                        <w:t>n</w:t>
                       </w:r>
                       <w:r>
                         <w:rPr>
@@ -21523,6 +21471,7 @@
                         </w:rPr>
                         <w:t>MENU</w:t>
                       </w:r>
+                      <w:proofErr w:type="spellEnd"/>
                       <w:r>
                         <w:rPr>
                           <w:rFonts w:ascii="Consolas" w:eastAsia="Times New Roman" w:hAnsi="Consolas" w:cs="Times New Roman"/>
@@ -21753,7 +21702,31 @@
                           <w:szCs w:val="21"/>
                           <w14:ligatures w14:val="none"/>
                         </w:rPr>
-                        <w:t>"i - Output items' descriptions</w:t>
+                        <w:t>"</w:t>
+                      </w:r>
+                      <w:proofErr w:type="spellStart"/>
+                      <w:r>
+                        <w:rPr>
+                          <w:rFonts w:ascii="Consolas" w:eastAsia="Times New Roman" w:hAnsi="Consolas" w:cs="Times New Roman"/>
+                          <w:color w:val="92D69E"/>
+                          <w:kern w:val="0"/>
+                          <w:sz w:val="21"/>
+                          <w:szCs w:val="21"/>
+                          <w14:ligatures w14:val="none"/>
+                        </w:rPr>
+                        <w:t>i</w:t>
+                      </w:r>
+                      <w:proofErr w:type="spellEnd"/>
+                      <w:r>
+                        <w:rPr>
+                          <w:rFonts w:ascii="Consolas" w:eastAsia="Times New Roman" w:hAnsi="Consolas" w:cs="Times New Roman"/>
+                          <w:color w:val="92D69E"/>
+                          <w:kern w:val="0"/>
+                          <w:sz w:val="21"/>
+                          <w:szCs w:val="21"/>
+                          <w14:ligatures w14:val="none"/>
+                        </w:rPr>
+                        <w:t xml:space="preserve"> - Output items' descriptions</w:t>
                       </w:r>
                       <w:r>
                         <w:rPr>
@@ -22388,7 +22361,19 @@
                           <w:szCs w:val="21"/>
                           <w14:ligatures w14:val="none"/>
                         </w:rPr>
-                        <w:t>\n</w:t>
+                        <w:t>\</w:t>
+                      </w:r>
+                      <w:proofErr w:type="spellStart"/>
+                      <w:r>
+                        <w:rPr>
+                          <w:rFonts w:ascii="Consolas" w:eastAsia="Times New Roman" w:hAnsi="Consolas" w:cs="Times New Roman"/>
+                          <w:color w:val="57B6C2"/>
+                          <w:kern w:val="0"/>
+                          <w:sz w:val="21"/>
+                          <w:szCs w:val="21"/>
+                          <w14:ligatures w14:val="none"/>
+                        </w:rPr>
+                        <w:t>n</w:t>
                       </w:r>
                       <w:r>
                         <w:rPr>
@@ -22399,7 +22384,19 @@
                           <w:szCs w:val="21"/>
                           <w14:ligatures w14:val="none"/>
                         </w:rPr>
-                        <w:t>ADD ITEM TO CART"</w:t>
+                        <w:t>ADD</w:t>
+                      </w:r>
+                      <w:proofErr w:type="spellEnd"/>
+                      <w:r>
+                        <w:rPr>
+                          <w:rFonts w:ascii="Consolas" w:eastAsia="Times New Roman" w:hAnsi="Consolas" w:cs="Times New Roman"/>
+                          <w:color w:val="92D69E"/>
+                          <w:kern w:val="0"/>
+                          <w:sz w:val="21"/>
+                          <w:szCs w:val="21"/>
+                          <w14:ligatures w14:val="none"/>
+                        </w:rPr>
+                        <w:t xml:space="preserve"> ITEM TO CART"</w:t>
                       </w:r>
                       <w:r>
                         <w:rPr>
@@ -22843,7 +22840,19 @@
                           <w:szCs w:val="21"/>
                           <w14:ligatures w14:val="none"/>
                         </w:rPr>
-                        <w:t>            cart.</w:t>
+                        <w:t xml:space="preserve">            </w:t>
+                      </w:r>
+                      <w:proofErr w:type="spellStart"/>
+                      <w:r>
+                        <w:rPr>
+                          <w:rFonts w:ascii="Consolas" w:eastAsia="Times New Roman" w:hAnsi="Consolas" w:cs="Times New Roman"/>
+                          <w:color w:val="ABB2BF"/>
+                          <w:kern w:val="0"/>
+                          <w:sz w:val="21"/>
+                          <w:szCs w:val="21"/>
+                          <w14:ligatures w14:val="none"/>
+                        </w:rPr>
+                        <w:t>cart.</w:t>
                       </w:r>
                       <w:r>
                         <w:rPr>
@@ -22856,6 +22865,7 @@
                         </w:rPr>
                         <w:t>add_item</w:t>
                       </w:r>
+                      <w:proofErr w:type="spellEnd"/>
                       <w:r>
                         <w:rPr>
                           <w:rFonts w:ascii="Consolas" w:eastAsia="Times New Roman" w:hAnsi="Consolas" w:cs="Times New Roman"/>
@@ -22867,6 +22877,7 @@
                         </w:rPr>
                         <w:t>(</w:t>
                       </w:r>
+                      <w:proofErr w:type="spellStart"/>
                       <w:r>
                         <w:rPr>
                           <w:rFonts w:ascii="Consolas" w:eastAsia="Times New Roman" w:hAnsi="Consolas" w:cs="Times New Roman"/>
@@ -22878,6 +22889,7 @@
                         </w:rPr>
                         <w:t>ItemToPurchase</w:t>
                       </w:r>
+                      <w:proofErr w:type="spellEnd"/>
                       <w:r>
                         <w:rPr>
                           <w:rFonts w:ascii="Consolas" w:eastAsia="Times New Roman" w:hAnsi="Consolas" w:cs="Times New Roman"/>
@@ -22914,6 +22926,7 @@
                         </w:rPr>
                         <w:t xml:space="preserve">        </w:t>
                       </w:r>
+                      <w:proofErr w:type="spellStart"/>
                       <w:r>
                         <w:rPr>
                           <w:rFonts w:ascii="Consolas" w:eastAsia="Times New Roman" w:hAnsi="Consolas" w:cs="Times New Roman"/>
@@ -22925,6 +22938,7 @@
                         </w:rPr>
                         <w:t>elif</w:t>
                       </w:r>
+                      <w:proofErr w:type="spellEnd"/>
                       <w:r>
                         <w:rPr>
                           <w:rFonts w:ascii="Consolas" w:eastAsia="Times New Roman" w:hAnsi="Consolas" w:cs="Times New Roman"/>
@@ -23047,7 +23061,19 @@
                           <w:szCs w:val="21"/>
                           <w14:ligatures w14:val="none"/>
                         </w:rPr>
-                        <w:t>\n</w:t>
+                        <w:t>\</w:t>
+                      </w:r>
+                      <w:proofErr w:type="spellStart"/>
+                      <w:r>
+                        <w:rPr>
+                          <w:rFonts w:ascii="Consolas" w:eastAsia="Times New Roman" w:hAnsi="Consolas" w:cs="Times New Roman"/>
+                          <w:color w:val="57B6C2"/>
+                          <w:kern w:val="0"/>
+                          <w:sz w:val="21"/>
+                          <w:szCs w:val="21"/>
+                          <w14:ligatures w14:val="none"/>
+                        </w:rPr>
+                        <w:t>n</w:t>
                       </w:r>
                       <w:r>
                         <w:rPr>
@@ -23058,7 +23084,19 @@
                           <w:szCs w:val="21"/>
                           <w14:ligatures w14:val="none"/>
                         </w:rPr>
-                        <w:t>REMOVE ITEM FROM CART"</w:t>
+                        <w:t>REMOVE</w:t>
+                      </w:r>
+                      <w:proofErr w:type="spellEnd"/>
+                      <w:r>
+                        <w:rPr>
+                          <w:rFonts w:ascii="Consolas" w:eastAsia="Times New Roman" w:hAnsi="Consolas" w:cs="Times New Roman"/>
+                          <w:color w:val="92D69E"/>
+                          <w:kern w:val="0"/>
+                          <w:sz w:val="21"/>
+                          <w:szCs w:val="21"/>
+                          <w14:ligatures w14:val="none"/>
+                        </w:rPr>
+                        <w:t xml:space="preserve"> ITEM FROM CART"</w:t>
                       </w:r>
                       <w:r>
                         <w:rPr>
@@ -23185,7 +23223,19 @@
                           <w:szCs w:val="21"/>
                           <w14:ligatures w14:val="none"/>
                         </w:rPr>
-                        <w:t>            cart.</w:t>
+                        <w:t xml:space="preserve">            </w:t>
+                      </w:r>
+                      <w:proofErr w:type="spellStart"/>
+                      <w:r>
+                        <w:rPr>
+                          <w:rFonts w:ascii="Consolas" w:eastAsia="Times New Roman" w:hAnsi="Consolas" w:cs="Times New Roman"/>
+                          <w:color w:val="ABB2BF"/>
+                          <w:kern w:val="0"/>
+                          <w:sz w:val="21"/>
+                          <w:szCs w:val="21"/>
+                          <w14:ligatures w14:val="none"/>
+                        </w:rPr>
+                        <w:t>cart.</w:t>
                       </w:r>
                       <w:r>
                         <w:rPr>
@@ -23198,6 +23248,7 @@
                         </w:rPr>
                         <w:t>remove_item</w:t>
                       </w:r>
+                      <w:proofErr w:type="spellEnd"/>
                       <w:r>
                         <w:rPr>
                           <w:rFonts w:ascii="Consolas" w:eastAsia="Times New Roman" w:hAnsi="Consolas" w:cs="Times New Roman"/>
@@ -23234,6 +23285,7 @@
                         </w:rPr>
                         <w:t xml:space="preserve">        </w:t>
                       </w:r>
+                      <w:proofErr w:type="spellStart"/>
                       <w:r>
                         <w:rPr>
                           <w:rFonts w:ascii="Consolas" w:eastAsia="Times New Roman" w:hAnsi="Consolas" w:cs="Times New Roman"/>
@@ -23245,6 +23297,7 @@
                         </w:rPr>
                         <w:t>elif</w:t>
                       </w:r>
+                      <w:proofErr w:type="spellEnd"/>
                       <w:r>
                         <w:rPr>
                           <w:rFonts w:ascii="Consolas" w:eastAsia="Times New Roman" w:hAnsi="Consolas" w:cs="Times New Roman"/>
@@ -23367,7 +23420,19 @@
                           <w:szCs w:val="21"/>
                           <w14:ligatures w14:val="none"/>
                         </w:rPr>
-                        <w:t>\n</w:t>
+                        <w:t>\</w:t>
+                      </w:r>
+                      <w:proofErr w:type="spellStart"/>
+                      <w:r>
+                        <w:rPr>
+                          <w:rFonts w:ascii="Consolas" w:eastAsia="Times New Roman" w:hAnsi="Consolas" w:cs="Times New Roman"/>
+                          <w:color w:val="57B6C2"/>
+                          <w:kern w:val="0"/>
+                          <w:sz w:val="21"/>
+                          <w:szCs w:val="21"/>
+                          <w14:ligatures w14:val="none"/>
+                        </w:rPr>
+                        <w:t>n</w:t>
                       </w:r>
                       <w:r>
                         <w:rPr>
@@ -23378,7 +23443,19 @@
                           <w:szCs w:val="21"/>
                           <w14:ligatures w14:val="none"/>
                         </w:rPr>
-                        <w:t>CHANGE ITEM QUANTITY"</w:t>
+                        <w:t>CHANGE</w:t>
+                      </w:r>
+                      <w:proofErr w:type="spellEnd"/>
+                      <w:r>
+                        <w:rPr>
+                          <w:rFonts w:ascii="Consolas" w:eastAsia="Times New Roman" w:hAnsi="Consolas" w:cs="Times New Roman"/>
+                          <w:color w:val="92D69E"/>
+                          <w:kern w:val="0"/>
+                          <w:sz w:val="21"/>
+                          <w:szCs w:val="21"/>
+                          <w14:ligatures w14:val="none"/>
+                        </w:rPr>
+                        <w:t xml:space="preserve"> ITEM QUANTITY"</w:t>
                       </w:r>
                       <w:r>
                         <w:rPr>
@@ -23618,7 +23695,19 @@
                           <w:szCs w:val="21"/>
                           <w14:ligatures w14:val="none"/>
                         </w:rPr>
-                        <w:t>            cart.</w:t>
+                        <w:t xml:space="preserve">            </w:t>
+                      </w:r>
+                      <w:proofErr w:type="spellStart"/>
+                      <w:r>
+                        <w:rPr>
+                          <w:rFonts w:ascii="Consolas" w:eastAsia="Times New Roman" w:hAnsi="Consolas" w:cs="Times New Roman"/>
+                          <w:color w:val="ABB2BF"/>
+                          <w:kern w:val="0"/>
+                          <w:sz w:val="21"/>
+                          <w:szCs w:val="21"/>
+                          <w14:ligatures w14:val="none"/>
+                        </w:rPr>
+                        <w:t>cart.</w:t>
                       </w:r>
                       <w:r>
                         <w:rPr>
@@ -23631,6 +23720,7 @@
                         </w:rPr>
                         <w:t>modify_item</w:t>
                       </w:r>
+                      <w:proofErr w:type="spellEnd"/>
                       <w:r>
                         <w:rPr>
                           <w:rFonts w:ascii="Consolas" w:eastAsia="Times New Roman" w:hAnsi="Consolas" w:cs="Times New Roman"/>
@@ -23642,6 +23732,7 @@
                         </w:rPr>
                         <w:t>(</w:t>
                       </w:r>
+                      <w:proofErr w:type="spellStart"/>
                       <w:r>
                         <w:rPr>
                           <w:rFonts w:ascii="Consolas" w:eastAsia="Times New Roman" w:hAnsi="Consolas" w:cs="Times New Roman"/>
@@ -23653,6 +23744,7 @@
                         </w:rPr>
                         <w:t>ItemToPurchase</w:t>
                       </w:r>
+                      <w:proofErr w:type="spellEnd"/>
                       <w:r>
                         <w:rPr>
                           <w:rFonts w:ascii="Consolas" w:eastAsia="Times New Roman" w:hAnsi="Consolas" w:cs="Times New Roman"/>
@@ -23664,6 +23756,7 @@
                         </w:rPr>
                         <w:t>(</w:t>
                       </w:r>
+                      <w:proofErr w:type="spellStart"/>
                       <w:r>
                         <w:rPr>
                           <w:rFonts w:ascii="Consolas" w:eastAsia="Times New Roman" w:hAnsi="Consolas" w:cs="Times New Roman"/>
@@ -23677,6 +23770,7 @@
                         </w:rPr>
                         <w:t>item_name</w:t>
                       </w:r>
+                      <w:proofErr w:type="spellEnd"/>
                       <w:r>
                         <w:rPr>
                           <w:rFonts w:ascii="Consolas" w:eastAsia="Times New Roman" w:hAnsi="Consolas" w:cs="Times New Roman"/>
@@ -23688,6 +23782,7 @@
                         </w:rPr>
                         <w:t xml:space="preserve">=name, </w:t>
                       </w:r>
+                      <w:proofErr w:type="spellStart"/>
                       <w:r>
                         <w:rPr>
                           <w:rFonts w:ascii="Consolas" w:eastAsia="Times New Roman" w:hAnsi="Consolas" w:cs="Times New Roman"/>
@@ -23701,6 +23796,7 @@
                         </w:rPr>
                         <w:t>item_quantity</w:t>
                       </w:r>
+                      <w:proofErr w:type="spellEnd"/>
                       <w:r>
                         <w:rPr>
                           <w:rFonts w:ascii="Consolas" w:eastAsia="Times New Roman" w:hAnsi="Consolas" w:cs="Times New Roman"/>
@@ -23737,6 +23833,7 @@
                         </w:rPr>
                         <w:t xml:space="preserve">        </w:t>
                       </w:r>
+                      <w:proofErr w:type="spellStart"/>
                       <w:r>
                         <w:rPr>
                           <w:rFonts w:ascii="Consolas" w:eastAsia="Times New Roman" w:hAnsi="Consolas" w:cs="Times New Roman"/>
@@ -23748,6 +23845,7 @@
                         </w:rPr>
                         <w:t>elif</w:t>
                       </w:r>
+                      <w:proofErr w:type="spellEnd"/>
                       <w:r>
                         <w:rPr>
                           <w:rFonts w:ascii="Consolas" w:eastAsia="Times New Roman" w:hAnsi="Consolas" w:cs="Times New Roman"/>
@@ -23790,7 +23888,31 @@
                           <w:szCs w:val="21"/>
                           <w14:ligatures w14:val="none"/>
                         </w:rPr>
-                        <w:t>"i"</w:t>
+                        <w:t>"</w:t>
+                      </w:r>
+                      <w:proofErr w:type="spellStart"/>
+                      <w:r>
+                        <w:rPr>
+                          <w:rFonts w:ascii="Consolas" w:eastAsia="Times New Roman" w:hAnsi="Consolas" w:cs="Times New Roman"/>
+                          <w:color w:val="92D69E"/>
+                          <w:kern w:val="0"/>
+                          <w:sz w:val="21"/>
+                          <w:szCs w:val="21"/>
+                          <w14:ligatures w14:val="none"/>
+                        </w:rPr>
+                        <w:t>i</w:t>
+                      </w:r>
+                      <w:proofErr w:type="spellEnd"/>
+                      <w:r>
+                        <w:rPr>
+                          <w:rFonts w:ascii="Consolas" w:eastAsia="Times New Roman" w:hAnsi="Consolas" w:cs="Times New Roman"/>
+                          <w:color w:val="92D69E"/>
+                          <w:kern w:val="0"/>
+                          <w:sz w:val="21"/>
+                          <w:szCs w:val="21"/>
+                          <w14:ligatures w14:val="none"/>
+                        </w:rPr>
+                        <w:t>"</w:t>
                       </w:r>
                       <w:r>
                         <w:rPr>
@@ -23870,7 +23992,19 @@
                           <w:szCs w:val="21"/>
                           <w14:ligatures w14:val="none"/>
                         </w:rPr>
-                        <w:t>\n</w:t>
+                        <w:t>\</w:t>
+                      </w:r>
+                      <w:proofErr w:type="spellStart"/>
+                      <w:r>
+                        <w:rPr>
+                          <w:rFonts w:ascii="Consolas" w:eastAsia="Times New Roman" w:hAnsi="Consolas" w:cs="Times New Roman"/>
+                          <w:color w:val="57B6C2"/>
+                          <w:kern w:val="0"/>
+                          <w:sz w:val="21"/>
+                          <w:szCs w:val="21"/>
+                          <w14:ligatures w14:val="none"/>
+                        </w:rPr>
+                        <w:t>n</w:t>
                       </w:r>
                       <w:r>
                         <w:rPr>
@@ -23881,7 +24015,19 @@
                           <w:szCs w:val="21"/>
                           <w14:ligatures w14:val="none"/>
                         </w:rPr>
-                        <w:t>OUTPUT ITEMS' DESCRIPTIONS"</w:t>
+                        <w:t>OUTPUT</w:t>
+                      </w:r>
+                      <w:proofErr w:type="spellEnd"/>
+                      <w:r>
+                        <w:rPr>
+                          <w:rFonts w:ascii="Consolas" w:eastAsia="Times New Roman" w:hAnsi="Consolas" w:cs="Times New Roman"/>
+                          <w:color w:val="92D69E"/>
+                          <w:kern w:val="0"/>
+                          <w:sz w:val="21"/>
+                          <w:szCs w:val="21"/>
+                          <w14:ligatures w14:val="none"/>
+                        </w:rPr>
+                        <w:t xml:space="preserve"> ITEMS' DESCRIPTIONS"</w:t>
                       </w:r>
                       <w:r>
                         <w:rPr>
@@ -23917,7 +24063,19 @@
                           <w:szCs w:val="21"/>
                           <w14:ligatures w14:val="none"/>
                         </w:rPr>
-                        <w:t>            cart.</w:t>
+                        <w:t xml:space="preserve">            </w:t>
+                      </w:r>
+                      <w:proofErr w:type="spellStart"/>
+                      <w:r>
+                        <w:rPr>
+                          <w:rFonts w:ascii="Consolas" w:eastAsia="Times New Roman" w:hAnsi="Consolas" w:cs="Times New Roman"/>
+                          <w:color w:val="ABB2BF"/>
+                          <w:kern w:val="0"/>
+                          <w:sz w:val="21"/>
+                          <w:szCs w:val="21"/>
+                          <w14:ligatures w14:val="none"/>
+                        </w:rPr>
+                        <w:t>cart.</w:t>
                       </w:r>
                       <w:r>
                         <w:rPr>
@@ -23930,6 +24088,7 @@
                         </w:rPr>
                         <w:t>print_descriptions</w:t>
                       </w:r>
+                      <w:proofErr w:type="spellEnd"/>
                       <w:r>
                         <w:rPr>
                           <w:rFonts w:ascii="Consolas" w:eastAsia="Times New Roman" w:hAnsi="Consolas" w:cs="Times New Roman"/>
@@ -23966,6 +24125,7 @@
                         </w:rPr>
                         <w:t xml:space="preserve">        </w:t>
                       </w:r>
+                      <w:proofErr w:type="spellStart"/>
                       <w:r>
                         <w:rPr>
                           <w:rFonts w:ascii="Consolas" w:eastAsia="Times New Roman" w:hAnsi="Consolas" w:cs="Times New Roman"/>
@@ -23977,6 +24137,7 @@
                         </w:rPr>
                         <w:t>elif</w:t>
                       </w:r>
+                      <w:proofErr w:type="spellEnd"/>
                       <w:r>
                         <w:rPr>
                           <w:rFonts w:ascii="Consolas" w:eastAsia="Times New Roman" w:hAnsi="Consolas" w:cs="Times New Roman"/>
@@ -24099,7 +24260,19 @@
                           <w:szCs w:val="21"/>
                           <w14:ligatures w14:val="none"/>
                         </w:rPr>
-                        <w:t>\n</w:t>
+                        <w:t>\</w:t>
+                      </w:r>
+                      <w:proofErr w:type="spellStart"/>
+                      <w:r>
+                        <w:rPr>
+                          <w:rFonts w:ascii="Consolas" w:eastAsia="Times New Roman" w:hAnsi="Consolas" w:cs="Times New Roman"/>
+                          <w:color w:val="57B6C2"/>
+                          <w:kern w:val="0"/>
+                          <w:sz w:val="21"/>
+                          <w:szCs w:val="21"/>
+                          <w14:ligatures w14:val="none"/>
+                        </w:rPr>
+                        <w:t>n</w:t>
                       </w:r>
                       <w:r>
                         <w:rPr>
@@ -24110,7 +24283,19 @@
                           <w:szCs w:val="21"/>
                           <w14:ligatures w14:val="none"/>
                         </w:rPr>
-                        <w:t>OUTPUT SHOPPING CART"</w:t>
+                        <w:t>OUTPUT</w:t>
+                      </w:r>
+                      <w:proofErr w:type="spellEnd"/>
+                      <w:r>
+                        <w:rPr>
+                          <w:rFonts w:ascii="Consolas" w:eastAsia="Times New Roman" w:hAnsi="Consolas" w:cs="Times New Roman"/>
+                          <w:color w:val="92D69E"/>
+                          <w:kern w:val="0"/>
+                          <w:sz w:val="21"/>
+                          <w:szCs w:val="21"/>
+                          <w14:ligatures w14:val="none"/>
+                        </w:rPr>
+                        <w:t xml:space="preserve"> SHOPPING CART"</w:t>
                       </w:r>
                       <w:r>
                         <w:rPr>
@@ -24146,7 +24331,19 @@
                           <w:szCs w:val="21"/>
                           <w14:ligatures w14:val="none"/>
                         </w:rPr>
-                        <w:t>            cart.</w:t>
+                        <w:t xml:space="preserve">            </w:t>
+                      </w:r>
+                      <w:proofErr w:type="spellStart"/>
+                      <w:r>
+                        <w:rPr>
+                          <w:rFonts w:ascii="Consolas" w:eastAsia="Times New Roman" w:hAnsi="Consolas" w:cs="Times New Roman"/>
+                          <w:color w:val="ABB2BF"/>
+                          <w:kern w:val="0"/>
+                          <w:sz w:val="21"/>
+                          <w:szCs w:val="21"/>
+                          <w14:ligatures w14:val="none"/>
+                        </w:rPr>
+                        <w:t>cart.</w:t>
                       </w:r>
                       <w:r>
                         <w:rPr>
@@ -24159,6 +24356,7 @@
                         </w:rPr>
                         <w:t>print_total</w:t>
                       </w:r>
+                      <w:proofErr w:type="spellEnd"/>
                       <w:r>
                         <w:rPr>
                           <w:rFonts w:ascii="Consolas" w:eastAsia="Times New Roman" w:hAnsi="Consolas" w:cs="Times New Roman"/>
@@ -24195,6 +24393,7 @@
                         </w:rPr>
                         <w:t xml:space="preserve">        </w:t>
                       </w:r>
+                      <w:proofErr w:type="spellStart"/>
                       <w:r>
                         <w:rPr>
                           <w:rFonts w:ascii="Consolas" w:eastAsia="Times New Roman" w:hAnsi="Consolas" w:cs="Times New Roman"/>
@@ -24206,6 +24405,7 @@
                         </w:rPr>
                         <w:t>elif</w:t>
                       </w:r>
+                      <w:proofErr w:type="spellEnd"/>
                       <w:r>
                         <w:rPr>
                           <w:rFonts w:ascii="Consolas" w:eastAsia="Times New Roman" w:hAnsi="Consolas" w:cs="Times New Roman"/>
@@ -24547,7 +24747,31 @@
                           <w:szCs w:val="21"/>
                           <w14:ligatures w14:val="none"/>
                         </w:rPr>
-                        <w:t xml:space="preserve">    customer_name = </w:t>
+                        <w:t xml:space="preserve">    </w:t>
+                      </w:r>
+                      <w:proofErr w:type="spellStart"/>
+                      <w:r>
+                        <w:rPr>
+                          <w:rFonts w:ascii="Consolas" w:eastAsia="Times New Roman" w:hAnsi="Consolas" w:cs="Times New Roman"/>
+                          <w:color w:val="ABB2BF"/>
+                          <w:kern w:val="0"/>
+                          <w:sz w:val="21"/>
+                          <w:szCs w:val="21"/>
+                          <w14:ligatures w14:val="none"/>
+                        </w:rPr>
+                        <w:t>customer_name</w:t>
+                      </w:r>
+                      <w:proofErr w:type="spellEnd"/>
+                      <w:r>
+                        <w:rPr>
+                          <w:rFonts w:ascii="Consolas" w:eastAsia="Times New Roman" w:hAnsi="Consolas" w:cs="Times New Roman"/>
+                          <w:color w:val="ABB2BF"/>
+                          <w:kern w:val="0"/>
+                          <w:sz w:val="21"/>
+                          <w:szCs w:val="21"/>
+                          <w14:ligatures w14:val="none"/>
+                        </w:rPr>
+                        <w:t xml:space="preserve"> = </w:t>
                       </w:r>
                       <w:r>
                         <w:rPr>
@@ -24638,7 +24862,31 @@
                           <w:szCs w:val="21"/>
                           <w14:ligatures w14:val="none"/>
                         </w:rPr>
-                        <w:t xml:space="preserve">    current_date = </w:t>
+                        <w:t xml:space="preserve">    </w:t>
+                      </w:r>
+                      <w:proofErr w:type="spellStart"/>
+                      <w:r>
+                        <w:rPr>
+                          <w:rFonts w:ascii="Consolas" w:eastAsia="Times New Roman" w:hAnsi="Consolas" w:cs="Times New Roman"/>
+                          <w:color w:val="ABB2BF"/>
+                          <w:kern w:val="0"/>
+                          <w:sz w:val="21"/>
+                          <w:szCs w:val="21"/>
+                          <w14:ligatures w14:val="none"/>
+                        </w:rPr>
+                        <w:t>current_date</w:t>
+                      </w:r>
+                      <w:proofErr w:type="spellEnd"/>
+                      <w:r>
+                        <w:rPr>
+                          <w:rFonts w:ascii="Consolas" w:eastAsia="Times New Roman" w:hAnsi="Consolas" w:cs="Times New Roman"/>
+                          <w:color w:val="ABB2BF"/>
+                          <w:kern w:val="0"/>
+                          <w:sz w:val="21"/>
+                          <w:szCs w:val="21"/>
+                          <w14:ligatures w14:val="none"/>
+                        </w:rPr>
+                        <w:t xml:space="preserve"> = </w:t>
                       </w:r>
                       <w:r>
                         <w:rPr>
@@ -24798,7 +25046,19 @@
                           <w:szCs w:val="21"/>
                           <w14:ligatures w14:val="none"/>
                         </w:rPr>
-                        <w:t>\n</w:t>
+                        <w:t>\</w:t>
+                      </w:r>
+                      <w:proofErr w:type="spellStart"/>
+                      <w:r>
+                        <w:rPr>
+                          <w:rFonts w:ascii="Consolas" w:eastAsia="Times New Roman" w:hAnsi="Consolas" w:cs="Times New Roman"/>
+                          <w:color w:val="57B6C2"/>
+                          <w:kern w:val="0"/>
+                          <w:sz w:val="21"/>
+                          <w:szCs w:val="21"/>
+                          <w14:ligatures w14:val="none"/>
+                        </w:rPr>
+                        <w:t>n</w:t>
                       </w:r>
                       <w:r>
                         <w:rPr>
@@ -24809,8 +25069,21 @@
                           <w:szCs w:val="21"/>
                           <w14:ligatures w14:val="none"/>
                         </w:rPr>
-                        <w:t>Customer name: {</w:t>
-                      </w:r>
+                        <w:t>Customer</w:t>
+                      </w:r>
+                      <w:proofErr w:type="spellEnd"/>
+                      <w:r>
+                        <w:rPr>
+                          <w:rFonts w:ascii="Consolas" w:eastAsia="Times New Roman" w:hAnsi="Consolas" w:cs="Times New Roman"/>
+                          <w:color w:val="92D69E"/>
+                          <w:kern w:val="0"/>
+                          <w:sz w:val="21"/>
+                          <w:szCs w:val="21"/>
+                          <w14:ligatures w14:val="none"/>
+                        </w:rPr>
+                        <w:t xml:space="preserve"> name: {</w:t>
+                      </w:r>
+                      <w:proofErr w:type="spellStart"/>
                       <w:r>
                         <w:rPr>
                           <w:rFonts w:ascii="Consolas" w:eastAsia="Times New Roman" w:hAnsi="Consolas" w:cs="Times New Roman"/>
@@ -24822,6 +25095,7 @@
                         </w:rPr>
                         <w:t>customer_name</w:t>
                       </w:r>
+                      <w:proofErr w:type="spellEnd"/>
                       <w:r>
                         <w:rPr>
                           <w:rFonts w:ascii="Consolas" w:eastAsia="Times New Roman" w:hAnsi="Consolas" w:cs="Times New Roman"/>
@@ -24891,6 +25165,7 @@
                         </w:rPr>
                         <w:t>(</w:t>
                       </w:r>
+                      <w:proofErr w:type="spellStart"/>
                       <w:r>
                         <w:rPr>
                           <w:rFonts w:ascii="Consolas" w:eastAsia="Times New Roman" w:hAnsi="Consolas" w:cs="Times New Roman"/>
@@ -24911,8 +25186,21 @@
                           <w:szCs w:val="21"/>
                           <w14:ligatures w14:val="none"/>
                         </w:rPr>
-                        <w:t>"Today's date: {</w:t>
-                      </w:r>
+                        <w:t>"Today's</w:t>
+                      </w:r>
+                      <w:proofErr w:type="spellEnd"/>
+                      <w:r>
+                        <w:rPr>
+                          <w:rFonts w:ascii="Consolas" w:eastAsia="Times New Roman" w:hAnsi="Consolas" w:cs="Times New Roman"/>
+                          <w:color w:val="92D69E"/>
+                          <w:kern w:val="0"/>
+                          <w:sz w:val="21"/>
+                          <w:szCs w:val="21"/>
+                          <w14:ligatures w14:val="none"/>
+                        </w:rPr>
+                        <w:t xml:space="preserve"> date: {</w:t>
+                      </w:r>
+                      <w:proofErr w:type="spellStart"/>
                       <w:r>
                         <w:rPr>
                           <w:rFonts w:ascii="Consolas" w:eastAsia="Times New Roman" w:hAnsi="Consolas" w:cs="Times New Roman"/>
@@ -24924,6 +25212,7 @@
                         </w:rPr>
                         <w:t>current_date</w:t>
                       </w:r>
+                      <w:proofErr w:type="spellEnd"/>
                       <w:r>
                         <w:rPr>
                           <w:rFonts w:ascii="Consolas" w:eastAsia="Times New Roman" w:hAnsi="Consolas" w:cs="Times New Roman"/>
@@ -24985,6 +25274,7 @@
                         </w:rPr>
                         <w:t xml:space="preserve">    cart = </w:t>
                       </w:r>
+                      <w:proofErr w:type="spellStart"/>
                       <w:r>
                         <w:rPr>
                           <w:rFonts w:ascii="Consolas" w:eastAsia="Times New Roman" w:hAnsi="Consolas" w:cs="Times New Roman"/>
@@ -24996,16 +25286,65 @@
                         </w:rPr>
                         <w:t>ShoppingCart</w:t>
                       </w:r>
-                      <w:r>
-                        <w:rPr>
-                          <w:rFonts w:ascii="Consolas" w:eastAsia="Times New Roman" w:hAnsi="Consolas" w:cs="Times New Roman"/>
-                          <w:color w:val="ABB2BF"/>
-                          <w:kern w:val="0"/>
-                          <w:sz w:val="21"/>
-                          <w:szCs w:val="21"/>
-                          <w14:ligatures w14:val="none"/>
-                        </w:rPr>
-                        <w:t>(customer_name, current_date)</w:t>
+                      <w:proofErr w:type="spellEnd"/>
+                      <w:r>
+                        <w:rPr>
+                          <w:rFonts w:ascii="Consolas" w:eastAsia="Times New Roman" w:hAnsi="Consolas" w:cs="Times New Roman"/>
+                          <w:color w:val="ABB2BF"/>
+                          <w:kern w:val="0"/>
+                          <w:sz w:val="21"/>
+                          <w:szCs w:val="21"/>
+                          <w14:ligatures w14:val="none"/>
+                        </w:rPr>
+                        <w:t>(</w:t>
+                      </w:r>
+                      <w:proofErr w:type="spellStart"/>
+                      <w:r>
+                        <w:rPr>
+                          <w:rFonts w:ascii="Consolas" w:eastAsia="Times New Roman" w:hAnsi="Consolas" w:cs="Times New Roman"/>
+                          <w:color w:val="ABB2BF"/>
+                          <w:kern w:val="0"/>
+                          <w:sz w:val="21"/>
+                          <w:szCs w:val="21"/>
+                          <w14:ligatures w14:val="none"/>
+                        </w:rPr>
+                        <w:t>customer_name</w:t>
+                      </w:r>
+                      <w:proofErr w:type="spellEnd"/>
+                      <w:r>
+                        <w:rPr>
+                          <w:rFonts w:ascii="Consolas" w:eastAsia="Times New Roman" w:hAnsi="Consolas" w:cs="Times New Roman"/>
+                          <w:color w:val="ABB2BF"/>
+                          <w:kern w:val="0"/>
+                          <w:sz w:val="21"/>
+                          <w:szCs w:val="21"/>
+                          <w14:ligatures w14:val="none"/>
+                        </w:rPr>
+                        <w:t xml:space="preserve">, </w:t>
+                      </w:r>
+                      <w:proofErr w:type="spellStart"/>
+                      <w:r>
+                        <w:rPr>
+                          <w:rFonts w:ascii="Consolas" w:eastAsia="Times New Roman" w:hAnsi="Consolas" w:cs="Times New Roman"/>
+                          <w:color w:val="ABB2BF"/>
+                          <w:kern w:val="0"/>
+                          <w:sz w:val="21"/>
+                          <w:szCs w:val="21"/>
+                          <w14:ligatures w14:val="none"/>
+                        </w:rPr>
+                        <w:t>current_date</w:t>
+                      </w:r>
+                      <w:proofErr w:type="spellEnd"/>
+                      <w:r>
+                        <w:rPr>
+                          <w:rFonts w:ascii="Consolas" w:eastAsia="Times New Roman" w:hAnsi="Consolas" w:cs="Times New Roman"/>
+                          <w:color w:val="ABB2BF"/>
+                          <w:kern w:val="0"/>
+                          <w:sz w:val="21"/>
+                          <w:szCs w:val="21"/>
+                          <w14:ligatures w14:val="none"/>
+                        </w:rPr>
+                        <w:t>)</w:t>
                       </w:r>
                     </w:p>
                     <w:p>
@@ -25032,6 +25371,7 @@
                         </w:rPr>
                         <w:t xml:space="preserve">    </w:t>
                       </w:r>
+                      <w:proofErr w:type="spellStart"/>
                       <w:r>
                         <w:rPr>
                           <w:rFonts w:ascii="Consolas" w:eastAsia="Times New Roman" w:hAnsi="Consolas" w:cs="Times New Roman"/>
@@ -25043,6 +25383,7 @@
                         </w:rPr>
                         <w:t>print_menu</w:t>
                       </w:r>
+                      <w:proofErr w:type="spellEnd"/>
                       <w:r>
                         <w:rPr>
                           <w:rFonts w:ascii="Consolas" w:eastAsia="Times New Roman" w:hAnsi="Consolas" w:cs="Times New Roman"/>
@@ -25381,46 +25722,49 @@
           <w:b/>
           <w:bCs/>
         </w:rPr>
-        <w:t xml:space="preserve">GitHub </w:t>
+        <w:t xml:space="preserve">GitHub Link : </w:t>
       </w:r>
-      <w:proofErr w:type="gramStart"/>
+      <w:hyperlink r:id="rId5" w:history="1">
+        <w:r>
+          <w:rPr>
+            <w:rStyle w:val="Hyperlink"/>
+            <w:b/>
+            <w:bCs/>
+          </w:rPr>
+          <w:t>Item</w:t>
+        </w:r>
+        <w:r>
+          <w:rPr>
+            <w:rStyle w:val="Hyperlink"/>
+            <w:b/>
+            <w:bCs/>
+          </w:rPr>
+          <w:t>ToPurchase.py</w:t>
+        </w:r>
+      </w:hyperlink>
       <w:r>
         <w:rPr>
           <w:b/>
           <w:bCs/>
         </w:rPr>
-        <w:t>Link :</w:t>
+        <w:t xml:space="preserve"> , </w:t>
       </w:r>
-      <w:proofErr w:type="gramEnd"/>
+      <w:hyperlink r:id="rId6" w:history="1">
+        <w:r>
+          <w:rPr>
+            <w:rStyle w:val="Hyperlink"/>
+            <w:b/>
+            <w:bCs/>
+          </w:rPr>
+          <w:t>ShoppingCart.py</w:t>
+        </w:r>
+      </w:hyperlink>
       <w:r>
         <w:rPr>
           <w:b/>
           <w:bCs/>
         </w:rPr>
         <w:t xml:space="preserve"> </w:t>
-      </w:r>
-      <w:proofErr w:type="gramStart"/>
-      <w:r>
-        <w:rPr>
-          <w:b/>
-          <w:bCs/>
-        </w:rPr>
-        <w:t>Item</w:t>
-      </w:r>
-      <w:r>
-        <w:rPr>
-          <w:b/>
-          <w:bCs/>
-        </w:rPr>
-        <w:t>ToPurchase.py ,</w:t>
-      </w:r>
-      <w:proofErr w:type="gramEnd"/>
-      <w:r>
-        <w:rPr>
-          <w:b/>
-          <w:bCs/>
-        </w:rPr>
-        <w:t xml:space="preserve"> ShoppingCart.py </w:t>
       </w:r>
     </w:p>
     <w:p>
@@ -25451,31 +25795,25 @@
           <w:b/>
           <w:bCs/>
         </w:rPr>
-        <w:t xml:space="preserve"> </w:t>
-      </w:r>
-      <w:proofErr w:type="gramStart"/>
-      <w:r>
-        <w:rPr>
-          <w:b/>
-          <w:bCs/>
-        </w:rPr>
-        <w:t>Module</w:t>
+        <w:t xml:space="preserve"> Module</w:t>
       </w:r>
       <w:r>
         <w:rPr>
           <w:b/>
           <w:bCs/>
         </w:rPr>
-        <w:t xml:space="preserve"> :</w:t>
+        <w:t xml:space="preserve"> : </w:t>
       </w:r>
-      <w:proofErr w:type="gramEnd"/>
-      <w:r>
-        <w:rPr>
-          <w:b/>
-          <w:bCs/>
-        </w:rPr>
-        <w:t xml:space="preserve"> Module-8</w:t>
-      </w:r>
+      <w:hyperlink r:id="rId7" w:history="1">
+        <w:r>
+          <w:rPr>
+            <w:rStyle w:val="Hyperlink"/>
+            <w:b/>
+            <w:bCs/>
+          </w:rPr>
+          <w:t>Module-8</w:t>
+        </w:r>
+      </w:hyperlink>
     </w:p>
     <w:p/>
     <w:p/>
@@ -25524,7 +25862,7 @@
                     </pic:cNvPicPr>
                   </pic:nvPicPr>
                   <pic:blipFill>
-                    <a:blip r:embed="rId5">
+                    <a:blip r:embed="rId8">
                       <a:extLst>
                         <a:ext uri="{28A0092B-C50C-407E-A947-70E740481C1C}">
                           <a14:useLocalDpi xmlns:a14="http://schemas.microsoft.com/office/drawing/2010/main" val="0"/>
@@ -25582,7 +25920,7 @@
                     </pic:cNvPicPr>
                   </pic:nvPicPr>
                   <pic:blipFill>
-                    <a:blip r:embed="rId6">
+                    <a:blip r:embed="rId9">
                       <a:extLst>
                         <a:ext uri="{28A0092B-C50C-407E-A947-70E740481C1C}">
                           <a14:useLocalDpi xmlns:a14="http://schemas.microsoft.com/office/drawing/2010/main" val="0"/>
@@ -25639,7 +25977,7 @@
                     </pic:cNvPicPr>
                   </pic:nvPicPr>
                   <pic:blipFill>
-                    <a:blip r:embed="rId7">
+                    <a:blip r:embed="rId10">
                       <a:extLst>
                         <a:ext uri="{28A0092B-C50C-407E-A947-70E740481C1C}">
                           <a14:useLocalDpi xmlns:a14="http://schemas.microsoft.com/office/drawing/2010/main" val="0"/>
@@ -25693,7 +26031,7 @@
                     </pic:cNvPicPr>
                   </pic:nvPicPr>
                   <pic:blipFill>
-                    <a:blip r:embed="rId8">
+                    <a:blip r:embed="rId11">
                       <a:extLst>
                         <a:ext uri="{28A0092B-C50C-407E-A947-70E740481C1C}">
                           <a14:useLocalDpi xmlns:a14="http://schemas.microsoft.com/office/drawing/2010/main" val="0"/>
@@ -25747,7 +26085,7 @@
                     </pic:cNvPicPr>
                   </pic:nvPicPr>
                   <pic:blipFill>
-                    <a:blip r:embed="rId9">
+                    <a:blip r:embed="rId12">
                       <a:extLst>
                         <a:ext uri="{28A0092B-C50C-407E-A947-70E740481C1C}">
                           <a14:useLocalDpi xmlns:a14="http://schemas.microsoft.com/office/drawing/2010/main" val="0"/>
@@ -25784,7 +26122,7 @@
         </w:rPr>
         <w:lastRenderedPageBreak/>
         <w:drawing>
-          <wp:inline distT="0" distB="0" distL="0" distR="0" wp14:anchorId="7E13C27D" wp14:editId="75A723B2">
+          <wp:inline distT="0" distB="0" distL="0" distR="0" wp14:anchorId="7E13C27D" wp14:editId="3E9A5659">
             <wp:extent cx="6858000" cy="7404100"/>
             <wp:effectExtent l="0" t="0" r="0" b="6350"/>
             <wp:docPr id="2012128300" name="Picture 6" descr="A shopping cart interface with options to add, remove, change quantities, and view items, displaying a cart containing three items including a 'burger' with a new quantity of two.&#10;&#10;AI-generated content may be incorrect."/>
@@ -25801,7 +26139,7 @@
                     </pic:cNvPicPr>
                   </pic:nvPicPr>
                   <pic:blipFill>
-                    <a:blip r:embed="rId10" cstate="print">
+                    <a:blip r:embed="rId13" cstate="print">
                       <a:extLst>
                         <a:ext uri="{28A0092B-C50C-407E-A947-70E740481C1C}">
                           <a14:useLocalDpi xmlns:a14="http://schemas.microsoft.com/office/drawing/2010/main" val="0"/>
@@ -26771,6 +27109,29 @@
       <w:spacing w:val="5"/>
     </w:rPr>
   </w:style>
+  <w:style w:type="character" w:styleId="Hyperlink">
+    <w:name w:val="Hyperlink"/>
+    <w:basedOn w:val="DefaultParagraphFont"/>
+    <w:uiPriority w:val="99"/>
+    <w:unhideWhenUsed/>
+    <w:rsid w:val="007F67B3"/>
+    <w:rPr>
+      <w:color w:val="467886" w:themeColor="hyperlink"/>
+      <w:u w:val="single"/>
+    </w:rPr>
+  </w:style>
+  <w:style w:type="character" w:styleId="UnresolvedMention">
+    <w:name w:val="Unresolved Mention"/>
+    <w:basedOn w:val="DefaultParagraphFont"/>
+    <w:uiPriority w:val="99"/>
+    <w:semiHidden/>
+    <w:unhideWhenUsed/>
+    <w:rsid w:val="007F67B3"/>
+    <w:rPr>
+      <w:color w:val="605E5C"/>
+      <w:shd w:val="clear" w:color="auto" w:fill="E1DFDD"/>
+    </w:rPr>
+  </w:style>
 </w:styles>
 </file>
 
